--- a/docs/Sprawozdanie_Linia_Montazowa_LEGO.docx
+++ b/docs/Sprawozdanie_Linia_Montazowa_LEGO.docx
@@ -163,7 +163,7 @@
     </w:p>
     <w:p>
       <w:pPr>
-        <w:spacing w:after="700"/>
+        <w:spacing w:after="180"/>
         <w:jc w:val="center"/>
       </w:pPr>
       <w:r>
@@ -179,6 +179,69 @@
     </w:p>
     <w:p>
       <w:pPr>
+        <w:spacing w:after="40"/>
+        <w:jc w:val="center"/>
+        <w:rPr>
+          <w:color w:val="404040"/>
+          <w:sz w:val="21"/>
+          <w:szCs w:val="21"/>
+        </w:rPr>
+      </w:pPr>
+      <w:r>
+        <w:rPr>
+          <w:color w:val="404040"/>
+          <w:sz w:val="21"/>
+          <w:szCs w:val="21"/>
+        </w:rPr>
+        <w:t xml:space="preserve">Bartosz Zawłocki · Wojciech </w:t>
+      </w:r>
+      <w:proofErr w:type="spellStart"/>
+      <w:r>
+        <w:rPr>
+          <w:color w:val="404040"/>
+          <w:sz w:val="21"/>
+          <w:szCs w:val="21"/>
+        </w:rPr>
+        <w:t>Hapke</w:t>
+      </w:r>
+      <w:proofErr w:type="spellEnd"/>
+    </w:p>
+    <w:p>
+      <w:pPr>
+        <w:spacing w:after="40"/>
+        <w:jc w:val="center"/>
+      </w:pPr>
+    </w:p>
+    <w:p>
+      <w:pPr>
+        <w:spacing w:after="40"/>
+        <w:jc w:val="center"/>
+      </w:pPr>
+      <w:r>
+        <w:rPr>
+          <w:color w:val="808080"/>
+          <w:sz w:val="20"/>
+          <w:szCs w:val="20"/>
+        </w:rPr>
+        <w:t>Opiekun projektu</w:t>
+      </w:r>
+    </w:p>
+    <w:p>
+      <w:pPr>
+        <w:spacing w:after="460"/>
+        <w:jc w:val="center"/>
+      </w:pPr>
+      <w:r>
+        <w:rPr>
+          <w:b/>
+          <w:bCs/>
+          <w:color w:val="404040"/>
+        </w:rPr>
+        <w:t>dr hab. inż. Krzysztof Żywicki</w:t>
+      </w:r>
+    </w:p>
+    <w:p>
+      <w:pPr>
         <w:jc w:val="center"/>
       </w:pPr>
       <w:r>
@@ -194,7 +257,7 @@
         <w:pageBreakBefore/>
         <w:spacing w:after="240"/>
       </w:pPr>
-      <w:bookmarkStart w:id="0" w:name="_Toc239426621"/>
+      <w:bookmarkStart w:id="0" w:name="_Toc239444745"/>
       <w:r>
         <w:rPr>
           <w:b/>
@@ -209,7 +272,7 @@
     <w:sdt>
       <w:sdtPr>
         <w:alias w:val="Spis treści"/>
-        <w:id w:val="2055504569"/>
+        <w:id w:val="-1369438764"/>
       </w:sdtPr>
       <w:sdtContent>
         <w:p>
@@ -231,7 +294,7 @@
           <w:r>
             <w:fldChar w:fldCharType="separate"/>
           </w:r>
-          <w:hyperlink w:anchor="_Toc239426621" w:history="1">
+          <w:hyperlink w:anchor="_Toc239444745" w:history="1">
             <w:r>
               <w:rPr>
                 <w:rStyle w:val="Hipercze"/>
@@ -257,7 +320,7 @@
               <w:rPr>
                 <w:noProof/>
               </w:rPr>
-              <w:instrText xml:space="preserve"> PAGEREF _Toc239426621 \h </w:instrText>
+              <w:instrText xml:space="preserve"> PAGEREF _Toc239444745 \h </w:instrText>
             </w:r>
             <w:r>
               <w:rPr>
@@ -294,7 +357,7 @@
               <w:noProof/>
             </w:rPr>
           </w:pPr>
-          <w:hyperlink w:anchor="_Toc239426622" w:history="1">
+          <w:hyperlink w:anchor="_Toc239444746" w:history="1">
             <w:r>
               <w:rPr>
                 <w:rStyle w:val="Hipercze"/>
@@ -320,7 +383,7 @@
               <w:rPr>
                 <w:noProof/>
               </w:rPr>
-              <w:instrText xml:space="preserve"> PAGEREF _Toc239426622 \h </w:instrText>
+              <w:instrText xml:space="preserve"> PAGEREF _Toc239444746 \h </w:instrText>
             </w:r>
             <w:r>
               <w:rPr>
@@ -357,7 +420,7 @@
               <w:noProof/>
             </w:rPr>
           </w:pPr>
-          <w:hyperlink w:anchor="_Toc239426623" w:history="1">
+          <w:hyperlink w:anchor="_Toc239444747" w:history="1">
             <w:r>
               <w:rPr>
                 <w:rStyle w:val="Hipercze"/>
@@ -383,7 +446,7 @@
               <w:rPr>
                 <w:noProof/>
               </w:rPr>
-              <w:instrText xml:space="preserve"> PAGEREF _Toc239426623 \h </w:instrText>
+              <w:instrText xml:space="preserve"> PAGEREF _Toc239444747 \h </w:instrText>
             </w:r>
             <w:r>
               <w:rPr>
@@ -420,7 +483,7 @@
               <w:noProof/>
             </w:rPr>
           </w:pPr>
-          <w:hyperlink w:anchor="_Toc239426624" w:history="1">
+          <w:hyperlink w:anchor="_Toc239444748" w:history="1">
             <w:r>
               <w:rPr>
                 <w:rStyle w:val="Hipercze"/>
@@ -446,7 +509,7 @@
               <w:rPr>
                 <w:noProof/>
               </w:rPr>
-              <w:instrText xml:space="preserve"> PAGEREF _Toc239426624 \h </w:instrText>
+              <w:instrText xml:space="preserve"> PAGEREF _Toc239444748 \h </w:instrText>
             </w:r>
             <w:r>
               <w:rPr>
@@ -483,7 +546,7 @@
               <w:noProof/>
             </w:rPr>
           </w:pPr>
-          <w:hyperlink w:anchor="_Toc239426625" w:history="1">
+          <w:hyperlink w:anchor="_Toc239444749" w:history="1">
             <w:r>
               <w:rPr>
                 <w:rStyle w:val="Hipercze"/>
@@ -509,7 +572,7 @@
               <w:rPr>
                 <w:noProof/>
               </w:rPr>
-              <w:instrText xml:space="preserve"> PAGEREF _Toc239426625 \h </w:instrText>
+              <w:instrText xml:space="preserve"> PAGEREF _Toc239444749 \h </w:instrText>
             </w:r>
             <w:r>
               <w:rPr>
@@ -546,7 +609,7 @@
               <w:noProof/>
             </w:rPr>
           </w:pPr>
-          <w:hyperlink w:anchor="_Toc239426626" w:history="1">
+          <w:hyperlink w:anchor="_Toc239444750" w:history="1">
             <w:r>
               <w:rPr>
                 <w:rStyle w:val="Hipercze"/>
@@ -572,7 +635,7 @@
               <w:rPr>
                 <w:noProof/>
               </w:rPr>
-              <w:instrText xml:space="preserve"> PAGEREF _Toc239426626 \h </w:instrText>
+              <w:instrText xml:space="preserve"> PAGEREF _Toc239444750 \h </w:instrText>
             </w:r>
             <w:r>
               <w:rPr>
@@ -609,7 +672,7 @@
               <w:noProof/>
             </w:rPr>
           </w:pPr>
-          <w:hyperlink w:anchor="_Toc239426627" w:history="1">
+          <w:hyperlink w:anchor="_Toc239444751" w:history="1">
             <w:r>
               <w:rPr>
                 <w:rStyle w:val="Hipercze"/>
@@ -635,7 +698,7 @@
               <w:rPr>
                 <w:noProof/>
               </w:rPr>
-              <w:instrText xml:space="preserve"> PAGEREF _Toc239426627 \h </w:instrText>
+              <w:instrText xml:space="preserve"> PAGEREF _Toc239444751 \h </w:instrText>
             </w:r>
             <w:r>
               <w:rPr>
@@ -672,7 +735,7 @@
               <w:noProof/>
             </w:rPr>
           </w:pPr>
-          <w:hyperlink w:anchor="_Toc239426628" w:history="1">
+          <w:hyperlink w:anchor="_Toc239444752" w:history="1">
             <w:r>
               <w:rPr>
                 <w:rStyle w:val="Hipercze"/>
@@ -698,7 +761,7 @@
               <w:rPr>
                 <w:noProof/>
               </w:rPr>
-              <w:instrText xml:space="preserve"> PAGEREF _Toc239426628 \h </w:instrText>
+              <w:instrText xml:space="preserve"> PAGEREF _Toc239444752 \h </w:instrText>
             </w:r>
             <w:r>
               <w:rPr>
@@ -735,7 +798,7 @@
               <w:noProof/>
             </w:rPr>
           </w:pPr>
-          <w:hyperlink w:anchor="_Toc239426629" w:history="1">
+          <w:hyperlink w:anchor="_Toc239444753" w:history="1">
             <w:r>
               <w:rPr>
                 <w:rStyle w:val="Hipercze"/>
@@ -761,7 +824,7 @@
               <w:rPr>
                 <w:noProof/>
               </w:rPr>
-              <w:instrText xml:space="preserve"> PAGEREF _Toc239426629 \h </w:instrText>
+              <w:instrText xml:space="preserve"> PAGEREF _Toc239444753 \h </w:instrText>
             </w:r>
             <w:r>
               <w:rPr>
@@ -798,7 +861,7 @@
               <w:noProof/>
             </w:rPr>
           </w:pPr>
-          <w:hyperlink w:anchor="_Toc239426630" w:history="1">
+          <w:hyperlink w:anchor="_Toc239444754" w:history="1">
             <w:r>
               <w:rPr>
                 <w:rStyle w:val="Hipercze"/>
@@ -824,7 +887,7 @@
               <w:rPr>
                 <w:noProof/>
               </w:rPr>
-              <w:instrText xml:space="preserve"> PAGEREF _Toc239426630 \h </w:instrText>
+              <w:instrText xml:space="preserve"> PAGEREF _Toc239444754 \h </w:instrText>
             </w:r>
             <w:r>
               <w:rPr>
@@ -861,7 +924,7 @@
               <w:noProof/>
             </w:rPr>
           </w:pPr>
-          <w:hyperlink w:anchor="_Toc239426631" w:history="1">
+          <w:hyperlink w:anchor="_Toc239444755" w:history="1">
             <w:r>
               <w:rPr>
                 <w:rStyle w:val="Hipercze"/>
@@ -887,7 +950,7 @@
               <w:rPr>
                 <w:noProof/>
               </w:rPr>
-              <w:instrText xml:space="preserve"> PAGEREF _Toc239426631 \h </w:instrText>
+              <w:instrText xml:space="preserve"> PAGEREF _Toc239444755 \h </w:instrText>
             </w:r>
             <w:r>
               <w:rPr>
@@ -924,7 +987,7 @@
               <w:noProof/>
             </w:rPr>
           </w:pPr>
-          <w:hyperlink w:anchor="_Toc239426632" w:history="1">
+          <w:hyperlink w:anchor="_Toc239444756" w:history="1">
             <w:r>
               <w:rPr>
                 <w:rStyle w:val="Hipercze"/>
@@ -950,7 +1013,7 @@
               <w:rPr>
                 <w:noProof/>
               </w:rPr>
-              <w:instrText xml:space="preserve"> PAGEREF _Toc239426632 \h </w:instrText>
+              <w:instrText xml:space="preserve"> PAGEREF _Toc239444756 \h </w:instrText>
             </w:r>
             <w:r>
               <w:rPr>
@@ -987,7 +1050,7 @@
               <w:noProof/>
             </w:rPr>
           </w:pPr>
-          <w:hyperlink w:anchor="_Toc239426633" w:history="1">
+          <w:hyperlink w:anchor="_Toc239444757" w:history="1">
             <w:r>
               <w:rPr>
                 <w:rStyle w:val="Hipercze"/>
@@ -1013,7 +1076,7 @@
               <w:rPr>
                 <w:noProof/>
               </w:rPr>
-              <w:instrText xml:space="preserve"> PAGEREF _Toc239426633 \h </w:instrText>
+              <w:instrText xml:space="preserve"> PAGEREF _Toc239444757 \h </w:instrText>
             </w:r>
             <w:r>
               <w:rPr>
@@ -1050,7 +1113,7 @@
               <w:noProof/>
             </w:rPr>
           </w:pPr>
-          <w:hyperlink w:anchor="_Toc239426634" w:history="1">
+          <w:hyperlink w:anchor="_Toc239444758" w:history="1">
             <w:r>
               <w:rPr>
                 <w:rStyle w:val="Hipercze"/>
@@ -1076,7 +1139,7 @@
               <w:rPr>
                 <w:noProof/>
               </w:rPr>
-              <w:instrText xml:space="preserve"> PAGEREF _Toc239426634 \h </w:instrText>
+              <w:instrText xml:space="preserve"> PAGEREF _Toc239444758 \h </w:instrText>
             </w:r>
             <w:r>
               <w:rPr>
@@ -1113,7 +1176,7 @@
               <w:noProof/>
             </w:rPr>
           </w:pPr>
-          <w:hyperlink w:anchor="_Toc239426635" w:history="1">
+          <w:hyperlink w:anchor="_Toc239444759" w:history="1">
             <w:r>
               <w:rPr>
                 <w:rStyle w:val="Hipercze"/>
@@ -1139,7 +1202,7 @@
               <w:rPr>
                 <w:noProof/>
               </w:rPr>
-              <w:instrText xml:space="preserve"> PAGEREF _Toc239426635 \h </w:instrText>
+              <w:instrText xml:space="preserve"> PAGEREF _Toc239444759 \h </w:instrText>
             </w:r>
             <w:r>
               <w:rPr>
@@ -1176,7 +1239,7 @@
               <w:noProof/>
             </w:rPr>
           </w:pPr>
-          <w:hyperlink w:anchor="_Toc239426636" w:history="1">
+          <w:hyperlink w:anchor="_Toc239444760" w:history="1">
             <w:r>
               <w:rPr>
                 <w:rStyle w:val="Hipercze"/>
@@ -1202,7 +1265,7 @@
               <w:rPr>
                 <w:noProof/>
               </w:rPr>
-              <w:instrText xml:space="preserve"> PAGEREF _Toc239426636 \h </w:instrText>
+              <w:instrText xml:space="preserve"> PAGEREF _Toc239444760 \h </w:instrText>
             </w:r>
             <w:r>
               <w:rPr>
@@ -1239,7 +1302,7 @@
               <w:noProof/>
             </w:rPr>
           </w:pPr>
-          <w:hyperlink w:anchor="_Toc239426637" w:history="1">
+          <w:hyperlink w:anchor="_Toc239444761" w:history="1">
             <w:r>
               <w:rPr>
                 <w:rStyle w:val="Hipercze"/>
@@ -1265,7 +1328,7 @@
               <w:rPr>
                 <w:noProof/>
               </w:rPr>
-              <w:instrText xml:space="preserve"> PAGEREF _Toc239426637 \h </w:instrText>
+              <w:instrText xml:space="preserve"> PAGEREF _Toc239444761 \h </w:instrText>
             </w:r>
             <w:r>
               <w:rPr>
@@ -1302,7 +1365,7 @@
               <w:noProof/>
             </w:rPr>
           </w:pPr>
-          <w:hyperlink w:anchor="_Toc239426638" w:history="1">
+          <w:hyperlink w:anchor="_Toc239444762" w:history="1">
             <w:r>
               <w:rPr>
                 <w:rStyle w:val="Hipercze"/>
@@ -1328,7 +1391,7 @@
               <w:rPr>
                 <w:noProof/>
               </w:rPr>
-              <w:instrText xml:space="preserve"> PAGEREF _Toc239426638 \h </w:instrText>
+              <w:instrText xml:space="preserve"> PAGEREF _Toc239444762 \h </w:instrText>
             </w:r>
             <w:r>
               <w:rPr>
@@ -1365,7 +1428,7 @@
               <w:noProof/>
             </w:rPr>
           </w:pPr>
-          <w:hyperlink w:anchor="_Toc239426639" w:history="1">
+          <w:hyperlink w:anchor="_Toc239444763" w:history="1">
             <w:r>
               <w:rPr>
                 <w:rStyle w:val="Hipercze"/>
@@ -1391,7 +1454,7 @@
               <w:rPr>
                 <w:noProof/>
               </w:rPr>
-              <w:instrText xml:space="preserve"> PAGEREF _Toc239426639 \h </w:instrText>
+              <w:instrText xml:space="preserve"> PAGEREF _Toc239444763 \h </w:instrText>
             </w:r>
             <w:r>
               <w:rPr>
@@ -1428,7 +1491,7 @@
               <w:noProof/>
             </w:rPr>
           </w:pPr>
-          <w:hyperlink w:anchor="_Toc239426640" w:history="1">
+          <w:hyperlink w:anchor="_Toc239444764" w:history="1">
             <w:r>
               <w:rPr>
                 <w:rStyle w:val="Hipercze"/>
@@ -1454,7 +1517,7 @@
               <w:rPr>
                 <w:noProof/>
               </w:rPr>
-              <w:instrText xml:space="preserve"> PAGEREF _Toc239426640 \h </w:instrText>
+              <w:instrText xml:space="preserve"> PAGEREF _Toc239444764 \h </w:instrText>
             </w:r>
             <w:r>
               <w:rPr>
@@ -1491,7 +1554,7 @@
               <w:noProof/>
             </w:rPr>
           </w:pPr>
-          <w:hyperlink w:anchor="_Toc239426641" w:history="1">
+          <w:hyperlink w:anchor="_Toc239444765" w:history="1">
             <w:r>
               <w:rPr>
                 <w:rStyle w:val="Hipercze"/>
@@ -1517,7 +1580,7 @@
               <w:rPr>
                 <w:noProof/>
               </w:rPr>
-              <w:instrText xml:space="preserve"> PAGEREF _Toc239426641 \h </w:instrText>
+              <w:instrText xml:space="preserve"> PAGEREF _Toc239444765 \h </w:instrText>
             </w:r>
             <w:r>
               <w:rPr>
@@ -1554,7 +1617,7 @@
               <w:noProof/>
             </w:rPr>
           </w:pPr>
-          <w:hyperlink w:anchor="_Toc239426642" w:history="1">
+          <w:hyperlink w:anchor="_Toc239444766" w:history="1">
             <w:r>
               <w:rPr>
                 <w:rStyle w:val="Hipercze"/>
@@ -1580,7 +1643,7 @@
               <w:rPr>
                 <w:noProof/>
               </w:rPr>
-              <w:instrText xml:space="preserve"> PAGEREF _Toc239426642 \h </w:instrText>
+              <w:instrText xml:space="preserve"> PAGEREF _Toc239444766 \h </w:instrText>
             </w:r>
             <w:r>
               <w:rPr>
@@ -1617,7 +1680,7 @@
               <w:noProof/>
             </w:rPr>
           </w:pPr>
-          <w:hyperlink w:anchor="_Toc239426643" w:history="1">
+          <w:hyperlink w:anchor="_Toc239444767" w:history="1">
             <w:r>
               <w:rPr>
                 <w:rStyle w:val="Hipercze"/>
@@ -1643,7 +1706,7 @@
               <w:rPr>
                 <w:noProof/>
               </w:rPr>
-              <w:instrText xml:space="preserve"> PAGEREF _Toc239426643 \h </w:instrText>
+              <w:instrText xml:space="preserve"> PAGEREF _Toc239444767 \h </w:instrText>
             </w:r>
             <w:r>
               <w:rPr>
@@ -1680,7 +1743,7 @@
               <w:noProof/>
             </w:rPr>
           </w:pPr>
-          <w:hyperlink w:anchor="_Toc239426644" w:history="1">
+          <w:hyperlink w:anchor="_Toc239444768" w:history="1">
             <w:r>
               <w:rPr>
                 <w:rStyle w:val="Hipercze"/>
@@ -1706,7 +1769,7 @@
               <w:rPr>
                 <w:noProof/>
               </w:rPr>
-              <w:instrText xml:space="preserve"> PAGEREF _Toc239426644 \h </w:instrText>
+              <w:instrText xml:space="preserve"> PAGEREF _Toc239444768 \h </w:instrText>
             </w:r>
             <w:r>
               <w:rPr>
@@ -1743,7 +1806,7 @@
               <w:noProof/>
             </w:rPr>
           </w:pPr>
-          <w:hyperlink w:anchor="_Toc239426645" w:history="1">
+          <w:hyperlink w:anchor="_Toc239444769" w:history="1">
             <w:r>
               <w:rPr>
                 <w:rStyle w:val="Hipercze"/>
@@ -1769,7 +1832,7 @@
               <w:rPr>
                 <w:noProof/>
               </w:rPr>
-              <w:instrText xml:space="preserve"> PAGEREF _Toc239426645 \h </w:instrText>
+              <w:instrText xml:space="preserve"> PAGEREF _Toc239444769 \h </w:instrText>
             </w:r>
             <w:r>
               <w:rPr>
@@ -1806,7 +1869,7 @@
               <w:noProof/>
             </w:rPr>
           </w:pPr>
-          <w:hyperlink w:anchor="_Toc239426646" w:history="1">
+          <w:hyperlink w:anchor="_Toc239444770" w:history="1">
             <w:r>
               <w:rPr>
                 <w:rStyle w:val="Hipercze"/>
@@ -1832,7 +1895,7 @@
               <w:rPr>
                 <w:noProof/>
               </w:rPr>
-              <w:instrText xml:space="preserve"> PAGEREF _Toc239426646 \h </w:instrText>
+              <w:instrText xml:space="preserve"> PAGEREF _Toc239444770 \h </w:instrText>
             </w:r>
             <w:r>
               <w:rPr>
@@ -1869,7 +1932,7 @@
               <w:noProof/>
             </w:rPr>
           </w:pPr>
-          <w:hyperlink w:anchor="_Toc239426647" w:history="1">
+          <w:hyperlink w:anchor="_Toc239444771" w:history="1">
             <w:r>
               <w:rPr>
                 <w:rStyle w:val="Hipercze"/>
@@ -1895,7 +1958,7 @@
               <w:rPr>
                 <w:noProof/>
               </w:rPr>
-              <w:instrText xml:space="preserve"> PAGEREF _Toc239426647 \h </w:instrText>
+              <w:instrText xml:space="preserve"> PAGEREF _Toc239444771 \h </w:instrText>
             </w:r>
             <w:r>
               <w:rPr>
@@ -1932,7 +1995,7 @@
               <w:noProof/>
             </w:rPr>
           </w:pPr>
-          <w:hyperlink w:anchor="_Toc239426648" w:history="1">
+          <w:hyperlink w:anchor="_Toc239444772" w:history="1">
             <w:r>
               <w:rPr>
                 <w:rStyle w:val="Hipercze"/>
@@ -1958,7 +2021,7 @@
               <w:rPr>
                 <w:noProof/>
               </w:rPr>
-              <w:instrText xml:space="preserve"> PAGEREF _Toc239426648 \h </w:instrText>
+              <w:instrText xml:space="preserve"> PAGEREF _Toc239444772 \h </w:instrText>
             </w:r>
             <w:r>
               <w:rPr>
@@ -1995,7 +2058,7 @@
               <w:noProof/>
             </w:rPr>
           </w:pPr>
-          <w:hyperlink w:anchor="_Toc239426649" w:history="1">
+          <w:hyperlink w:anchor="_Toc239444773" w:history="1">
             <w:r>
               <w:rPr>
                 <w:rStyle w:val="Hipercze"/>
@@ -2021,7 +2084,7 @@
               <w:rPr>
                 <w:noProof/>
               </w:rPr>
-              <w:instrText xml:space="preserve"> PAGEREF _Toc239426649 \h </w:instrText>
+              <w:instrText xml:space="preserve"> PAGEREF _Toc239444773 \h </w:instrText>
             </w:r>
             <w:r>
               <w:rPr>
@@ -2058,7 +2121,7 @@
               <w:noProof/>
             </w:rPr>
           </w:pPr>
-          <w:hyperlink w:anchor="_Toc239426650" w:history="1">
+          <w:hyperlink w:anchor="_Toc239444774" w:history="1">
             <w:r>
               <w:rPr>
                 <w:rStyle w:val="Hipercze"/>
@@ -2084,7 +2147,7 @@
               <w:rPr>
                 <w:noProof/>
               </w:rPr>
-              <w:instrText xml:space="preserve"> PAGEREF _Toc239426650 \h </w:instrText>
+              <w:instrText xml:space="preserve"> PAGEREF _Toc239444774 \h </w:instrText>
             </w:r>
             <w:r>
               <w:rPr>
@@ -2121,7 +2184,7 @@
               <w:noProof/>
             </w:rPr>
           </w:pPr>
-          <w:hyperlink w:anchor="_Toc239426651" w:history="1">
+          <w:hyperlink w:anchor="_Toc239444775" w:history="1">
             <w:r>
               <w:rPr>
                 <w:rStyle w:val="Hipercze"/>
@@ -2147,7 +2210,7 @@
               <w:rPr>
                 <w:noProof/>
               </w:rPr>
-              <w:instrText xml:space="preserve"> PAGEREF _Toc239426651 \h </w:instrText>
+              <w:instrText xml:space="preserve"> PAGEREF _Toc239444775 \h </w:instrText>
             </w:r>
             <w:r>
               <w:rPr>
@@ -2184,7 +2247,7 @@
               <w:noProof/>
             </w:rPr>
           </w:pPr>
-          <w:hyperlink w:anchor="_Toc239426652" w:history="1">
+          <w:hyperlink w:anchor="_Toc239444776" w:history="1">
             <w:r>
               <w:rPr>
                 <w:rStyle w:val="Hipercze"/>
@@ -2210,7 +2273,7 @@
               <w:rPr>
                 <w:noProof/>
               </w:rPr>
-              <w:instrText xml:space="preserve"> PAGEREF _Toc239426652 \h </w:instrText>
+              <w:instrText xml:space="preserve"> PAGEREF _Toc239444776 \h </w:instrText>
             </w:r>
             <w:r>
               <w:rPr>
@@ -2247,7 +2310,7 @@
               <w:noProof/>
             </w:rPr>
           </w:pPr>
-          <w:hyperlink w:anchor="_Toc239426653" w:history="1">
+          <w:hyperlink w:anchor="_Toc239444777" w:history="1">
             <w:r>
               <w:rPr>
                 <w:rStyle w:val="Hipercze"/>
@@ -2273,7 +2336,7 @@
               <w:rPr>
                 <w:noProof/>
               </w:rPr>
-              <w:instrText xml:space="preserve"> PAGEREF _Toc239426653 \h </w:instrText>
+              <w:instrText xml:space="preserve"> PAGEREF _Toc239444777 \h </w:instrText>
             </w:r>
             <w:r>
               <w:rPr>
@@ -2310,7 +2373,7 @@
               <w:noProof/>
             </w:rPr>
           </w:pPr>
-          <w:hyperlink w:anchor="_Toc239426654" w:history="1">
+          <w:hyperlink w:anchor="_Toc239444778" w:history="1">
             <w:r>
               <w:rPr>
                 <w:rStyle w:val="Hipercze"/>
@@ -2336,7 +2399,7 @@
               <w:rPr>
                 <w:noProof/>
               </w:rPr>
-              <w:instrText xml:space="preserve"> PAGEREF _Toc239426654 \h </w:instrText>
+              <w:instrText xml:space="preserve"> PAGEREF _Toc239444778 \h </w:instrText>
             </w:r>
             <w:r>
               <w:rPr>
@@ -2373,7 +2436,7 @@
               <w:noProof/>
             </w:rPr>
           </w:pPr>
-          <w:hyperlink w:anchor="_Toc239426655" w:history="1">
+          <w:hyperlink w:anchor="_Toc239444779" w:history="1">
             <w:r>
               <w:rPr>
                 <w:rStyle w:val="Hipercze"/>
@@ -2399,7 +2462,7 @@
               <w:rPr>
                 <w:noProof/>
               </w:rPr>
-              <w:instrText xml:space="preserve"> PAGEREF _Toc239426655 \h </w:instrText>
+              <w:instrText xml:space="preserve"> PAGEREF _Toc239444779 \h </w:instrText>
             </w:r>
             <w:r>
               <w:rPr>
@@ -2436,7 +2499,7 @@
               <w:noProof/>
             </w:rPr>
           </w:pPr>
-          <w:hyperlink w:anchor="_Toc239426656" w:history="1">
+          <w:hyperlink w:anchor="_Toc239444780" w:history="1">
             <w:r>
               <w:rPr>
                 <w:rStyle w:val="Hipercze"/>
@@ -2462,7 +2525,7 @@
               <w:rPr>
                 <w:noProof/>
               </w:rPr>
-              <w:instrText xml:space="preserve"> PAGEREF _Toc239426656 \h </w:instrText>
+              <w:instrText xml:space="preserve"> PAGEREF _Toc239444780 \h </w:instrText>
             </w:r>
             <w:r>
               <w:rPr>
@@ -2499,7 +2562,7 @@
               <w:noProof/>
             </w:rPr>
           </w:pPr>
-          <w:hyperlink w:anchor="_Toc239426657" w:history="1">
+          <w:hyperlink w:anchor="_Toc239444781" w:history="1">
             <w:r>
               <w:rPr>
                 <w:rStyle w:val="Hipercze"/>
@@ -2525,7 +2588,7 @@
               <w:rPr>
                 <w:noProof/>
               </w:rPr>
-              <w:instrText xml:space="preserve"> PAGEREF _Toc239426657 \h </w:instrText>
+              <w:instrText xml:space="preserve"> PAGEREF _Toc239444781 \h </w:instrText>
             </w:r>
             <w:r>
               <w:rPr>
@@ -2562,7 +2625,7 @@
               <w:noProof/>
             </w:rPr>
           </w:pPr>
-          <w:hyperlink w:anchor="_Toc239426658" w:history="1">
+          <w:hyperlink w:anchor="_Toc239444782" w:history="1">
             <w:r>
               <w:rPr>
                 <w:rStyle w:val="Hipercze"/>
@@ -2588,7 +2651,7 @@
               <w:rPr>
                 <w:noProof/>
               </w:rPr>
-              <w:instrText xml:space="preserve"> PAGEREF _Toc239426658 \h </w:instrText>
+              <w:instrText xml:space="preserve"> PAGEREF _Toc239444782 \h </w:instrText>
             </w:r>
             <w:r>
               <w:rPr>
@@ -2625,7 +2688,7 @@
               <w:noProof/>
             </w:rPr>
           </w:pPr>
-          <w:hyperlink w:anchor="_Toc239426659" w:history="1">
+          <w:hyperlink w:anchor="_Toc239444783" w:history="1">
             <w:r>
               <w:rPr>
                 <w:rStyle w:val="Hipercze"/>
@@ -2651,7 +2714,7 @@
               <w:rPr>
                 <w:noProof/>
               </w:rPr>
-              <w:instrText xml:space="preserve"> PAGEREF _Toc239426659 \h </w:instrText>
+              <w:instrText xml:space="preserve"> PAGEREF _Toc239444783 \h </w:instrText>
             </w:r>
             <w:r>
               <w:rPr>
@@ -2688,7 +2751,7 @@
               <w:noProof/>
             </w:rPr>
           </w:pPr>
-          <w:hyperlink w:anchor="_Toc239426660" w:history="1">
+          <w:hyperlink w:anchor="_Toc239444784" w:history="1">
             <w:r>
               <w:rPr>
                 <w:rStyle w:val="Hipercze"/>
@@ -2714,7 +2777,7 @@
               <w:rPr>
                 <w:noProof/>
               </w:rPr>
-              <w:instrText xml:space="preserve"> PAGEREF _Toc239426660 \h </w:instrText>
+              <w:instrText xml:space="preserve"> PAGEREF _Toc239444784 \h </w:instrText>
             </w:r>
             <w:r>
               <w:rPr>
@@ -2751,7 +2814,7 @@
               <w:noProof/>
             </w:rPr>
           </w:pPr>
-          <w:hyperlink w:anchor="_Toc239426661" w:history="1">
+          <w:hyperlink w:anchor="_Toc239444785" w:history="1">
             <w:r>
               <w:rPr>
                 <w:rStyle w:val="Hipercze"/>
@@ -2777,7 +2840,7 @@
               <w:rPr>
                 <w:noProof/>
               </w:rPr>
-              <w:instrText xml:space="preserve"> PAGEREF _Toc239426661 \h </w:instrText>
+              <w:instrText xml:space="preserve"> PAGEREF _Toc239444785 \h </w:instrText>
             </w:r>
             <w:r>
               <w:rPr>
@@ -2814,7 +2877,7 @@
               <w:noProof/>
             </w:rPr>
           </w:pPr>
-          <w:hyperlink w:anchor="_Toc239426662" w:history="1">
+          <w:hyperlink w:anchor="_Toc239444786" w:history="1">
             <w:r>
               <w:rPr>
                 <w:rStyle w:val="Hipercze"/>
@@ -2840,7 +2903,7 @@
               <w:rPr>
                 <w:noProof/>
               </w:rPr>
-              <w:instrText xml:space="preserve"> PAGEREF _Toc239426662 \h </w:instrText>
+              <w:instrText xml:space="preserve"> PAGEREF _Toc239444786 \h </w:instrText>
             </w:r>
             <w:r>
               <w:rPr>
@@ -2877,7 +2940,7 @@
               <w:noProof/>
             </w:rPr>
           </w:pPr>
-          <w:hyperlink w:anchor="_Toc239426663" w:history="1">
+          <w:hyperlink w:anchor="_Toc239444787" w:history="1">
             <w:r>
               <w:rPr>
                 <w:rStyle w:val="Hipercze"/>
@@ -2903,7 +2966,7 @@
               <w:rPr>
                 <w:noProof/>
               </w:rPr>
-              <w:instrText xml:space="preserve"> PAGEREF _Toc239426663 \h </w:instrText>
+              <w:instrText xml:space="preserve"> PAGEREF _Toc239444787 \h </w:instrText>
             </w:r>
             <w:r>
               <w:rPr>
@@ -2940,7 +3003,7 @@
               <w:noProof/>
             </w:rPr>
           </w:pPr>
-          <w:hyperlink w:anchor="_Toc239426664" w:history="1">
+          <w:hyperlink w:anchor="_Toc239444788" w:history="1">
             <w:r>
               <w:rPr>
                 <w:rStyle w:val="Hipercze"/>
@@ -2966,7 +3029,7 @@
               <w:rPr>
                 <w:noProof/>
               </w:rPr>
-              <w:instrText xml:space="preserve"> PAGEREF _Toc239426664 \h </w:instrText>
+              <w:instrText xml:space="preserve"> PAGEREF _Toc239444788 \h </w:instrText>
             </w:r>
             <w:r>
               <w:rPr>
@@ -3003,7 +3066,7 @@
               <w:noProof/>
             </w:rPr>
           </w:pPr>
-          <w:hyperlink w:anchor="_Toc239426665" w:history="1">
+          <w:hyperlink w:anchor="_Toc239444789" w:history="1">
             <w:r>
               <w:rPr>
                 <w:rStyle w:val="Hipercze"/>
@@ -3029,7 +3092,133 @@
               <w:rPr>
                 <w:noProof/>
               </w:rPr>
-              <w:instrText xml:space="preserve"> PAGEREF _Toc239426665 \h </w:instrText>
+              <w:instrText xml:space="preserve"> PAGEREF _Toc239444789 \h </w:instrText>
+            </w:r>
+            <w:r>
+              <w:rPr>
+                <w:noProof/>
+              </w:rPr>
+            </w:r>
+            <w:r>
+              <w:rPr>
+                <w:noProof/>
+              </w:rPr>
+              <w:fldChar w:fldCharType="separate"/>
+            </w:r>
+            <w:r>
+              <w:rPr>
+                <w:noProof/>
+              </w:rPr>
+              <w:t>30</w:t>
+            </w:r>
+            <w:r>
+              <w:rPr>
+                <w:noProof/>
+              </w:rPr>
+              <w:fldChar w:fldCharType="end"/>
+            </w:r>
+          </w:hyperlink>
+        </w:p>
+        <w:p>
+          <w:pPr>
+            <w:pStyle w:val="Spistreci2"/>
+            <w:tabs>
+              <w:tab w:val="right" w:leader="dot" w:pos="9056"/>
+            </w:tabs>
+            <w:rPr>
+              <w:noProof/>
+            </w:rPr>
+          </w:pPr>
+          <w:hyperlink w:anchor="_Toc239444790" w:history="1">
+            <w:r>
+              <w:rPr>
+                <w:rStyle w:val="Hipercze"/>
+                <w:b/>
+                <w:bCs/>
+                <w:noProof/>
+              </w:rPr>
+              <w:t>10.1. Skład zespołu</w:t>
+            </w:r>
+            <w:r>
+              <w:rPr>
+                <w:noProof/>
+              </w:rPr>
+              <w:tab/>
+            </w:r>
+            <w:r>
+              <w:rPr>
+                <w:noProof/>
+              </w:rPr>
+              <w:fldChar w:fldCharType="begin"/>
+            </w:r>
+            <w:r>
+              <w:rPr>
+                <w:noProof/>
+              </w:rPr>
+              <w:instrText xml:space="preserve"> PAGEREF _Toc239444790 \h </w:instrText>
+            </w:r>
+            <w:r>
+              <w:rPr>
+                <w:noProof/>
+              </w:rPr>
+            </w:r>
+            <w:r>
+              <w:rPr>
+                <w:noProof/>
+              </w:rPr>
+              <w:fldChar w:fldCharType="separate"/>
+            </w:r>
+            <w:r>
+              <w:rPr>
+                <w:noProof/>
+              </w:rPr>
+              <w:t>30</w:t>
+            </w:r>
+            <w:r>
+              <w:rPr>
+                <w:noProof/>
+              </w:rPr>
+              <w:fldChar w:fldCharType="end"/>
+            </w:r>
+          </w:hyperlink>
+        </w:p>
+        <w:p>
+          <w:pPr>
+            <w:pStyle w:val="Spistreci2"/>
+            <w:tabs>
+              <w:tab w:val="right" w:leader="dot" w:pos="9056"/>
+            </w:tabs>
+            <w:rPr>
+              <w:noProof/>
+            </w:rPr>
+          </w:pPr>
+          <w:hyperlink w:anchor="_Toc239444791" w:history="1">
+            <w:r>
+              <w:rPr>
+                <w:rStyle w:val="Hipercze"/>
+                <w:b/>
+                <w:bCs/>
+                <w:noProof/>
+              </w:rPr>
+              <w:t>10.2. Podział zadań</w:t>
+            </w:r>
+            <w:r>
+              <w:rPr>
+                <w:noProof/>
+              </w:rPr>
+              <w:tab/>
+            </w:r>
+            <w:r>
+              <w:rPr>
+                <w:noProof/>
+              </w:rPr>
+              <w:fldChar w:fldCharType="begin"/>
+            </w:r>
+            <w:r>
+              <w:rPr>
+                <w:noProof/>
+              </w:rPr>
+              <w:instrText xml:space="preserve"> PAGEREF _Toc239444791 \h </w:instrText>
             </w:r>
             <w:r>
               <w:rPr>
@@ -3066,7 +3255,7 @@
               <w:noProof/>
             </w:rPr>
           </w:pPr>
-          <w:hyperlink w:anchor="_Toc239426666" w:history="1">
+          <w:hyperlink w:anchor="_Toc239444792" w:history="1">
             <w:r>
               <w:rPr>
                 <w:rStyle w:val="Hipercze"/>
@@ -3092,7 +3281,7 @@
               <w:rPr>
                 <w:noProof/>
               </w:rPr>
-              <w:instrText xml:space="preserve"> PAGEREF _Toc239426666 \h </w:instrText>
+              <w:instrText xml:space="preserve"> PAGEREF _Toc239444792 \h </w:instrText>
             </w:r>
             <w:r>
               <w:rPr>
@@ -3109,7 +3298,7 @@
               <w:rPr>
                 <w:noProof/>
               </w:rPr>
-              <w:t>31</w:t>
+              <w:t>32</w:t>
             </w:r>
             <w:r>
               <w:rPr>
@@ -3129,7 +3318,7 @@
               <w:noProof/>
             </w:rPr>
           </w:pPr>
-          <w:hyperlink w:anchor="_Toc239426667" w:history="1">
+          <w:hyperlink w:anchor="_Toc239444793" w:history="1">
             <w:r>
               <w:rPr>
                 <w:rStyle w:val="Hipercze"/>
@@ -3155,7 +3344,7 @@
               <w:rPr>
                 <w:noProof/>
               </w:rPr>
-              <w:instrText xml:space="preserve"> PAGEREF _Toc239426667 \h </w:instrText>
+              <w:instrText xml:space="preserve"> PAGEREF _Toc239444793 \h </w:instrText>
             </w:r>
             <w:r>
               <w:rPr>
@@ -3172,7 +3361,7 @@
               <w:rPr>
                 <w:noProof/>
               </w:rPr>
-              <w:t>31</w:t>
+              <w:t>32</w:t>
             </w:r>
             <w:r>
               <w:rPr>
@@ -3192,7 +3381,7 @@
               <w:noProof/>
             </w:rPr>
           </w:pPr>
-          <w:hyperlink w:anchor="_Toc239426668" w:history="1">
+          <w:hyperlink w:anchor="_Toc239444794" w:history="1">
             <w:r>
               <w:rPr>
                 <w:rStyle w:val="Hipercze"/>
@@ -3218,7 +3407,7 @@
               <w:rPr>
                 <w:noProof/>
               </w:rPr>
-              <w:instrText xml:space="preserve"> PAGEREF _Toc239426668 \h </w:instrText>
+              <w:instrText xml:space="preserve"> PAGEREF _Toc239444794 \h </w:instrText>
             </w:r>
             <w:r>
               <w:rPr>
@@ -3235,7 +3424,7 @@
               <w:rPr>
                 <w:noProof/>
               </w:rPr>
-              <w:t>31</w:t>
+              <w:t>32</w:t>
             </w:r>
             <w:r>
               <w:rPr>
@@ -3255,7 +3444,7 @@
               <w:noProof/>
             </w:rPr>
           </w:pPr>
-          <w:hyperlink w:anchor="_Toc239426669" w:history="1">
+          <w:hyperlink w:anchor="_Toc239444795" w:history="1">
             <w:r>
               <w:rPr>
                 <w:rStyle w:val="Hipercze"/>
@@ -3281,7 +3470,7 @@
               <w:rPr>
                 <w:noProof/>
               </w:rPr>
-              <w:instrText xml:space="preserve"> PAGEREF _Toc239426669 \h </w:instrText>
+              <w:instrText xml:space="preserve"> PAGEREF _Toc239444795 \h </w:instrText>
             </w:r>
             <w:r>
               <w:rPr>
@@ -3298,7 +3487,7 @@
               <w:rPr>
                 <w:noProof/>
               </w:rPr>
-              <w:t>31</w:t>
+              <w:t>32</w:t>
             </w:r>
             <w:r>
               <w:rPr>
@@ -3318,7 +3507,7 @@
               <w:noProof/>
             </w:rPr>
           </w:pPr>
-          <w:hyperlink w:anchor="_Toc239426670" w:history="1">
+          <w:hyperlink w:anchor="_Toc239444796" w:history="1">
             <w:r>
               <w:rPr>
                 <w:rStyle w:val="Hipercze"/>
@@ -3344,7 +3533,7 @@
               <w:rPr>
                 <w:noProof/>
               </w:rPr>
-              <w:instrText xml:space="preserve"> PAGEREF _Toc239426670 \h </w:instrText>
+              <w:instrText xml:space="preserve"> PAGEREF _Toc239444796 \h </w:instrText>
             </w:r>
             <w:r>
               <w:rPr>
@@ -3361,7 +3550,7 @@
               <w:rPr>
                 <w:noProof/>
               </w:rPr>
-              <w:t>32</w:t>
+              <w:t>33</w:t>
             </w:r>
             <w:r>
               <w:rPr>
@@ -3381,7 +3570,7 @@
               <w:noProof/>
             </w:rPr>
           </w:pPr>
-          <w:hyperlink w:anchor="_Toc239426671" w:history="1">
+          <w:hyperlink w:anchor="_Toc239444797" w:history="1">
             <w:r>
               <w:rPr>
                 <w:rStyle w:val="Hipercze"/>
@@ -3407,7 +3596,7 @@
               <w:rPr>
                 <w:noProof/>
               </w:rPr>
-              <w:instrText xml:space="preserve"> PAGEREF _Toc239426671 \h </w:instrText>
+              <w:instrText xml:space="preserve"> PAGEREF _Toc239444797 \h </w:instrText>
             </w:r>
             <w:r>
               <w:rPr>
@@ -3424,7 +3613,7 @@
               <w:rPr>
                 <w:noProof/>
               </w:rPr>
-              <w:t>33</w:t>
+              <w:t>34</w:t>
             </w:r>
             <w:r>
               <w:rPr>
@@ -3444,7 +3633,7 @@
               <w:noProof/>
             </w:rPr>
           </w:pPr>
-          <w:hyperlink w:anchor="_Toc239426672" w:history="1">
+          <w:hyperlink w:anchor="_Toc239444798" w:history="1">
             <w:r>
               <w:rPr>
                 <w:rStyle w:val="Hipercze"/>
@@ -3470,7 +3659,7 @@
               <w:rPr>
                 <w:noProof/>
               </w:rPr>
-              <w:instrText xml:space="preserve"> PAGEREF _Toc239426672 \h </w:instrText>
+              <w:instrText xml:space="preserve"> PAGEREF _Toc239444798 \h </w:instrText>
             </w:r>
             <w:r>
               <w:rPr>
@@ -3487,7 +3676,7 @@
               <w:rPr>
                 <w:noProof/>
               </w:rPr>
-              <w:t>35</w:t>
+              <w:t>36</w:t>
             </w:r>
             <w:r>
               <w:rPr>
@@ -3507,7 +3696,7 @@
               <w:noProof/>
             </w:rPr>
           </w:pPr>
-          <w:hyperlink w:anchor="_Toc239426673" w:history="1">
+          <w:hyperlink w:anchor="_Toc239444799" w:history="1">
             <w:r>
               <w:rPr>
                 <w:rStyle w:val="Hipercze"/>
@@ -3533,7 +3722,7 @@
               <w:rPr>
                 <w:noProof/>
               </w:rPr>
-              <w:instrText xml:space="preserve"> PAGEREF _Toc239426673 \h </w:instrText>
+              <w:instrText xml:space="preserve"> PAGEREF _Toc239444799 \h </w:instrText>
             </w:r>
             <w:r>
               <w:rPr>
@@ -3550,7 +3739,7 @@
               <w:rPr>
                 <w:noProof/>
               </w:rPr>
-              <w:t>35</w:t>
+              <w:t>36</w:t>
             </w:r>
             <w:r>
               <w:rPr>
@@ -3570,7 +3759,7 @@
               <w:noProof/>
             </w:rPr>
           </w:pPr>
-          <w:hyperlink w:anchor="_Toc239426674" w:history="1">
+          <w:hyperlink w:anchor="_Toc239444800" w:history="1">
             <w:r>
               <w:rPr>
                 <w:rStyle w:val="Hipercze"/>
@@ -3596,7 +3785,7 @@
               <w:rPr>
                 <w:noProof/>
               </w:rPr>
-              <w:instrText xml:space="preserve"> PAGEREF _Toc239426674 \h </w:instrText>
+              <w:instrText xml:space="preserve"> PAGEREF _Toc239444800 \h </w:instrText>
             </w:r>
             <w:r>
               <w:rPr>
@@ -3613,7 +3802,7 @@
               <w:rPr>
                 <w:noProof/>
               </w:rPr>
-              <w:t>35</w:t>
+              <w:t>36</w:t>
             </w:r>
             <w:r>
               <w:rPr>
@@ -3633,7 +3822,7 @@
               <w:noProof/>
             </w:rPr>
           </w:pPr>
-          <w:hyperlink w:anchor="_Toc239426675" w:history="1">
+          <w:hyperlink w:anchor="_Toc239444801" w:history="1">
             <w:r>
               <w:rPr>
                 <w:rStyle w:val="Hipercze"/>
@@ -3659,7 +3848,7 @@
               <w:rPr>
                 <w:noProof/>
               </w:rPr>
-              <w:instrText xml:space="preserve"> PAGEREF _Toc239426675 \h </w:instrText>
+              <w:instrText xml:space="preserve"> PAGEREF _Toc239444801 \h </w:instrText>
             </w:r>
             <w:r>
               <w:rPr>
@@ -3676,7 +3865,7 @@
               <w:rPr>
                 <w:noProof/>
               </w:rPr>
-              <w:t>35</w:t>
+              <w:t>36</w:t>
             </w:r>
             <w:r>
               <w:rPr>
@@ -3696,7 +3885,7 @@
               <w:noProof/>
             </w:rPr>
           </w:pPr>
-          <w:hyperlink w:anchor="_Toc239426676" w:history="1">
+          <w:hyperlink w:anchor="_Toc239444802" w:history="1">
             <w:r>
               <w:rPr>
                 <w:rStyle w:val="Hipercze"/>
@@ -3722,7 +3911,7 @@
               <w:rPr>
                 <w:noProof/>
               </w:rPr>
-              <w:instrText xml:space="preserve"> PAGEREF _Toc239426676 \h </w:instrText>
+              <w:instrText xml:space="preserve"> PAGEREF _Toc239444802 \h </w:instrText>
             </w:r>
             <w:r>
               <w:rPr>
@@ -3739,7 +3928,7 @@
               <w:rPr>
                 <w:noProof/>
               </w:rPr>
-              <w:t>36</w:t>
+              <w:t>37</w:t>
             </w:r>
             <w:r>
               <w:rPr>
@@ -3762,7 +3951,7 @@
         <w:pageBreakBefore/>
         <w:spacing w:after="240"/>
       </w:pPr>
-      <w:bookmarkStart w:id="1" w:name="_Toc239426622"/>
+      <w:bookmarkStart w:id="1" w:name="_Toc239444746"/>
       <w:r>
         <w:rPr>
           <w:b/>
@@ -3779,7 +3968,7 @@
         <w:pStyle w:val="Nagwek2"/>
         <w:spacing w:before="260" w:after="140"/>
       </w:pPr>
-      <w:bookmarkStart w:id="2" w:name="_Toc239426623"/>
+      <w:bookmarkStart w:id="2" w:name="_Toc239444747"/>
       <w:r>
         <w:rPr>
           <w:b/>
@@ -3813,7 +4002,7 @@
         <w:pStyle w:val="Nagwek2"/>
         <w:spacing w:before="260" w:after="140"/>
       </w:pPr>
-      <w:bookmarkStart w:id="3" w:name="_Toc239426624"/>
+      <w:bookmarkStart w:id="3" w:name="_Toc239444748"/>
       <w:r>
         <w:rPr>
           <w:b/>
@@ -3966,7 +4155,7 @@
         <w:pStyle w:val="Nagwek2"/>
         <w:spacing w:before="260" w:after="140"/>
       </w:pPr>
-      <w:bookmarkStart w:id="4" w:name="_Toc239426625"/>
+      <w:bookmarkStart w:id="4" w:name="_Toc239444749"/>
       <w:r>
         <w:rPr>
           <w:b/>
@@ -4001,7 +4190,7 @@
           <w:left w:w="10" w:type="dxa"/>
           <w:right w:w="10" w:type="dxa"/>
         </w:tblCellMar>
-        <w:tblLook w:val="04A0" w:firstRow="1" w:lastRow="0" w:firstColumn="1" w:lastColumn="0" w:noHBand="0" w:noVBand="1"/>
+        <w:tblLook w:val="0000" w:firstRow="0" w:lastRow="0" w:firstColumn="0" w:lastColumn="0" w:noHBand="0" w:noVBand="0"/>
       </w:tblPr>
       <w:tblGrid>
         <w:gridCol w:w="2721"/>
@@ -4570,7 +4759,7 @@
         <w:pageBreakBefore/>
         <w:spacing w:after="240"/>
       </w:pPr>
-      <w:bookmarkStart w:id="5" w:name="_Toc239426626"/>
+      <w:bookmarkStart w:id="5" w:name="_Toc239444750"/>
       <w:r>
         <w:rPr>
           <w:b/>
@@ -4587,7 +4776,7 @@
         <w:pStyle w:val="Nagwek2"/>
         <w:spacing w:before="260" w:after="140"/>
       </w:pPr>
-      <w:bookmarkStart w:id="6" w:name="_Toc239426627"/>
+      <w:bookmarkStart w:id="6" w:name="_Toc239444751"/>
       <w:r>
         <w:rPr>
           <w:b/>
@@ -4630,7 +4819,7 @@
           <w:left w:w="10" w:type="dxa"/>
           <w:right w:w="10" w:type="dxa"/>
         </w:tblCellMar>
-        <w:tblLook w:val="04A0" w:firstRow="1" w:lastRow="0" w:firstColumn="1" w:lastColumn="0" w:noHBand="0" w:noVBand="1"/>
+        <w:tblLook w:val="0000" w:firstRow="0" w:lastRow="0" w:firstColumn="0" w:lastColumn="0" w:noHBand="0" w:noVBand="0"/>
       </w:tblPr>
       <w:tblGrid>
         <w:gridCol w:w="1270"/>
@@ -5219,7 +5408,7 @@
           <w:left w:w="10" w:type="dxa"/>
           <w:right w:w="10" w:type="dxa"/>
         </w:tblCellMar>
-        <w:tblLook w:val="04A0" w:firstRow="1" w:lastRow="0" w:firstColumn="1" w:lastColumn="0" w:noHBand="0" w:noVBand="1"/>
+        <w:tblLook w:val="0000" w:firstRow="0" w:lastRow="0" w:firstColumn="0" w:lastColumn="0" w:noHBand="0" w:noVBand="0"/>
       </w:tblPr>
       <w:tblGrid>
         <w:gridCol w:w="9070"/>
@@ -5281,7 +5470,7 @@
         <w:pStyle w:val="Nagwek2"/>
         <w:spacing w:before="260" w:after="140"/>
       </w:pPr>
-      <w:bookmarkStart w:id="7" w:name="_Toc239426628"/>
+      <w:bookmarkStart w:id="7" w:name="_Toc239444752"/>
       <w:r>
         <w:rPr>
           <w:b/>
@@ -5316,7 +5505,7 @@
           <w:left w:w="10" w:type="dxa"/>
           <w:right w:w="10" w:type="dxa"/>
         </w:tblCellMar>
-        <w:tblLook w:val="04A0" w:firstRow="1" w:lastRow="0" w:firstColumn="1" w:lastColumn="0" w:noHBand="0" w:noVBand="1"/>
+        <w:tblLook w:val="0000" w:firstRow="0" w:lastRow="0" w:firstColumn="0" w:lastColumn="0" w:noHBand="0" w:noVBand="0"/>
       </w:tblPr>
       <w:tblGrid>
         <w:gridCol w:w="1814"/>
@@ -6692,7 +6881,7 @@
           <w:left w:w="10" w:type="dxa"/>
           <w:right w:w="10" w:type="dxa"/>
         </w:tblCellMar>
-        <w:tblLook w:val="04A0" w:firstRow="1" w:lastRow="0" w:firstColumn="1" w:lastColumn="0" w:noHBand="0" w:noVBand="1"/>
+        <w:tblLook w:val="0000" w:firstRow="0" w:lastRow="0" w:firstColumn="0" w:lastColumn="0" w:noHBand="0" w:noVBand="0"/>
       </w:tblPr>
       <w:tblGrid>
         <w:gridCol w:w="9070"/>
@@ -6775,7 +6964,7 @@
           <w:left w:w="10" w:type="dxa"/>
           <w:right w:w="10" w:type="dxa"/>
         </w:tblCellMar>
-        <w:tblLook w:val="04A0" w:firstRow="1" w:lastRow="0" w:firstColumn="1" w:lastColumn="0" w:noHBand="0" w:noVBand="1"/>
+        <w:tblLook w:val="0000" w:firstRow="0" w:lastRow="0" w:firstColumn="0" w:lastColumn="0" w:noHBand="0" w:noVBand="0"/>
       </w:tblPr>
       <w:tblGrid>
         <w:gridCol w:w="9070"/>
@@ -6837,7 +7026,7 @@
         <w:pStyle w:val="Nagwek2"/>
         <w:spacing w:before="260" w:after="140"/>
       </w:pPr>
-      <w:bookmarkStart w:id="8" w:name="_Toc239426629"/>
+      <w:bookmarkStart w:id="8" w:name="_Toc239444753"/>
       <w:r>
         <w:rPr>
           <w:b/>
@@ -7052,7 +7241,7 @@
           <w:left w:w="10" w:type="dxa"/>
           <w:right w:w="10" w:type="dxa"/>
         </w:tblCellMar>
-        <w:tblLook w:val="04A0" w:firstRow="1" w:lastRow="0" w:firstColumn="1" w:lastColumn="0" w:noHBand="0" w:noVBand="1"/>
+        <w:tblLook w:val="0000" w:firstRow="0" w:lastRow="0" w:firstColumn="0" w:lastColumn="0" w:noHBand="0" w:noVBand="0"/>
       </w:tblPr>
       <w:tblGrid>
         <w:gridCol w:w="9070"/>
@@ -7160,7 +7349,7 @@
         <w:pageBreakBefore/>
         <w:spacing w:after="240"/>
       </w:pPr>
-      <w:bookmarkStart w:id="9" w:name="_Toc239426630"/>
+      <w:bookmarkStart w:id="9" w:name="_Toc239444754"/>
       <w:r>
         <w:rPr>
           <w:b/>
@@ -7177,7 +7366,7 @@
         <w:pStyle w:val="Nagwek2"/>
         <w:spacing w:before="260" w:after="140"/>
       </w:pPr>
-      <w:bookmarkStart w:id="10" w:name="_Toc239426631"/>
+      <w:bookmarkStart w:id="10" w:name="_Toc239444755"/>
       <w:r>
         <w:rPr>
           <w:b/>
@@ -7212,7 +7401,7 @@
           <w:left w:w="10" w:type="dxa"/>
           <w:right w:w="10" w:type="dxa"/>
         </w:tblCellMar>
-        <w:tblLook w:val="04A0" w:firstRow="1" w:lastRow="0" w:firstColumn="1" w:lastColumn="0" w:noHBand="0" w:noVBand="1"/>
+        <w:tblLook w:val="0000" w:firstRow="0" w:lastRow="0" w:firstColumn="0" w:lastColumn="0" w:noHBand="0" w:noVBand="0"/>
       </w:tblPr>
       <w:tblGrid>
         <w:gridCol w:w="1451"/>
@@ -7653,7 +7842,7 @@
         <w:pStyle w:val="Nagwek2"/>
         <w:spacing w:before="260" w:after="140"/>
       </w:pPr>
-      <w:bookmarkStart w:id="11" w:name="_Toc239426632"/>
+      <w:bookmarkStart w:id="11" w:name="_Toc239444756"/>
       <w:r>
         <w:rPr>
           <w:b/>
@@ -7688,7 +7877,7 @@
           <w:left w:w="10" w:type="dxa"/>
           <w:right w:w="10" w:type="dxa"/>
         </w:tblCellMar>
-        <w:tblLook w:val="04A0" w:firstRow="1" w:lastRow="0" w:firstColumn="1" w:lastColumn="0" w:noHBand="0" w:noVBand="1"/>
+        <w:tblLook w:val="0000" w:firstRow="0" w:lastRow="0" w:firstColumn="0" w:lastColumn="0" w:noHBand="0" w:noVBand="0"/>
       </w:tblPr>
       <w:tblGrid>
         <w:gridCol w:w="2358"/>
@@ -8850,8 +9039,6 @@
       <w:pPr>
         <w:spacing w:before="80" w:after="200"/>
         <w:jc w:val="center"/>
-      </w:pPr>
-      <w:r>
         <w:rPr>
           <w:i/>
           <w:iCs/>
@@ -8859,8 +9046,23 @@
           <w:sz w:val="18"/>
           <w:szCs w:val="18"/>
         </w:rPr>
+      </w:pPr>
+      <w:r>
+        <w:rPr>
+          <w:i/>
+          <w:iCs/>
+          <w:color w:val="404040"/>
+          <w:sz w:val="18"/>
+          <w:szCs w:val="18"/>
+        </w:rPr>
         <w:t>Tab. 5. Wykaz urządzeń i przyjęta adresacja sieciowa.</w:t>
       </w:r>
+    </w:p>
+    <w:p>
+      <w:pPr>
+        <w:spacing w:before="80" w:after="200"/>
+        <w:jc w:val="center"/>
+      </w:pPr>
     </w:p>
     <w:tbl>
       <w:tblPr>
@@ -8877,7 +9079,7 @@
           <w:left w:w="10" w:type="dxa"/>
           <w:right w:w="10" w:type="dxa"/>
         </w:tblCellMar>
-        <w:tblLook w:val="04A0" w:firstRow="1" w:lastRow="0" w:firstColumn="1" w:lastColumn="0" w:noHBand="0" w:noVBand="1"/>
+        <w:tblLook w:val="0000" w:firstRow="0" w:lastRow="0" w:firstColumn="0" w:lastColumn="0" w:noHBand="0" w:noVBand="0"/>
       </w:tblPr>
       <w:tblGrid>
         <w:gridCol w:w="9070"/>
@@ -8912,6 +9114,7 @@
                 <w:sz w:val="21"/>
                 <w:szCs w:val="21"/>
               </w:rPr>
+              <w:lastRenderedPageBreak/>
               <w:t>Konflikt adresów — problem napotkany podczas uruchomienia</w:t>
             </w:r>
           </w:p>
@@ -8925,7 +9128,6 @@
                 <w:sz w:val="21"/>
                 <w:szCs w:val="21"/>
               </w:rPr>
-              <w:lastRenderedPageBreak/>
               <w:t xml:space="preserve">Bramka Banner DXM700 miała fabrycznie ustawiony adres 192.168.1.20, identyczny z adresem przypisanym wcześniej masterowi IO-Link firmy </w:t>
             </w:r>
             <w:proofErr w:type="spellStart"/>
@@ -8968,7 +9170,7 @@
           <w:left w:w="10" w:type="dxa"/>
           <w:right w:w="10" w:type="dxa"/>
         </w:tblCellMar>
-        <w:tblLook w:val="04A0" w:firstRow="1" w:lastRow="0" w:firstColumn="1" w:lastColumn="0" w:noHBand="0" w:noVBand="1"/>
+        <w:tblLook w:val="0000" w:firstRow="0" w:lastRow="0" w:firstColumn="0" w:lastColumn="0" w:noHBand="0" w:noVBand="0"/>
       </w:tblPr>
       <w:tblGrid>
         <w:gridCol w:w="9070"/>
@@ -9109,7 +9311,7 @@
         <w:pageBreakBefore/>
         <w:spacing w:after="240"/>
       </w:pPr>
-      <w:bookmarkStart w:id="12" w:name="_Toc239426633"/>
+      <w:bookmarkStart w:id="12" w:name="_Toc239444757"/>
       <w:r>
         <w:rPr>
           <w:b/>
@@ -9126,7 +9328,7 @@
         <w:pStyle w:val="Nagwek2"/>
         <w:spacing w:before="260" w:after="140"/>
       </w:pPr>
-      <w:bookmarkStart w:id="13" w:name="_Toc239426634"/>
+      <w:bookmarkStart w:id="13" w:name="_Toc239444758"/>
       <w:r>
         <w:rPr>
           <w:b/>
@@ -9178,7 +9380,7 @@
           <w:left w:w="10" w:type="dxa"/>
           <w:right w:w="10" w:type="dxa"/>
         </w:tblCellMar>
-        <w:tblLook w:val="04A0" w:firstRow="1" w:lastRow="0" w:firstColumn="1" w:lastColumn="0" w:noHBand="0" w:noVBand="1"/>
+        <w:tblLook w:val="0000" w:firstRow="0" w:lastRow="0" w:firstColumn="0" w:lastColumn="0" w:noHBand="0" w:noVBand="0"/>
       </w:tblPr>
       <w:tblGrid>
         <w:gridCol w:w="1995"/>
@@ -10303,7 +10505,7 @@
         <w:pStyle w:val="Nagwek2"/>
         <w:spacing w:before="260" w:after="140"/>
       </w:pPr>
-      <w:bookmarkStart w:id="14" w:name="_Toc239426635"/>
+      <w:bookmarkStart w:id="14" w:name="_Toc239444759"/>
       <w:r>
         <w:rPr>
           <w:b/>
@@ -10382,7 +10584,7 @@
           <w:left w:w="10" w:type="dxa"/>
           <w:right w:w="10" w:type="dxa"/>
         </w:tblCellMar>
-        <w:tblLook w:val="04A0" w:firstRow="1" w:lastRow="0" w:firstColumn="1" w:lastColumn="0" w:noHBand="0" w:noVBand="1"/>
+        <w:tblLook w:val="0000" w:firstRow="0" w:lastRow="0" w:firstColumn="0" w:lastColumn="0" w:noHBand="0" w:noVBand="0"/>
       </w:tblPr>
       <w:tblGrid>
         <w:gridCol w:w="1088"/>
@@ -11386,7 +11588,7 @@
         <w:pStyle w:val="Nagwek2"/>
         <w:spacing w:before="260" w:after="140"/>
       </w:pPr>
-      <w:bookmarkStart w:id="15" w:name="_Toc239426636"/>
+      <w:bookmarkStart w:id="15" w:name="_Toc239444760"/>
       <w:r>
         <w:rPr>
           <w:b/>
@@ -11433,7 +11635,7 @@
           <w:left w:w="10" w:type="dxa"/>
           <w:right w:w="10" w:type="dxa"/>
         </w:tblCellMar>
-        <w:tblLook w:val="04A0" w:firstRow="1" w:lastRow="0" w:firstColumn="1" w:lastColumn="0" w:noHBand="0" w:noVBand="1"/>
+        <w:tblLook w:val="0000" w:firstRow="0" w:lastRow="0" w:firstColumn="0" w:lastColumn="0" w:noHBand="0" w:noVBand="0"/>
       </w:tblPr>
       <w:tblGrid>
         <w:gridCol w:w="2721"/>
@@ -12696,7 +12898,7 @@
           <w:left w:w="10" w:type="dxa"/>
           <w:right w:w="10" w:type="dxa"/>
         </w:tblCellMar>
-        <w:tblLook w:val="04A0" w:firstRow="1" w:lastRow="0" w:firstColumn="1" w:lastColumn="0" w:noHBand="0" w:noVBand="1"/>
+        <w:tblLook w:val="0000" w:firstRow="0" w:lastRow="0" w:firstColumn="0" w:lastColumn="0" w:noHBand="0" w:noVBand="0"/>
       </w:tblPr>
       <w:tblGrid>
         <w:gridCol w:w="9070"/>
@@ -12858,7 +13060,7 @@
         <w:pStyle w:val="Nagwek2"/>
         <w:spacing w:before="260" w:after="140"/>
       </w:pPr>
-      <w:bookmarkStart w:id="16" w:name="_Toc239426637"/>
+      <w:bookmarkStart w:id="16" w:name="_Toc239444761"/>
       <w:r>
         <w:rPr>
           <w:b/>
@@ -12901,7 +13103,7 @@
           <w:left w:w="10" w:type="dxa"/>
           <w:right w:w="10" w:type="dxa"/>
         </w:tblCellMar>
-        <w:tblLook w:val="04A0" w:firstRow="1" w:lastRow="0" w:firstColumn="1" w:lastColumn="0" w:noHBand="0" w:noVBand="1"/>
+        <w:tblLook w:val="0000" w:firstRow="0" w:lastRow="0" w:firstColumn="0" w:lastColumn="0" w:noHBand="0" w:noVBand="0"/>
       </w:tblPr>
       <w:tblGrid>
         <w:gridCol w:w="907"/>
@@ -13458,7 +13660,7 @@
           <w:left w:w="10" w:type="dxa"/>
           <w:right w:w="10" w:type="dxa"/>
         </w:tblCellMar>
-        <w:tblLook w:val="04A0" w:firstRow="1" w:lastRow="0" w:firstColumn="1" w:lastColumn="0" w:noHBand="0" w:noVBand="1"/>
+        <w:tblLook w:val="0000" w:firstRow="0" w:lastRow="0" w:firstColumn="0" w:lastColumn="0" w:noHBand="0" w:noVBand="0"/>
       </w:tblPr>
       <w:tblGrid>
         <w:gridCol w:w="9070"/>
@@ -13550,7 +13752,7 @@
         <w:pStyle w:val="Nagwek2"/>
         <w:spacing w:before="260" w:after="140"/>
       </w:pPr>
-      <w:bookmarkStart w:id="17" w:name="_Toc239426638"/>
+      <w:bookmarkStart w:id="17" w:name="_Toc239444762"/>
       <w:r>
         <w:rPr>
           <w:b/>
@@ -13817,6 +14019,18 @@
       <w:r>
         <w:t>Po drugie, zamiast pojedynczego przycisku zakończenia stanowisko dysponuje parą OK / NOK. Wybór opcji NOK otwiera okno wyboru przyczyny odrzutu, a wskazana przyczyna zapisywana jest w strukturze zlecenia i trafia następnie do bazy danych jako podstawa analizy jakości.</w:t>
       </w:r>
+    </w:p>
+    <w:p>
+      <w:pPr>
+        <w:spacing w:after="140" w:line="300" w:lineRule="auto"/>
+        <w:jc w:val="both"/>
+      </w:pPr>
+    </w:p>
+    <w:p>
+      <w:pPr>
+        <w:spacing w:after="140" w:line="300" w:lineRule="auto"/>
+        <w:jc w:val="both"/>
+      </w:pPr>
     </w:p>
     <w:tbl>
       <w:tblPr>
@@ -13833,7 +14047,7 @@
           <w:left w:w="10" w:type="dxa"/>
           <w:right w:w="10" w:type="dxa"/>
         </w:tblCellMar>
-        <w:tblLook w:val="04A0" w:firstRow="1" w:lastRow="0" w:firstColumn="1" w:lastColumn="0" w:noHBand="0" w:noVBand="1"/>
+        <w:tblLook w:val="0000" w:firstRow="0" w:lastRow="0" w:firstColumn="0" w:lastColumn="0" w:noHBand="0" w:noVBand="0"/>
       </w:tblPr>
       <w:tblGrid>
         <w:gridCol w:w="2721"/>
@@ -13873,6 +14087,7 @@
                 <w:sz w:val="20"/>
                 <w:szCs w:val="20"/>
               </w:rPr>
+              <w:lastRenderedPageBreak/>
               <w:t>Przyczyna odrzutu</w:t>
             </w:r>
           </w:p>
@@ -14056,7 +14271,6 @@
                 <w:sz w:val="20"/>
                 <w:szCs w:val="20"/>
               </w:rPr>
-              <w:lastRenderedPageBreak/>
               <w:t>Offset</w:t>
             </w:r>
           </w:p>
@@ -14329,7 +14543,7 @@
           <w:left w:w="10" w:type="dxa"/>
           <w:right w:w="10" w:type="dxa"/>
         </w:tblCellMar>
-        <w:tblLook w:val="04A0" w:firstRow="1" w:lastRow="0" w:firstColumn="1" w:lastColumn="0" w:noHBand="0" w:noVBand="1"/>
+        <w:tblLook w:val="0000" w:firstRow="0" w:lastRow="0" w:firstColumn="0" w:lastColumn="0" w:noHBand="0" w:noVBand="0"/>
       </w:tblPr>
       <w:tblGrid>
         <w:gridCol w:w="1088"/>
@@ -14877,7 +15091,7 @@
           <w:left w:w="10" w:type="dxa"/>
           <w:right w:w="10" w:type="dxa"/>
         </w:tblCellMar>
-        <w:tblLook w:val="04A0" w:firstRow="1" w:lastRow="0" w:firstColumn="1" w:lastColumn="0" w:noHBand="0" w:noVBand="1"/>
+        <w:tblLook w:val="0000" w:firstRow="0" w:lastRow="0" w:firstColumn="0" w:lastColumn="0" w:noHBand="0" w:noVBand="0"/>
       </w:tblPr>
       <w:tblGrid>
         <w:gridCol w:w="9070"/>
@@ -14919,13 +15133,17 @@
             <w:pPr>
               <w:spacing w:after="60" w:line="280" w:lineRule="auto"/>
               <w:jc w:val="both"/>
-            </w:pPr>
-            <w:r>
               <w:rPr>
                 <w:sz w:val="21"/>
                 <w:szCs w:val="21"/>
               </w:rPr>
-              <w:t>Wynik inspekcji wizyjnej nie przesądza automatycznie o zakwalifikowaniu wyrobu. Kamera wyświetla na panelu status — wynik pozytywny, negatywny lub brak odczytu — a ostateczną decyzję podejmuje operator, naciskając OK lub NOK. Przyjęto takie rozwiązanie, ponieważ w warunkach dydaktycznych oświetlenie i ustawienie wyrobu na paletce bywają niepowtarzalne, a automatyczne odrzucanie sztuk na podstawie niepewnego odczytu fałszowałoby wskaźniki jakości. Operator zachowuje możliwość weryfikacji wskazania kamery.</w:t>
+            </w:pPr>
+            <w:r>
+              <w:rPr>
+                <w:sz w:val="21"/>
+                <w:szCs w:val="21"/>
+              </w:rPr>
+              <w:t>Wynik inspekcji wizyjnej nie przesądza automatycznie o zakwalifikowaniu wyrobu. Kamera wyświetla na panelu status — wynik pozytywny, negatywny — a ostateczną decyzję podejmuje operator, naciskając OK lub NOK. Przyjęto takie rozwiązanie, ponieważ w warunkach dydaktycznych oświetlenie i ustawienie wyrobu na paletce bywają niepowtarzalne, a automatyczne odrzucanie sztuk na podstawie niepewnego odczytu fałszowałoby wskaźniki jakości. Operator zachowuje możliwość weryfikacji wskazania kamery.</w:t>
             </w:r>
           </w:p>
         </w:tc>
@@ -14941,13 +15159,14 @@
         <w:pStyle w:val="Nagwek2"/>
         <w:spacing w:before="260" w:after="140"/>
       </w:pPr>
-      <w:bookmarkStart w:id="18" w:name="_Toc239426639"/>
+      <w:bookmarkStart w:id="18" w:name="_Toc239444763"/>
       <w:r>
         <w:rPr>
           <w:b/>
           <w:bCs/>
           <w:color w:val="2E5496"/>
         </w:rPr>
+        <w:lastRenderedPageBreak/>
         <w:t xml:space="preserve">4.6. System </w:t>
       </w:r>
       <w:proofErr w:type="spellStart"/>
@@ -14986,7 +15205,6 @@
         <w:jc w:val="both"/>
       </w:pPr>
       <w:r>
-        <w:lastRenderedPageBreak/>
         <w:t xml:space="preserve">Do wspomagania operatorów w pobieraniu właściwych komponentów zastosowano system </w:t>
       </w:r>
       <w:proofErr w:type="spellStart"/>
@@ -15245,7 +15463,7 @@
         <w:pStyle w:val="Nagwek2"/>
         <w:spacing w:before="260" w:after="140"/>
       </w:pPr>
-      <w:bookmarkStart w:id="19" w:name="_Toc239426640"/>
+      <w:bookmarkStart w:id="19" w:name="_Toc239444764"/>
       <w:r>
         <w:rPr>
           <w:b/>
@@ -15287,7 +15505,7 @@
         <w:pageBreakBefore/>
         <w:spacing w:after="240"/>
       </w:pPr>
-      <w:bookmarkStart w:id="20" w:name="_Toc239426641"/>
+      <w:bookmarkStart w:id="20" w:name="_Toc239444765"/>
       <w:r>
         <w:rPr>
           <w:b/>
@@ -15304,7 +15522,7 @@
         <w:pStyle w:val="Nagwek2"/>
         <w:spacing w:before="260" w:after="140"/>
       </w:pPr>
-      <w:bookmarkStart w:id="21" w:name="_Toc239426642"/>
+      <w:bookmarkStart w:id="21" w:name="_Toc239444766"/>
       <w:r>
         <w:rPr>
           <w:b/>
@@ -15338,7 +15556,7 @@
         <w:pStyle w:val="Nagwek2"/>
         <w:spacing w:before="260" w:after="140"/>
       </w:pPr>
-      <w:bookmarkStart w:id="22" w:name="_Toc239426643"/>
+      <w:bookmarkStart w:id="22" w:name="_Toc239444767"/>
       <w:r>
         <w:rPr>
           <w:b/>
@@ -15359,7 +15577,7 @@
           <w:noProof/>
         </w:rPr>
         <w:drawing>
-          <wp:inline distT="0" distB="0" distL="0" distR="0" wp14:anchorId="49A5F8A0" wp14:editId="7F3FE1FF">
+          <wp:inline distT="0" distB="0" distL="0" distR="0" wp14:anchorId="3DC55A7F" wp14:editId="572D9327">
             <wp:extent cx="4953000" cy="3609975"/>
             <wp:effectExtent l="0" t="0" r="0" b="0"/>
             <wp:docPr id="1" name="Obraz 1"/>
@@ -15437,7 +15655,7 @@
         <w:pStyle w:val="Nagwek2"/>
         <w:spacing w:before="260" w:after="140"/>
       </w:pPr>
-      <w:bookmarkStart w:id="23" w:name="_Toc239426644"/>
+      <w:bookmarkStart w:id="23" w:name="_Toc239444768"/>
       <w:r>
         <w:rPr>
           <w:b/>
@@ -15459,10 +15677,10 @@
           <w:noProof/>
         </w:rPr>
         <w:drawing>
-          <wp:inline distT="0" distB="0" distL="0" distR="0" wp14:anchorId="50CDE59A" wp14:editId="05EE296E">
+          <wp:inline distT="0" distB="0" distL="0" distR="0" wp14:anchorId="0A7310EB" wp14:editId="7B5CC15D">
             <wp:extent cx="4953000" cy="3609975"/>
             <wp:effectExtent l="0" t="0" r="0" b="0"/>
-            <wp:docPr id="1391658404" name="Obraz 1391658404"/>
+            <wp:docPr id="1540068483" name="Obraz 1540068483"/>
             <wp:cNvGraphicFramePr>
               <a:graphicFrameLocks xmlns:a="http://schemas.openxmlformats.org/drawingml/2006/main" noChangeAspect="1"/>
             </wp:cNvGraphicFramePr>
@@ -15549,16 +15767,83 @@
     </w:p>
     <w:p>
       <w:pPr>
+        <w:spacing w:after="140" w:line="300" w:lineRule="auto"/>
+        <w:jc w:val="both"/>
+      </w:pPr>
+    </w:p>
+    <w:p>
+      <w:pPr>
+        <w:spacing w:after="140" w:line="300" w:lineRule="auto"/>
+        <w:jc w:val="both"/>
+      </w:pPr>
+    </w:p>
+    <w:p>
+      <w:pPr>
+        <w:spacing w:after="140" w:line="300" w:lineRule="auto"/>
+        <w:jc w:val="both"/>
+      </w:pPr>
+    </w:p>
+    <w:p>
+      <w:pPr>
+        <w:spacing w:after="140" w:line="300" w:lineRule="auto"/>
+        <w:jc w:val="both"/>
+      </w:pPr>
+    </w:p>
+    <w:p>
+      <w:pPr>
+        <w:spacing w:after="140" w:line="300" w:lineRule="auto"/>
+        <w:jc w:val="both"/>
+      </w:pPr>
+    </w:p>
+    <w:p>
+      <w:pPr>
+        <w:spacing w:after="140" w:line="300" w:lineRule="auto"/>
+        <w:jc w:val="both"/>
+      </w:pPr>
+    </w:p>
+    <w:p>
+      <w:pPr>
+        <w:spacing w:after="140" w:line="300" w:lineRule="auto"/>
+        <w:jc w:val="both"/>
+      </w:pPr>
+    </w:p>
+    <w:p>
+      <w:pPr>
+        <w:spacing w:after="140" w:line="300" w:lineRule="auto"/>
+        <w:jc w:val="both"/>
+      </w:pPr>
+    </w:p>
+    <w:p>
+      <w:pPr>
+        <w:spacing w:after="140" w:line="300" w:lineRule="auto"/>
+        <w:jc w:val="both"/>
+      </w:pPr>
+    </w:p>
+    <w:p>
+      <w:pPr>
+        <w:spacing w:after="140" w:line="300" w:lineRule="auto"/>
+        <w:jc w:val="both"/>
+      </w:pPr>
+    </w:p>
+    <w:p>
+      <w:pPr>
+        <w:spacing w:after="140" w:line="300" w:lineRule="auto"/>
+        <w:jc w:val="both"/>
+      </w:pPr>
+    </w:p>
+    <w:p>
+      <w:pPr>
         <w:pStyle w:val="Nagwek2"/>
         <w:spacing w:before="260" w:after="140"/>
       </w:pPr>
-      <w:bookmarkStart w:id="24" w:name="_Toc239426645"/>
+      <w:bookmarkStart w:id="24" w:name="_Toc239444769"/>
       <w:r>
         <w:rPr>
           <w:b/>
           <w:bCs/>
           <w:color w:val="2E5496"/>
         </w:rPr>
+        <w:lastRenderedPageBreak/>
         <w:t>5.4. Panel stanowiska kontroli jakości</w:t>
       </w:r>
       <w:bookmarkEnd w:id="24"/>
@@ -15572,12 +15857,11 @@
         <w:rPr>
           <w:noProof/>
         </w:rPr>
-        <w:lastRenderedPageBreak/>
         <w:drawing>
-          <wp:inline distT="0" distB="0" distL="0" distR="0" wp14:anchorId="1CB80454" wp14:editId="5A8ADA2A">
+          <wp:inline distT="0" distB="0" distL="0" distR="0" wp14:anchorId="3072FD41" wp14:editId="466A72D1">
             <wp:extent cx="4953000" cy="3609975"/>
             <wp:effectExtent l="0" t="0" r="0" b="0"/>
-            <wp:docPr id="1314955355" name="Obraz 1314955355"/>
+            <wp:docPr id="2136978104" name="Obraz 2136978104"/>
             <wp:cNvGraphicFramePr>
               <a:graphicFrameLocks xmlns:a="http://schemas.openxmlformats.org/drawingml/2006/main" noChangeAspect="1"/>
             </wp:cNvGraphicFramePr>
@@ -15643,7 +15927,7 @@
         <w:pStyle w:val="Nagwek2"/>
         <w:spacing w:before="260" w:after="140"/>
       </w:pPr>
-      <w:bookmarkStart w:id="25" w:name="_Toc239426646"/>
+      <w:bookmarkStart w:id="25" w:name="_Toc239444770"/>
       <w:r>
         <w:rPr>
           <w:b/>
@@ -15686,7 +15970,7 @@
         <w:pageBreakBefore/>
         <w:spacing w:after="240"/>
       </w:pPr>
-      <w:bookmarkStart w:id="26" w:name="_Toc239426647"/>
+      <w:bookmarkStart w:id="26" w:name="_Toc239444771"/>
       <w:r>
         <w:rPr>
           <w:b/>
@@ -15703,7 +15987,7 @@
         <w:pStyle w:val="Nagwek2"/>
         <w:spacing w:before="260" w:after="140"/>
       </w:pPr>
-      <w:bookmarkStart w:id="27" w:name="_Toc239426648"/>
+      <w:bookmarkStart w:id="27" w:name="_Toc239444772"/>
       <w:r>
         <w:rPr>
           <w:b/>
@@ -15754,7 +16038,7 @@
           <w:left w:w="10" w:type="dxa"/>
           <w:right w:w="10" w:type="dxa"/>
         </w:tblCellMar>
-        <w:tblLook w:val="04A0" w:firstRow="1" w:lastRow="0" w:firstColumn="1" w:lastColumn="0" w:noHBand="0" w:noVBand="1"/>
+        <w:tblLook w:val="0000" w:firstRow="0" w:lastRow="0" w:firstColumn="0" w:lastColumn="0" w:noHBand="0" w:noVBand="0"/>
       </w:tblPr>
       <w:tblGrid>
         <w:gridCol w:w="2177"/>
@@ -16828,14 +17112,92 @@
       <w:pPr>
         <w:pStyle w:val="Nagwek2"/>
         <w:spacing w:before="260" w:after="140"/>
-      </w:pPr>
-      <w:bookmarkStart w:id="28" w:name="_Toc239426649"/>
-      <w:r>
         <w:rPr>
           <w:b/>
           <w:bCs/>
           <w:color w:val="2E5496"/>
         </w:rPr>
+      </w:pPr>
+      <w:bookmarkStart w:id="28" w:name="_Toc239444773"/>
+    </w:p>
+    <w:p>
+      <w:pPr>
+        <w:pStyle w:val="Nagwek2"/>
+        <w:spacing w:before="260" w:after="140"/>
+        <w:rPr>
+          <w:b/>
+          <w:bCs/>
+          <w:color w:val="2E5496"/>
+        </w:rPr>
+      </w:pPr>
+    </w:p>
+    <w:p>
+      <w:pPr>
+        <w:pStyle w:val="Nagwek2"/>
+        <w:spacing w:before="260" w:after="140"/>
+        <w:rPr>
+          <w:b/>
+          <w:bCs/>
+          <w:color w:val="2E5496"/>
+        </w:rPr>
+      </w:pPr>
+    </w:p>
+    <w:p>
+      <w:pPr>
+        <w:pStyle w:val="Nagwek2"/>
+        <w:spacing w:before="260" w:after="140"/>
+        <w:rPr>
+          <w:b/>
+          <w:bCs/>
+          <w:color w:val="2E5496"/>
+        </w:rPr>
+      </w:pPr>
+    </w:p>
+    <w:p>
+      <w:pPr>
+        <w:pStyle w:val="Nagwek2"/>
+        <w:spacing w:before="260" w:after="140"/>
+        <w:rPr>
+          <w:b/>
+          <w:bCs/>
+          <w:color w:val="2E5496"/>
+        </w:rPr>
+      </w:pPr>
+    </w:p>
+    <w:p>
+      <w:pPr>
+        <w:pStyle w:val="Nagwek2"/>
+        <w:spacing w:before="260" w:after="140"/>
+        <w:rPr>
+          <w:b/>
+          <w:bCs/>
+          <w:color w:val="2E5496"/>
+        </w:rPr>
+      </w:pPr>
+    </w:p>
+    <w:p>
+      <w:pPr>
+        <w:pStyle w:val="Nagwek2"/>
+        <w:spacing w:before="260" w:after="140"/>
+        <w:rPr>
+          <w:b/>
+          <w:bCs/>
+          <w:color w:val="2E5496"/>
+        </w:rPr>
+      </w:pPr>
+    </w:p>
+    <w:p>
+      <w:pPr>
+        <w:pStyle w:val="Nagwek2"/>
+        <w:spacing w:before="260" w:after="140"/>
+      </w:pPr>
+      <w:r>
+        <w:rPr>
+          <w:b/>
+          <w:bCs/>
+          <w:color w:val="2E5496"/>
+        </w:rPr>
+        <w:lastRenderedPageBreak/>
         <w:t>6.2. Automatyczne wyliczanie wskaźników</w:t>
       </w:r>
       <w:bookmarkEnd w:id="28"/>
@@ -16872,7 +17234,7 @@
           <w:left w:w="10" w:type="dxa"/>
           <w:right w:w="10" w:type="dxa"/>
         </w:tblCellMar>
-        <w:tblLook w:val="04A0" w:firstRow="1" w:lastRow="0" w:firstColumn="1" w:lastColumn="0" w:noHBand="0" w:noVBand="1"/>
+        <w:tblLook w:val="0000" w:firstRow="0" w:lastRow="0" w:firstColumn="0" w:lastColumn="0" w:noHBand="0" w:noVBand="0"/>
       </w:tblPr>
       <w:tblGrid>
         <w:gridCol w:w="2358"/>
@@ -17268,7 +17630,6 @@
                 <w:sz w:val="20"/>
                 <w:szCs w:val="20"/>
               </w:rPr>
-              <w:lastRenderedPageBreak/>
               <w:t>Wydajność operatora</w:t>
             </w:r>
           </w:p>
@@ -17332,7 +17693,7 @@
           <w:left w:w="10" w:type="dxa"/>
           <w:right w:w="10" w:type="dxa"/>
         </w:tblCellMar>
-        <w:tblLook w:val="04A0" w:firstRow="1" w:lastRow="0" w:firstColumn="1" w:lastColumn="0" w:noHBand="0" w:noVBand="1"/>
+        <w:tblLook w:val="0000" w:firstRow="0" w:lastRow="0" w:firstColumn="0" w:lastColumn="0" w:noHBand="0" w:noVBand="0"/>
       </w:tblPr>
       <w:tblGrid>
         <w:gridCol w:w="9070"/>
@@ -17412,7 +17773,7 @@
         <w:pStyle w:val="Nagwek2"/>
         <w:spacing w:before="260" w:after="140"/>
       </w:pPr>
-      <w:bookmarkStart w:id="29" w:name="_Toc239426650"/>
+      <w:bookmarkStart w:id="29" w:name="_Toc239444774"/>
       <w:r>
         <w:rPr>
           <w:b/>
@@ -17447,7 +17808,7 @@
         <w:pageBreakBefore/>
         <w:spacing w:after="240"/>
       </w:pPr>
-      <w:bookmarkStart w:id="30" w:name="_Toc239426651"/>
+      <w:bookmarkStart w:id="30" w:name="_Toc239444775"/>
       <w:r>
         <w:rPr>
           <w:b/>
@@ -17464,7 +17825,7 @@
         <w:pStyle w:val="Nagwek2"/>
         <w:spacing w:before="260" w:after="140"/>
       </w:pPr>
-      <w:bookmarkStart w:id="31" w:name="_Toc239426652"/>
+      <w:bookmarkStart w:id="31" w:name="_Toc239444776"/>
       <w:r>
         <w:rPr>
           <w:b/>
@@ -17515,7 +17876,7 @@
           <w:left w:w="10" w:type="dxa"/>
           <w:right w:w="10" w:type="dxa"/>
         </w:tblCellMar>
-        <w:tblLook w:val="04A0" w:firstRow="1" w:lastRow="0" w:firstColumn="1" w:lastColumn="0" w:noHBand="0" w:noVBand="1"/>
+        <w:tblLook w:val="0000" w:firstRow="0" w:lastRow="0" w:firstColumn="0" w:lastColumn="0" w:noHBand="0" w:noVBand="0"/>
       </w:tblPr>
       <w:tblGrid>
         <w:gridCol w:w="1995"/>
@@ -18041,7 +18402,7 @@
         <w:pStyle w:val="Nagwek2"/>
         <w:spacing w:before="260" w:after="140"/>
       </w:pPr>
-      <w:bookmarkStart w:id="32" w:name="_Toc239426653"/>
+      <w:bookmarkStart w:id="32" w:name="_Toc239444777"/>
       <w:r>
         <w:rPr>
           <w:b/>
@@ -18084,7 +18445,7 @@
           <w:left w:w="10" w:type="dxa"/>
           <w:right w:w="10" w:type="dxa"/>
         </w:tblCellMar>
-        <w:tblLook w:val="04A0" w:firstRow="1" w:lastRow="0" w:firstColumn="1" w:lastColumn="0" w:noHBand="0" w:noVBand="1"/>
+        <w:tblLook w:val="0000" w:firstRow="0" w:lastRow="0" w:firstColumn="0" w:lastColumn="0" w:noHBand="0" w:noVBand="0"/>
       </w:tblPr>
       <w:tblGrid>
         <w:gridCol w:w="9070"/>
@@ -18148,7 +18509,7 @@
         <w:pStyle w:val="Nagwek2"/>
         <w:spacing w:before="260" w:after="140"/>
       </w:pPr>
-      <w:bookmarkStart w:id="33" w:name="_Toc239426654"/>
+      <w:bookmarkStart w:id="33" w:name="_Toc239444778"/>
       <w:r>
         <w:rPr>
           <w:b/>
@@ -18196,7 +18557,7 @@
           <w:left w:w="10" w:type="dxa"/>
           <w:right w:w="10" w:type="dxa"/>
         </w:tblCellMar>
-        <w:tblLook w:val="04A0" w:firstRow="1" w:lastRow="0" w:firstColumn="1" w:lastColumn="0" w:noHBand="0" w:noVBand="1"/>
+        <w:tblLook w:val="0000" w:firstRow="0" w:lastRow="0" w:firstColumn="0" w:lastColumn="0" w:noHBand="0" w:noVBand="0"/>
       </w:tblPr>
       <w:tblGrid>
         <w:gridCol w:w="9070"/>
@@ -18293,7 +18654,7 @@
         <w:pageBreakBefore/>
         <w:spacing w:after="240"/>
       </w:pPr>
-      <w:bookmarkStart w:id="34" w:name="_Toc239426655"/>
+      <w:bookmarkStart w:id="34" w:name="_Toc239444779"/>
       <w:r>
         <w:rPr>
           <w:b/>
@@ -18310,7 +18671,7 @@
         <w:pStyle w:val="Nagwek2"/>
         <w:spacing w:before="260" w:after="140"/>
       </w:pPr>
-      <w:bookmarkStart w:id="35" w:name="_Toc239426656"/>
+      <w:bookmarkStart w:id="35" w:name="_Toc239444780"/>
       <w:r>
         <w:rPr>
           <w:b/>
@@ -18373,10 +18734,10 @@
           <w:noProof/>
         </w:rPr>
         <w:drawing>
-          <wp:inline distT="0" distB="0" distL="0" distR="0" wp14:anchorId="1BE05A52" wp14:editId="08F5C632">
+          <wp:inline distT="0" distB="0" distL="0" distR="0" wp14:anchorId="7CC38B59" wp14:editId="74C5C3D9">
             <wp:extent cx="5334000" cy="3200400"/>
             <wp:effectExtent l="0" t="0" r="0" b="0"/>
-            <wp:docPr id="1277813589" name="Obraz 1277813589"/>
+            <wp:docPr id="550979575" name="Obraz 550979575"/>
             <wp:cNvGraphicFramePr>
               <a:graphicFrameLocks xmlns:a="http://schemas.openxmlformats.org/drawingml/2006/main" noChangeAspect="1"/>
             </wp:cNvGraphicFramePr>
@@ -18432,14 +18793,103 @@
       <w:pPr>
         <w:pStyle w:val="Nagwek2"/>
         <w:spacing w:before="260" w:after="140"/>
-      </w:pPr>
-      <w:bookmarkStart w:id="36" w:name="_Toc239426657"/>
-      <w:r>
         <w:rPr>
           <w:b/>
           <w:bCs/>
           <w:color w:val="2E5496"/>
         </w:rPr>
+      </w:pPr>
+      <w:bookmarkStart w:id="36" w:name="_Toc239444781"/>
+    </w:p>
+    <w:p>
+      <w:pPr>
+        <w:pStyle w:val="Nagwek2"/>
+        <w:spacing w:before="260" w:after="140"/>
+        <w:rPr>
+          <w:b/>
+          <w:bCs/>
+          <w:color w:val="2E5496"/>
+        </w:rPr>
+      </w:pPr>
+    </w:p>
+    <w:p>
+      <w:pPr>
+        <w:pStyle w:val="Nagwek2"/>
+        <w:spacing w:before="260" w:after="140"/>
+        <w:rPr>
+          <w:b/>
+          <w:bCs/>
+          <w:color w:val="2E5496"/>
+        </w:rPr>
+      </w:pPr>
+    </w:p>
+    <w:p>
+      <w:pPr>
+        <w:pStyle w:val="Nagwek2"/>
+        <w:spacing w:before="260" w:after="140"/>
+        <w:rPr>
+          <w:b/>
+          <w:bCs/>
+          <w:color w:val="2E5496"/>
+        </w:rPr>
+      </w:pPr>
+    </w:p>
+    <w:p>
+      <w:pPr>
+        <w:pStyle w:val="Nagwek2"/>
+        <w:spacing w:before="260" w:after="140"/>
+        <w:rPr>
+          <w:b/>
+          <w:bCs/>
+          <w:color w:val="2E5496"/>
+        </w:rPr>
+      </w:pPr>
+    </w:p>
+    <w:p>
+      <w:pPr>
+        <w:pStyle w:val="Nagwek2"/>
+        <w:spacing w:before="260" w:after="140"/>
+        <w:rPr>
+          <w:b/>
+          <w:bCs/>
+          <w:color w:val="2E5496"/>
+        </w:rPr>
+      </w:pPr>
+    </w:p>
+    <w:p>
+      <w:pPr>
+        <w:pStyle w:val="Nagwek2"/>
+        <w:spacing w:before="260" w:after="140"/>
+        <w:rPr>
+          <w:b/>
+          <w:bCs/>
+          <w:color w:val="2E5496"/>
+        </w:rPr>
+      </w:pPr>
+    </w:p>
+    <w:p>
+      <w:pPr>
+        <w:pStyle w:val="Nagwek2"/>
+        <w:spacing w:before="260" w:after="140"/>
+        <w:rPr>
+          <w:b/>
+          <w:bCs/>
+          <w:color w:val="2E5496"/>
+        </w:rPr>
+      </w:pPr>
+    </w:p>
+    <w:p>
+      <w:pPr>
+        <w:pStyle w:val="Nagwek2"/>
+        <w:spacing w:before="260" w:after="140"/>
+      </w:pPr>
+      <w:r>
+        <w:rPr>
+          <w:b/>
+          <w:bCs/>
+          <w:color w:val="2E5496"/>
+        </w:rPr>
+        <w:lastRenderedPageBreak/>
         <w:t>8.2. Pulpit produkcyjny</w:t>
       </w:r>
       <w:bookmarkEnd w:id="36"/>
@@ -18453,12 +18903,11 @@
         <w:rPr>
           <w:noProof/>
         </w:rPr>
-        <w:lastRenderedPageBreak/>
         <w:drawing>
-          <wp:inline distT="0" distB="0" distL="0" distR="0" wp14:anchorId="57C12DCD" wp14:editId="2906EFCF">
+          <wp:inline distT="0" distB="0" distL="0" distR="0" wp14:anchorId="61F75909" wp14:editId="691F9C30">
             <wp:extent cx="5429250" cy="3257550"/>
             <wp:effectExtent l="0" t="0" r="0" b="0"/>
-            <wp:docPr id="1401647085" name="Obraz 1401647085"/>
+            <wp:docPr id="1965443591" name="Obraz 1965443591"/>
             <wp:cNvGraphicFramePr>
               <a:graphicFrameLocks xmlns:a="http://schemas.openxmlformats.org/drawingml/2006/main" noChangeAspect="1"/>
             </wp:cNvGraphicFramePr>
@@ -18541,14 +18990,81 @@
       <w:pPr>
         <w:pStyle w:val="Nagwek2"/>
         <w:spacing w:before="260" w:after="140"/>
-      </w:pPr>
-      <w:bookmarkStart w:id="37" w:name="_Toc239426658"/>
-      <w:r>
         <w:rPr>
           <w:b/>
           <w:bCs/>
           <w:color w:val="2E5496"/>
         </w:rPr>
+      </w:pPr>
+      <w:bookmarkStart w:id="37" w:name="_Toc239444782"/>
+    </w:p>
+    <w:p>
+      <w:pPr>
+        <w:pStyle w:val="Nagwek2"/>
+        <w:spacing w:before="260" w:after="140"/>
+        <w:rPr>
+          <w:b/>
+          <w:bCs/>
+          <w:color w:val="2E5496"/>
+        </w:rPr>
+      </w:pPr>
+    </w:p>
+    <w:p>
+      <w:pPr>
+        <w:pStyle w:val="Nagwek2"/>
+        <w:spacing w:before="260" w:after="140"/>
+        <w:rPr>
+          <w:b/>
+          <w:bCs/>
+          <w:color w:val="2E5496"/>
+        </w:rPr>
+      </w:pPr>
+    </w:p>
+    <w:p>
+      <w:pPr>
+        <w:pStyle w:val="Nagwek2"/>
+        <w:spacing w:before="260" w:after="140"/>
+        <w:rPr>
+          <w:b/>
+          <w:bCs/>
+          <w:color w:val="2E5496"/>
+        </w:rPr>
+      </w:pPr>
+    </w:p>
+    <w:p>
+      <w:pPr>
+        <w:pStyle w:val="Nagwek2"/>
+        <w:spacing w:before="260" w:after="140"/>
+        <w:rPr>
+          <w:b/>
+          <w:bCs/>
+          <w:color w:val="2E5496"/>
+        </w:rPr>
+      </w:pPr>
+    </w:p>
+    <w:p>
+      <w:pPr>
+        <w:pStyle w:val="Nagwek2"/>
+        <w:spacing w:before="260" w:after="140"/>
+        <w:rPr>
+          <w:b/>
+          <w:bCs/>
+          <w:color w:val="2E5496"/>
+        </w:rPr>
+      </w:pPr>
+    </w:p>
+    <w:p>
+      <w:pPr>
+        <w:pStyle w:val="Nagwek2"/>
+        <w:spacing w:before="260" w:after="140"/>
+      </w:pPr>
+      <w:r>
+        <w:rPr>
+          <w:b/>
+          <w:bCs/>
+          <w:color w:val="2E5496"/>
+        </w:rPr>
+        <w:lastRenderedPageBreak/>
         <w:t>8.3. Zarządzanie zleceniami</w:t>
       </w:r>
       <w:bookmarkEnd w:id="37"/>
@@ -18562,12 +19078,11 @@
         <w:rPr>
           <w:noProof/>
         </w:rPr>
-        <w:lastRenderedPageBreak/>
         <w:drawing>
-          <wp:inline distT="0" distB="0" distL="0" distR="0" wp14:anchorId="0A2AA5FA" wp14:editId="212E3021">
+          <wp:inline distT="0" distB="0" distL="0" distR="0" wp14:anchorId="7CB7C92E" wp14:editId="31ADF18F">
             <wp:extent cx="5334000" cy="3200400"/>
             <wp:effectExtent l="0" t="0" r="0" b="0"/>
-            <wp:docPr id="1087080589" name="Obraz 1087080589"/>
+            <wp:docPr id="1846793120" name="Obraz 1846793120"/>
             <wp:cNvGraphicFramePr>
               <a:graphicFrameLocks xmlns:a="http://schemas.openxmlformats.org/drawingml/2006/main" noChangeAspect="1"/>
             </wp:cNvGraphicFramePr>
@@ -18641,7 +19156,7 @@
         <w:pStyle w:val="Nagwek2"/>
         <w:spacing w:before="260" w:after="140"/>
       </w:pPr>
-      <w:bookmarkStart w:id="38" w:name="_Toc239426659"/>
+      <w:bookmarkStart w:id="38" w:name="_Toc239444783"/>
       <w:r>
         <w:rPr>
           <w:b/>
@@ -18662,10 +19177,10 @@
           <w:noProof/>
         </w:rPr>
         <w:drawing>
-          <wp:inline distT="0" distB="0" distL="0" distR="0" wp14:anchorId="03F92055" wp14:editId="075A1527">
+          <wp:inline distT="0" distB="0" distL="0" distR="0" wp14:anchorId="7918BA8F" wp14:editId="44BA0852">
             <wp:extent cx="5334000" cy="3200400"/>
             <wp:effectExtent l="0" t="0" r="0" b="0"/>
-            <wp:docPr id="675052704" name="Obraz 675052704"/>
+            <wp:docPr id="909373651" name="Obraz 909373651"/>
             <wp:cNvGraphicFramePr>
               <a:graphicFrameLocks xmlns:a="http://schemas.openxmlformats.org/drawingml/2006/main" noChangeAspect="1"/>
             </wp:cNvGraphicFramePr>
@@ -18732,7 +19247,7 @@
         <w:pStyle w:val="Nagwek2"/>
         <w:spacing w:before="260" w:after="140"/>
       </w:pPr>
-      <w:bookmarkStart w:id="39" w:name="_Toc239426660"/>
+      <w:bookmarkStart w:id="39" w:name="_Toc239444784"/>
       <w:r>
         <w:rPr>
           <w:b/>
@@ -18753,10 +19268,10 @@
           <w:noProof/>
         </w:rPr>
         <w:drawing>
-          <wp:inline distT="0" distB="0" distL="0" distR="0" wp14:anchorId="25EA3C75" wp14:editId="261E0C54">
+          <wp:inline distT="0" distB="0" distL="0" distR="0" wp14:anchorId="2FDDFBBF" wp14:editId="720F8C93">
             <wp:extent cx="5334000" cy="3200400"/>
             <wp:effectExtent l="0" t="0" r="0" b="0"/>
-            <wp:docPr id="1276712913" name="Obraz 1276712913"/>
+            <wp:docPr id="973097277" name="Obraz 973097277"/>
             <wp:cNvGraphicFramePr>
               <a:graphicFrameLocks xmlns:a="http://schemas.openxmlformats.org/drawingml/2006/main" noChangeAspect="1"/>
             </wp:cNvGraphicFramePr>
@@ -18832,7 +19347,7 @@
         <w:pageBreakBefore/>
         <w:spacing w:after="240"/>
       </w:pPr>
-      <w:bookmarkStart w:id="40" w:name="_Toc239426661"/>
+      <w:bookmarkStart w:id="40" w:name="_Toc239444785"/>
       <w:r>
         <w:rPr>
           <w:b/>
@@ -18849,7 +19364,7 @@
         <w:pStyle w:val="Nagwek2"/>
         <w:spacing w:before="260" w:after="140"/>
       </w:pPr>
-      <w:bookmarkStart w:id="41" w:name="_Toc239426662"/>
+      <w:bookmarkStart w:id="41" w:name="_Toc239444786"/>
       <w:r>
         <w:rPr>
           <w:b/>
@@ -18893,7 +19408,7 @@
           <w:left w:w="10" w:type="dxa"/>
           <w:right w:w="10" w:type="dxa"/>
         </w:tblCellMar>
-        <w:tblLook w:val="04A0" w:firstRow="1" w:lastRow="0" w:firstColumn="1" w:lastColumn="0" w:noHBand="0" w:noVBand="1"/>
+        <w:tblLook w:val="0000" w:firstRow="0" w:lastRow="0" w:firstColumn="0" w:lastColumn="0" w:noHBand="0" w:noVBand="0"/>
       </w:tblPr>
       <w:tblGrid>
         <w:gridCol w:w="2358"/>
@@ -19244,7 +19759,7 @@
           <w:left w:w="10" w:type="dxa"/>
           <w:right w:w="10" w:type="dxa"/>
         </w:tblCellMar>
-        <w:tblLook w:val="04A0" w:firstRow="1" w:lastRow="0" w:firstColumn="1" w:lastColumn="0" w:noHBand="0" w:noVBand="1"/>
+        <w:tblLook w:val="0000" w:firstRow="0" w:lastRow="0" w:firstColumn="0" w:lastColumn="0" w:noHBand="0" w:noVBand="0"/>
       </w:tblPr>
       <w:tblGrid>
         <w:gridCol w:w="9070"/>
@@ -19324,7 +19839,7 @@
         <w:pStyle w:val="Nagwek2"/>
         <w:spacing w:before="260" w:after="140"/>
       </w:pPr>
-      <w:bookmarkStart w:id="42" w:name="_Toc239426663"/>
+      <w:bookmarkStart w:id="42" w:name="_Toc239444787"/>
       <w:r>
         <w:rPr>
           <w:b/>
@@ -19359,7 +19874,7 @@
           <w:left w:w="10" w:type="dxa"/>
           <w:right w:w="10" w:type="dxa"/>
         </w:tblCellMar>
-        <w:tblLook w:val="04A0" w:firstRow="1" w:lastRow="0" w:firstColumn="1" w:lastColumn="0" w:noHBand="0" w:noVBand="1"/>
+        <w:tblLook w:val="0000" w:firstRow="0" w:lastRow="0" w:firstColumn="0" w:lastColumn="0" w:noHBand="0" w:noVBand="0"/>
       </w:tblPr>
       <w:tblGrid>
         <w:gridCol w:w="1995"/>
@@ -20358,7 +20873,7 @@
         <w:pStyle w:val="Nagwek2"/>
         <w:spacing w:before="260" w:after="140"/>
       </w:pPr>
-      <w:bookmarkStart w:id="43" w:name="_Toc239426664"/>
+      <w:bookmarkStart w:id="43" w:name="_Toc239444788"/>
       <w:r>
         <w:rPr>
           <w:b/>
@@ -20393,7 +20908,7 @@
           <w:left w:w="10" w:type="dxa"/>
           <w:right w:w="10" w:type="dxa"/>
         </w:tblCellMar>
-        <w:tblLook w:val="04A0" w:firstRow="1" w:lastRow="0" w:firstColumn="1" w:lastColumn="0" w:noHBand="0" w:noVBand="1"/>
+        <w:tblLook w:val="0000" w:firstRow="0" w:lastRow="0" w:firstColumn="0" w:lastColumn="0" w:noHBand="0" w:noVBand="0"/>
       </w:tblPr>
       <w:tblGrid>
         <w:gridCol w:w="2358"/>
@@ -21212,7 +21727,7 @@
         <w:pageBreakBefore/>
         <w:spacing w:after="240"/>
       </w:pPr>
-      <w:bookmarkStart w:id="44" w:name="_Toc239426665"/>
+      <w:bookmarkStart w:id="44" w:name="_Toc239444789"/>
       <w:r>
         <w:rPr>
           <w:b/>
@@ -21230,8 +21745,40 @@
         <w:jc w:val="both"/>
       </w:pPr>
       <w:r>
-        <w:t>Projekt zrealizował zespół RIZZ &amp; BRICKS. Prace podzielono na obszary odpowiadające warstwom systemu, z zachowaniem wspólnej odpowiedzialności za integrację i testy końcowe.</w:t>
-      </w:r>
+        <w:t>Projekt zrealizował pięcioosobowy zespół RIZZ &amp; BRICKS, działający pod opieką dr. hab. inż. Krzysztofa Żywickiego. Prace podzielono na obszary odpowiadające warstwom systemu, z zachowaniem wspólnej odpowiedzialności za integrację, uruchomienie i testy końcowe.</w:t>
+      </w:r>
+    </w:p>
+    <w:p>
+      <w:pPr>
+        <w:pStyle w:val="Nagwek2"/>
+        <w:spacing w:before="260" w:after="140"/>
+      </w:pPr>
+      <w:bookmarkStart w:id="45" w:name="_Toc239444791"/>
+      <w:r>
+        <w:rPr>
+          <w:b/>
+          <w:bCs/>
+          <w:color w:val="2E5496"/>
+        </w:rPr>
+        <w:t>10.</w:t>
+      </w:r>
+      <w:r>
+        <w:rPr>
+          <w:b/>
+          <w:bCs/>
+          <w:color w:val="2E5496"/>
+        </w:rPr>
+        <w:t>1</w:t>
+      </w:r>
+      <w:r>
+        <w:rPr>
+          <w:b/>
+          <w:bCs/>
+          <w:color w:val="2E5496"/>
+        </w:rPr>
+        <w:t>. Podział zadań</w:t>
+      </w:r>
+      <w:bookmarkEnd w:id="45"/>
     </w:p>
     <w:tbl>
       <w:tblPr>
@@ -21248,10 +21795,12 @@
           <w:left w:w="10" w:type="dxa"/>
           <w:right w:w="10" w:type="dxa"/>
         </w:tblCellMar>
-        <w:tblLook w:val="04A0" w:firstRow="1" w:lastRow="0" w:firstColumn="1" w:lastColumn="0" w:noHBand="0" w:noVBand="1"/>
+        <w:tblLook w:val="0000" w:firstRow="0" w:lastRow="0" w:firstColumn="0" w:lastColumn="0" w:noHBand="0" w:noVBand="0"/>
       </w:tblPr>
       <w:tblGrid>
-        <w:gridCol w:w="9070"/>
+        <w:gridCol w:w="1995"/>
+        <w:gridCol w:w="4354"/>
+        <w:gridCol w:w="2721"/>
       </w:tblGrid>
       <w:tr>
         <w:tblPrEx>
@@ -21260,43 +21809,891 @@
             <w:bottom w:w="0" w:type="dxa"/>
           </w:tblCellMar>
         </w:tblPrEx>
-        <w:tc>
-          <w:tcPr>
-            <w:tcW w:w="9070" w:type="dxa"/>
-            <w:shd w:val="clear" w:color="auto" w:fill="EDF2FA"/>
-            <w:tcMar>
-              <w:top w:w="160" w:type="dxa"/>
-              <w:left w:w="220" w:type="dxa"/>
-              <w:bottom w:w="160" w:type="dxa"/>
-              <w:right w:w="220" w:type="dxa"/>
-            </w:tcMar>
-          </w:tcPr>
-          <w:p>
-            <w:pPr>
-              <w:spacing w:after="80"/>
+        <w:trPr>
+          <w:tblHeader/>
+        </w:trPr>
+        <w:tc>
+          <w:tcPr>
+            <w:tcW w:w="1995" w:type="dxa"/>
+            <w:shd w:val="clear" w:color="auto" w:fill="1F3864"/>
+            <w:tcMar>
+              <w:top w:w="60" w:type="dxa"/>
+              <w:left w:w="110" w:type="dxa"/>
+              <w:bottom w:w="60" w:type="dxa"/>
+              <w:right w:w="110" w:type="dxa"/>
+            </w:tcMar>
+            <w:vAlign w:val="center"/>
+          </w:tcPr>
+          <w:p>
+            <w:pPr>
+              <w:spacing w:line="260" w:lineRule="auto"/>
             </w:pPr>
             <w:r>
               <w:rPr>
                 <w:b/>
                 <w:bCs/>
-                <w:color w:val="1F3864"/>
-                <w:sz w:val="21"/>
-                <w:szCs w:val="21"/>
-              </w:rPr>
-              <w:t>Do uzupełnienia</w:t>
-            </w:r>
-          </w:p>
-          <w:p>
-            <w:pPr>
-              <w:spacing w:after="60" w:line="280" w:lineRule="auto"/>
-              <w:jc w:val="both"/>
-            </w:pPr>
-            <w:r>
-              <w:rPr>
-                <w:sz w:val="21"/>
-                <w:szCs w:val="21"/>
-              </w:rPr>
-              <w:t>Niniejszy rozdział wymaga uzupełnienia o skład zespołu i szczegółowy podział odpowiedzialności. Poniższa tabela stanowi szkielet — należy wpisać imiona i nazwiska oraz zweryfikować przypisanie obszarów.</w:t>
+                <w:color w:val="FFFFFF"/>
+                <w:sz w:val="20"/>
+                <w:szCs w:val="20"/>
+              </w:rPr>
+              <w:t>Obszar</w:t>
+            </w:r>
+          </w:p>
+        </w:tc>
+        <w:tc>
+          <w:tcPr>
+            <w:tcW w:w="4354" w:type="dxa"/>
+            <w:shd w:val="clear" w:color="auto" w:fill="1F3864"/>
+            <w:tcMar>
+              <w:top w:w="60" w:type="dxa"/>
+              <w:left w:w="110" w:type="dxa"/>
+              <w:bottom w:w="60" w:type="dxa"/>
+              <w:right w:w="110" w:type="dxa"/>
+            </w:tcMar>
+            <w:vAlign w:val="center"/>
+          </w:tcPr>
+          <w:p>
+            <w:pPr>
+              <w:spacing w:line="260" w:lineRule="auto"/>
+            </w:pPr>
+            <w:r>
+              <w:rPr>
+                <w:b/>
+                <w:bCs/>
+                <w:color w:val="FFFFFF"/>
+                <w:sz w:val="20"/>
+                <w:szCs w:val="20"/>
+              </w:rPr>
+              <w:t>Zakres odpowiedzialności</w:t>
+            </w:r>
+          </w:p>
+        </w:tc>
+        <w:tc>
+          <w:tcPr>
+            <w:tcW w:w="2721" w:type="dxa"/>
+            <w:shd w:val="clear" w:color="auto" w:fill="1F3864"/>
+            <w:tcMar>
+              <w:top w:w="60" w:type="dxa"/>
+              <w:left w:w="110" w:type="dxa"/>
+              <w:bottom w:w="60" w:type="dxa"/>
+              <w:right w:w="110" w:type="dxa"/>
+            </w:tcMar>
+            <w:vAlign w:val="center"/>
+          </w:tcPr>
+          <w:p>
+            <w:pPr>
+              <w:spacing w:line="260" w:lineRule="auto"/>
+            </w:pPr>
+            <w:r>
+              <w:rPr>
+                <w:b/>
+                <w:bCs/>
+                <w:color w:val="FFFFFF"/>
+                <w:sz w:val="20"/>
+                <w:szCs w:val="20"/>
+              </w:rPr>
+              <w:t>Osoba odpowiedzialna</w:t>
+            </w:r>
+          </w:p>
+        </w:tc>
+      </w:tr>
+      <w:tr>
+        <w:tblPrEx>
+          <w:tblCellMar>
+            <w:top w:w="0" w:type="dxa"/>
+            <w:bottom w:w="0" w:type="dxa"/>
+          </w:tblCellMar>
+        </w:tblPrEx>
+        <w:tc>
+          <w:tcPr>
+            <w:tcW w:w="1995" w:type="dxa"/>
+            <w:tcMar>
+              <w:top w:w="60" w:type="dxa"/>
+              <w:left w:w="110" w:type="dxa"/>
+              <w:bottom w:w="60" w:type="dxa"/>
+              <w:right w:w="110" w:type="dxa"/>
+            </w:tcMar>
+            <w:vAlign w:val="center"/>
+          </w:tcPr>
+          <w:p>
+            <w:pPr>
+              <w:spacing w:line="260" w:lineRule="auto"/>
+            </w:pPr>
+            <w:r>
+              <w:rPr>
+                <w:color w:val="000000"/>
+                <w:sz w:val="20"/>
+                <w:szCs w:val="20"/>
+              </w:rPr>
+              <w:t>Konstrukcja mechaniczna</w:t>
+            </w:r>
+          </w:p>
+        </w:tc>
+        <w:tc>
+          <w:tcPr>
+            <w:tcW w:w="4354" w:type="dxa"/>
+            <w:tcMar>
+              <w:top w:w="60" w:type="dxa"/>
+              <w:left w:w="110" w:type="dxa"/>
+              <w:bottom w:w="60" w:type="dxa"/>
+              <w:right w:w="110" w:type="dxa"/>
+            </w:tcMar>
+            <w:vAlign w:val="center"/>
+          </w:tcPr>
+          <w:p>
+            <w:pPr>
+              <w:spacing w:line="260" w:lineRule="auto"/>
+            </w:pPr>
+            <w:r>
+              <w:rPr>
+                <w:color w:val="000000"/>
+                <w:sz w:val="20"/>
+                <w:szCs w:val="20"/>
+              </w:rPr>
+              <w:t>Projekt ramy, paletek, uchwytów i elementów drukowanych</w:t>
+            </w:r>
+          </w:p>
+        </w:tc>
+        <w:tc>
+          <w:tcPr>
+            <w:tcW w:w="2721" w:type="dxa"/>
+            <w:tcMar>
+              <w:top w:w="60" w:type="dxa"/>
+              <w:left w:w="110" w:type="dxa"/>
+              <w:bottom w:w="60" w:type="dxa"/>
+              <w:right w:w="110" w:type="dxa"/>
+            </w:tcMar>
+            <w:vAlign w:val="center"/>
+          </w:tcPr>
+          <w:p>
+            <w:pPr>
+              <w:spacing w:line="260" w:lineRule="auto"/>
+            </w:pPr>
+            <w:r>
+              <w:t>Bartosz Zawłocki</w:t>
+            </w:r>
+          </w:p>
+          <w:p>
+            <w:pPr>
+              <w:spacing w:line="260" w:lineRule="auto"/>
+            </w:pPr>
+            <w:r>
+              <w:t xml:space="preserve">Wojciech </w:t>
+            </w:r>
+            <w:proofErr w:type="spellStart"/>
+            <w:r>
+              <w:t>Hapke</w:t>
+            </w:r>
+            <w:proofErr w:type="spellEnd"/>
+          </w:p>
+        </w:tc>
+      </w:tr>
+      <w:tr>
+        <w:tblPrEx>
+          <w:tblCellMar>
+            <w:top w:w="0" w:type="dxa"/>
+            <w:bottom w:w="0" w:type="dxa"/>
+          </w:tblCellMar>
+        </w:tblPrEx>
+        <w:tc>
+          <w:tcPr>
+            <w:tcW w:w="1995" w:type="dxa"/>
+            <w:shd w:val="clear" w:color="auto" w:fill="F2F5FA"/>
+            <w:tcMar>
+              <w:top w:w="60" w:type="dxa"/>
+              <w:left w:w="110" w:type="dxa"/>
+              <w:bottom w:w="60" w:type="dxa"/>
+              <w:right w:w="110" w:type="dxa"/>
+            </w:tcMar>
+            <w:vAlign w:val="center"/>
+          </w:tcPr>
+          <w:p>
+            <w:pPr>
+              <w:spacing w:line="260" w:lineRule="auto"/>
+            </w:pPr>
+            <w:r>
+              <w:rPr>
+                <w:color w:val="000000"/>
+                <w:sz w:val="20"/>
+                <w:szCs w:val="20"/>
+              </w:rPr>
+              <w:t>Sterowanie PLC</w:t>
+            </w:r>
+          </w:p>
+        </w:tc>
+        <w:tc>
+          <w:tcPr>
+            <w:tcW w:w="4354" w:type="dxa"/>
+            <w:shd w:val="clear" w:color="auto" w:fill="F2F5FA"/>
+            <w:tcMar>
+              <w:top w:w="60" w:type="dxa"/>
+              <w:left w:w="110" w:type="dxa"/>
+              <w:bottom w:w="60" w:type="dxa"/>
+              <w:right w:w="110" w:type="dxa"/>
+            </w:tcMar>
+            <w:vAlign w:val="center"/>
+          </w:tcPr>
+          <w:p>
+            <w:pPr>
+              <w:spacing w:line="260" w:lineRule="auto"/>
+            </w:pPr>
+            <w:r>
+              <w:rPr>
+                <w:color w:val="000000"/>
+                <w:sz w:val="20"/>
+                <w:szCs w:val="20"/>
+              </w:rPr>
+              <w:t>Program w TIA Portal, struktury danych, maszyny stanów</w:t>
+            </w:r>
+          </w:p>
+        </w:tc>
+        <w:tc>
+          <w:tcPr>
+            <w:tcW w:w="2721" w:type="dxa"/>
+            <w:shd w:val="clear" w:color="auto" w:fill="F2F5FA"/>
+            <w:tcMar>
+              <w:top w:w="60" w:type="dxa"/>
+              <w:left w:w="110" w:type="dxa"/>
+              <w:bottom w:w="60" w:type="dxa"/>
+              <w:right w:w="110" w:type="dxa"/>
+            </w:tcMar>
+            <w:vAlign w:val="center"/>
+          </w:tcPr>
+          <w:p>
+            <w:pPr>
+              <w:spacing w:line="260" w:lineRule="auto"/>
+            </w:pPr>
+            <w:r>
+              <w:t>Bartosz Zawłocki</w:t>
+            </w:r>
+          </w:p>
+        </w:tc>
+      </w:tr>
+      <w:tr>
+        <w:tblPrEx>
+          <w:tblCellMar>
+            <w:top w:w="0" w:type="dxa"/>
+            <w:bottom w:w="0" w:type="dxa"/>
+          </w:tblCellMar>
+        </w:tblPrEx>
+        <w:tc>
+          <w:tcPr>
+            <w:tcW w:w="1995" w:type="dxa"/>
+            <w:tcMar>
+              <w:top w:w="60" w:type="dxa"/>
+              <w:left w:w="110" w:type="dxa"/>
+              <w:bottom w:w="60" w:type="dxa"/>
+              <w:right w:w="110" w:type="dxa"/>
+            </w:tcMar>
+            <w:vAlign w:val="center"/>
+          </w:tcPr>
+          <w:p>
+            <w:pPr>
+              <w:spacing w:line="260" w:lineRule="auto"/>
+            </w:pPr>
+            <w:r>
+              <w:rPr>
+                <w:color w:val="000000"/>
+                <w:sz w:val="20"/>
+                <w:szCs w:val="20"/>
+              </w:rPr>
+              <w:t>Integracja sprzętu</w:t>
+            </w:r>
+          </w:p>
+        </w:tc>
+        <w:tc>
+          <w:tcPr>
+            <w:tcW w:w="4354" w:type="dxa"/>
+            <w:tcMar>
+              <w:top w:w="60" w:type="dxa"/>
+              <w:left w:w="110" w:type="dxa"/>
+              <w:bottom w:w="60" w:type="dxa"/>
+              <w:right w:w="110" w:type="dxa"/>
+            </w:tcMar>
+            <w:vAlign w:val="center"/>
+          </w:tcPr>
+          <w:p>
+            <w:pPr>
+              <w:spacing w:line="260" w:lineRule="auto"/>
+            </w:pPr>
+            <w:r>
+              <w:rPr>
+                <w:color w:val="000000"/>
+                <w:sz w:val="20"/>
+                <w:szCs w:val="20"/>
+              </w:rPr>
+              <w:t xml:space="preserve">Dobór i konfiguracja czujników, RFID, kamery, </w:t>
+            </w:r>
+            <w:proofErr w:type="spellStart"/>
+            <w:r>
+              <w:rPr>
+                <w:color w:val="000000"/>
+                <w:sz w:val="20"/>
+                <w:szCs w:val="20"/>
+              </w:rPr>
+              <w:t>Pick</w:t>
+            </w:r>
+            <w:proofErr w:type="spellEnd"/>
+            <w:r>
+              <w:rPr>
+                <w:color w:val="000000"/>
+                <w:sz w:val="20"/>
+                <w:szCs w:val="20"/>
+              </w:rPr>
+              <w:t>-to-</w:t>
+            </w:r>
+            <w:proofErr w:type="spellStart"/>
+            <w:r>
+              <w:rPr>
+                <w:color w:val="000000"/>
+                <w:sz w:val="20"/>
+                <w:szCs w:val="20"/>
+              </w:rPr>
+              <w:t>Light</w:t>
+            </w:r>
+            <w:proofErr w:type="spellEnd"/>
+          </w:p>
+        </w:tc>
+        <w:tc>
+          <w:tcPr>
+            <w:tcW w:w="2721" w:type="dxa"/>
+            <w:tcMar>
+              <w:top w:w="60" w:type="dxa"/>
+              <w:left w:w="110" w:type="dxa"/>
+              <w:bottom w:w="60" w:type="dxa"/>
+              <w:right w:w="110" w:type="dxa"/>
+            </w:tcMar>
+            <w:vAlign w:val="center"/>
+          </w:tcPr>
+          <w:p>
+            <w:pPr>
+              <w:spacing w:line="260" w:lineRule="auto"/>
+            </w:pPr>
+            <w:r>
+              <w:t>Bartosz Zawłocki</w:t>
+            </w:r>
+          </w:p>
+          <w:p>
+            <w:pPr>
+              <w:spacing w:line="260" w:lineRule="auto"/>
+            </w:pPr>
+            <w:r>
+              <w:t xml:space="preserve">Wojciech </w:t>
+            </w:r>
+            <w:proofErr w:type="spellStart"/>
+            <w:r>
+              <w:t>Hapke</w:t>
+            </w:r>
+            <w:proofErr w:type="spellEnd"/>
+          </w:p>
+        </w:tc>
+      </w:tr>
+      <w:tr>
+        <w:tblPrEx>
+          <w:tblCellMar>
+            <w:top w:w="0" w:type="dxa"/>
+            <w:bottom w:w="0" w:type="dxa"/>
+          </w:tblCellMar>
+        </w:tblPrEx>
+        <w:tc>
+          <w:tcPr>
+            <w:tcW w:w="1995" w:type="dxa"/>
+            <w:shd w:val="clear" w:color="auto" w:fill="F2F5FA"/>
+            <w:tcMar>
+              <w:top w:w="60" w:type="dxa"/>
+              <w:left w:w="110" w:type="dxa"/>
+              <w:bottom w:w="60" w:type="dxa"/>
+              <w:right w:w="110" w:type="dxa"/>
+            </w:tcMar>
+            <w:vAlign w:val="center"/>
+          </w:tcPr>
+          <w:p>
+            <w:pPr>
+              <w:spacing w:line="260" w:lineRule="auto"/>
+            </w:pPr>
+            <w:r>
+              <w:rPr>
+                <w:color w:val="000000"/>
+                <w:sz w:val="20"/>
+                <w:szCs w:val="20"/>
+              </w:rPr>
+              <w:t>Panele operatorskie</w:t>
+            </w:r>
+          </w:p>
+        </w:tc>
+        <w:tc>
+          <w:tcPr>
+            <w:tcW w:w="4354" w:type="dxa"/>
+            <w:shd w:val="clear" w:color="auto" w:fill="F2F5FA"/>
+            <w:tcMar>
+              <w:top w:w="60" w:type="dxa"/>
+              <w:left w:w="110" w:type="dxa"/>
+              <w:bottom w:w="60" w:type="dxa"/>
+              <w:right w:w="110" w:type="dxa"/>
+            </w:tcMar>
+            <w:vAlign w:val="center"/>
+          </w:tcPr>
+          <w:p>
+            <w:pPr>
+              <w:spacing w:line="260" w:lineRule="auto"/>
+            </w:pPr>
+            <w:r>
+              <w:rPr>
+                <w:color w:val="000000"/>
+                <w:sz w:val="20"/>
+                <w:szCs w:val="20"/>
+              </w:rPr>
+              <w:t>Wizualizacja, powiązanie zmiennych, instrukcje montażu</w:t>
+            </w:r>
+          </w:p>
+        </w:tc>
+        <w:tc>
+          <w:tcPr>
+            <w:tcW w:w="2721" w:type="dxa"/>
+            <w:shd w:val="clear" w:color="auto" w:fill="F2F5FA"/>
+            <w:tcMar>
+              <w:top w:w="60" w:type="dxa"/>
+              <w:left w:w="110" w:type="dxa"/>
+              <w:bottom w:w="60" w:type="dxa"/>
+              <w:right w:w="110" w:type="dxa"/>
+            </w:tcMar>
+            <w:vAlign w:val="center"/>
+          </w:tcPr>
+          <w:p>
+            <w:pPr>
+              <w:spacing w:line="260" w:lineRule="auto"/>
+            </w:pPr>
+            <w:r>
+              <w:t>Bartosz Zawłocki</w:t>
+            </w:r>
+          </w:p>
+        </w:tc>
+      </w:tr>
+      <w:tr>
+        <w:tblPrEx>
+          <w:tblCellMar>
+            <w:top w:w="0" w:type="dxa"/>
+            <w:bottom w:w="0" w:type="dxa"/>
+          </w:tblCellMar>
+        </w:tblPrEx>
+        <w:tc>
+          <w:tcPr>
+            <w:tcW w:w="1995" w:type="dxa"/>
+            <w:tcMar>
+              <w:top w:w="60" w:type="dxa"/>
+              <w:left w:w="110" w:type="dxa"/>
+              <w:bottom w:w="60" w:type="dxa"/>
+              <w:right w:w="110" w:type="dxa"/>
+            </w:tcMar>
+            <w:vAlign w:val="center"/>
+          </w:tcPr>
+          <w:p>
+            <w:pPr>
+              <w:spacing w:line="260" w:lineRule="auto"/>
+            </w:pPr>
+            <w:r>
+              <w:rPr>
+                <w:color w:val="000000"/>
+                <w:sz w:val="20"/>
+                <w:szCs w:val="20"/>
+              </w:rPr>
+              <w:t>Baza danych</w:t>
+            </w:r>
+          </w:p>
+        </w:tc>
+        <w:tc>
+          <w:tcPr>
+            <w:tcW w:w="4354" w:type="dxa"/>
+            <w:tcMar>
+              <w:top w:w="60" w:type="dxa"/>
+              <w:left w:w="110" w:type="dxa"/>
+              <w:bottom w:w="60" w:type="dxa"/>
+              <w:right w:w="110" w:type="dxa"/>
+            </w:tcMar>
+            <w:vAlign w:val="center"/>
+          </w:tcPr>
+          <w:p>
+            <w:pPr>
+              <w:spacing w:line="260" w:lineRule="auto"/>
+            </w:pPr>
+            <w:r>
+              <w:rPr>
+                <w:color w:val="000000"/>
+                <w:sz w:val="20"/>
+                <w:szCs w:val="20"/>
+              </w:rPr>
+              <w:t>Model danych, skrypty, wyzwalacz wyliczający wskaźniki</w:t>
+            </w:r>
+          </w:p>
+        </w:tc>
+        <w:tc>
+          <w:tcPr>
+            <w:tcW w:w="2721" w:type="dxa"/>
+            <w:tcMar>
+              <w:top w:w="60" w:type="dxa"/>
+              <w:left w:w="110" w:type="dxa"/>
+              <w:bottom w:w="60" w:type="dxa"/>
+              <w:right w:w="110" w:type="dxa"/>
+            </w:tcMar>
+            <w:vAlign w:val="center"/>
+          </w:tcPr>
+          <w:p>
+            <w:pPr>
+              <w:spacing w:line="260" w:lineRule="auto"/>
+            </w:pPr>
+            <w:r>
+              <w:t xml:space="preserve">Wojciech </w:t>
+            </w:r>
+            <w:proofErr w:type="spellStart"/>
+            <w:r>
+              <w:t>Hapke</w:t>
+            </w:r>
+            <w:proofErr w:type="spellEnd"/>
+          </w:p>
+        </w:tc>
+      </w:tr>
+      <w:tr>
+        <w:tblPrEx>
+          <w:tblCellMar>
+            <w:top w:w="0" w:type="dxa"/>
+            <w:bottom w:w="0" w:type="dxa"/>
+          </w:tblCellMar>
+        </w:tblPrEx>
+        <w:tc>
+          <w:tcPr>
+            <w:tcW w:w="1995" w:type="dxa"/>
+            <w:shd w:val="clear" w:color="auto" w:fill="F2F5FA"/>
+            <w:tcMar>
+              <w:top w:w="60" w:type="dxa"/>
+              <w:left w:w="110" w:type="dxa"/>
+              <w:bottom w:w="60" w:type="dxa"/>
+              <w:right w:w="110" w:type="dxa"/>
+            </w:tcMar>
+            <w:vAlign w:val="center"/>
+          </w:tcPr>
+          <w:p>
+            <w:pPr>
+              <w:spacing w:line="260" w:lineRule="auto"/>
+            </w:pPr>
+            <w:r>
+              <w:rPr>
+                <w:color w:val="000000"/>
+                <w:sz w:val="20"/>
+                <w:szCs w:val="20"/>
+              </w:rPr>
+              <w:t>Warstwa pośrednia</w:t>
+            </w:r>
+          </w:p>
+        </w:tc>
+        <w:tc>
+          <w:tcPr>
+            <w:tcW w:w="4354" w:type="dxa"/>
+            <w:shd w:val="clear" w:color="auto" w:fill="F2F5FA"/>
+            <w:tcMar>
+              <w:top w:w="60" w:type="dxa"/>
+              <w:left w:w="110" w:type="dxa"/>
+              <w:bottom w:w="60" w:type="dxa"/>
+              <w:right w:w="110" w:type="dxa"/>
+            </w:tcMar>
+            <w:vAlign w:val="center"/>
+          </w:tcPr>
+          <w:p>
+            <w:pPr>
+              <w:spacing w:line="260" w:lineRule="auto"/>
+            </w:pPr>
+            <w:r>
+              <w:rPr>
+                <w:color w:val="000000"/>
+                <w:sz w:val="20"/>
+                <w:szCs w:val="20"/>
+              </w:rPr>
+              <w:t>Aplikacja C#, komunikacja ze sterownikiem</w:t>
+            </w:r>
+          </w:p>
+        </w:tc>
+        <w:tc>
+          <w:tcPr>
+            <w:tcW w:w="2721" w:type="dxa"/>
+            <w:shd w:val="clear" w:color="auto" w:fill="F2F5FA"/>
+            <w:tcMar>
+              <w:top w:w="60" w:type="dxa"/>
+              <w:left w:w="110" w:type="dxa"/>
+              <w:bottom w:w="60" w:type="dxa"/>
+              <w:right w:w="110" w:type="dxa"/>
+            </w:tcMar>
+            <w:vAlign w:val="center"/>
+          </w:tcPr>
+          <w:p>
+            <w:pPr>
+              <w:spacing w:line="260" w:lineRule="auto"/>
+            </w:pPr>
+            <w:r>
+              <w:t xml:space="preserve">Wojciech </w:t>
+            </w:r>
+            <w:proofErr w:type="spellStart"/>
+            <w:r>
+              <w:t>Hapke</w:t>
+            </w:r>
+            <w:proofErr w:type="spellEnd"/>
+          </w:p>
+        </w:tc>
+      </w:tr>
+      <w:tr>
+        <w:tblPrEx>
+          <w:tblCellMar>
+            <w:top w:w="0" w:type="dxa"/>
+            <w:bottom w:w="0" w:type="dxa"/>
+          </w:tblCellMar>
+        </w:tblPrEx>
+        <w:tc>
+          <w:tcPr>
+            <w:tcW w:w="1995" w:type="dxa"/>
+            <w:tcMar>
+              <w:top w:w="60" w:type="dxa"/>
+              <w:left w:w="110" w:type="dxa"/>
+              <w:bottom w:w="60" w:type="dxa"/>
+              <w:right w:w="110" w:type="dxa"/>
+            </w:tcMar>
+            <w:vAlign w:val="center"/>
+          </w:tcPr>
+          <w:p>
+            <w:pPr>
+              <w:spacing w:line="260" w:lineRule="auto"/>
+            </w:pPr>
+            <w:r>
+              <w:rPr>
+                <w:color w:val="000000"/>
+                <w:sz w:val="20"/>
+                <w:szCs w:val="20"/>
+              </w:rPr>
+              <w:t>Aplikacja webowa</w:t>
+            </w:r>
+          </w:p>
+        </w:tc>
+        <w:tc>
+          <w:tcPr>
+            <w:tcW w:w="4354" w:type="dxa"/>
+            <w:tcMar>
+              <w:top w:w="60" w:type="dxa"/>
+              <w:left w:w="110" w:type="dxa"/>
+              <w:bottom w:w="60" w:type="dxa"/>
+              <w:right w:w="110" w:type="dxa"/>
+            </w:tcMar>
+            <w:vAlign w:val="center"/>
+          </w:tcPr>
+          <w:p>
+            <w:pPr>
+              <w:spacing w:line="260" w:lineRule="auto"/>
+            </w:pPr>
+            <w:r>
+              <w:rPr>
+                <w:color w:val="000000"/>
+                <w:sz w:val="20"/>
+                <w:szCs w:val="20"/>
+              </w:rPr>
+              <w:t xml:space="preserve">Interfejs </w:t>
+            </w:r>
+            <w:proofErr w:type="spellStart"/>
+            <w:r>
+              <w:rPr>
+                <w:color w:val="000000"/>
+                <w:sz w:val="20"/>
+                <w:szCs w:val="20"/>
+              </w:rPr>
+              <w:t>Blazor</w:t>
+            </w:r>
+            <w:proofErr w:type="spellEnd"/>
+            <w:r>
+              <w:rPr>
+                <w:color w:val="000000"/>
+                <w:sz w:val="20"/>
+                <w:szCs w:val="20"/>
+              </w:rPr>
+              <w:t>, moduły zleceń, magazynu i raportów</w:t>
+            </w:r>
+          </w:p>
+        </w:tc>
+        <w:tc>
+          <w:tcPr>
+            <w:tcW w:w="2721" w:type="dxa"/>
+            <w:tcMar>
+              <w:top w:w="60" w:type="dxa"/>
+              <w:left w:w="110" w:type="dxa"/>
+              <w:bottom w:w="60" w:type="dxa"/>
+              <w:right w:w="110" w:type="dxa"/>
+            </w:tcMar>
+            <w:vAlign w:val="center"/>
+          </w:tcPr>
+          <w:p>
+            <w:pPr>
+              <w:spacing w:line="260" w:lineRule="auto"/>
+            </w:pPr>
+            <w:r>
+              <w:t xml:space="preserve">Wojciech </w:t>
+            </w:r>
+            <w:proofErr w:type="spellStart"/>
+            <w:r>
+              <w:t>Hapke</w:t>
+            </w:r>
+            <w:proofErr w:type="spellEnd"/>
+          </w:p>
+        </w:tc>
+      </w:tr>
+      <w:tr>
+        <w:tblPrEx>
+          <w:tblCellMar>
+            <w:top w:w="0" w:type="dxa"/>
+            <w:bottom w:w="0" w:type="dxa"/>
+          </w:tblCellMar>
+        </w:tblPrEx>
+        <w:tc>
+          <w:tcPr>
+            <w:tcW w:w="1995" w:type="dxa"/>
+            <w:shd w:val="clear" w:color="auto" w:fill="F2F5FA"/>
+            <w:tcMar>
+              <w:top w:w="60" w:type="dxa"/>
+              <w:left w:w="110" w:type="dxa"/>
+              <w:bottom w:w="60" w:type="dxa"/>
+              <w:right w:w="110" w:type="dxa"/>
+            </w:tcMar>
+            <w:vAlign w:val="center"/>
+          </w:tcPr>
+          <w:p>
+            <w:pPr>
+              <w:spacing w:line="260" w:lineRule="auto"/>
+            </w:pPr>
+            <w:r>
+              <w:rPr>
+                <w:color w:val="000000"/>
+                <w:sz w:val="20"/>
+                <w:szCs w:val="20"/>
+              </w:rPr>
+              <w:t>Gospodarka magazynowa</w:t>
+            </w:r>
+          </w:p>
+        </w:tc>
+        <w:tc>
+          <w:tcPr>
+            <w:tcW w:w="4354" w:type="dxa"/>
+            <w:shd w:val="clear" w:color="auto" w:fill="F2F5FA"/>
+            <w:tcMar>
+              <w:top w:w="60" w:type="dxa"/>
+              <w:left w:w="110" w:type="dxa"/>
+              <w:bottom w:w="60" w:type="dxa"/>
+              <w:right w:w="110" w:type="dxa"/>
+            </w:tcMar>
+            <w:vAlign w:val="center"/>
+          </w:tcPr>
+          <w:p>
+            <w:pPr>
+              <w:spacing w:line="260" w:lineRule="auto"/>
+            </w:pPr>
+            <w:r>
+              <w:rPr>
+                <w:color w:val="000000"/>
+                <w:sz w:val="20"/>
+                <w:szCs w:val="20"/>
+              </w:rPr>
+              <w:t>Kompletacja komponentów, uzupełnianie pojemników linii</w:t>
+            </w:r>
+          </w:p>
+        </w:tc>
+        <w:tc>
+          <w:tcPr>
+            <w:tcW w:w="2721" w:type="dxa"/>
+            <w:shd w:val="clear" w:color="auto" w:fill="F2F5FA"/>
+            <w:tcMar>
+              <w:top w:w="60" w:type="dxa"/>
+              <w:left w:w="110" w:type="dxa"/>
+              <w:bottom w:w="60" w:type="dxa"/>
+              <w:right w:w="110" w:type="dxa"/>
+            </w:tcMar>
+            <w:vAlign w:val="center"/>
+          </w:tcPr>
+          <w:p>
+            <w:pPr>
+              <w:spacing w:line="260" w:lineRule="auto"/>
+            </w:pPr>
+            <w:r>
+              <w:t>Bartosz Zawłocki</w:t>
+            </w:r>
+          </w:p>
+        </w:tc>
+      </w:tr>
+      <w:tr>
+        <w:tblPrEx>
+          <w:tblCellMar>
+            <w:top w:w="0" w:type="dxa"/>
+            <w:bottom w:w="0" w:type="dxa"/>
+          </w:tblCellMar>
+        </w:tblPrEx>
+        <w:tc>
+          <w:tcPr>
+            <w:tcW w:w="1995" w:type="dxa"/>
+            <w:tcMar>
+              <w:top w:w="60" w:type="dxa"/>
+              <w:left w:w="110" w:type="dxa"/>
+              <w:bottom w:w="60" w:type="dxa"/>
+              <w:right w:w="110" w:type="dxa"/>
+            </w:tcMar>
+            <w:vAlign w:val="center"/>
+          </w:tcPr>
+          <w:p>
+            <w:pPr>
+              <w:spacing w:line="260" w:lineRule="auto"/>
+            </w:pPr>
+            <w:r>
+              <w:rPr>
+                <w:color w:val="000000"/>
+                <w:sz w:val="20"/>
+                <w:szCs w:val="20"/>
+              </w:rPr>
+              <w:t>Dokumentacja</w:t>
+            </w:r>
+          </w:p>
+        </w:tc>
+        <w:tc>
+          <w:tcPr>
+            <w:tcW w:w="4354" w:type="dxa"/>
+            <w:tcMar>
+              <w:top w:w="60" w:type="dxa"/>
+              <w:left w:w="110" w:type="dxa"/>
+              <w:bottom w:w="60" w:type="dxa"/>
+              <w:right w:w="110" w:type="dxa"/>
+            </w:tcMar>
+            <w:vAlign w:val="center"/>
+          </w:tcPr>
+          <w:p>
+            <w:pPr>
+              <w:spacing w:line="260" w:lineRule="auto"/>
+            </w:pPr>
+            <w:r>
+              <w:rPr>
+                <w:color w:val="000000"/>
+                <w:sz w:val="20"/>
+                <w:szCs w:val="20"/>
+              </w:rPr>
+              <w:t>Opis techniczny, sprawozdanie</w:t>
+            </w:r>
+          </w:p>
+        </w:tc>
+        <w:tc>
+          <w:tcPr>
+            <w:tcW w:w="2721" w:type="dxa"/>
+            <w:tcMar>
+              <w:top w:w="60" w:type="dxa"/>
+              <w:left w:w="110" w:type="dxa"/>
+              <w:bottom w:w="60" w:type="dxa"/>
+              <w:right w:w="110" w:type="dxa"/>
+            </w:tcMar>
+            <w:vAlign w:val="center"/>
+          </w:tcPr>
+          <w:p>
+            <w:pPr>
+              <w:spacing w:line="260" w:lineRule="auto"/>
+            </w:pPr>
+            <w:r>
+              <w:t>Bartosz Zawłocki</w:t>
             </w:r>
           </w:p>
         </w:tc>
@@ -21304,8 +22701,193 @@
     </w:tbl>
     <w:p>
       <w:pPr>
-        <w:spacing w:after="120"/>
-      </w:pPr>
+        <w:spacing w:before="80" w:after="200"/>
+        <w:jc w:val="center"/>
+      </w:pPr>
+      <w:r>
+        <w:rPr>
+          <w:i/>
+          <w:iCs/>
+          <w:color w:val="404040"/>
+          <w:sz w:val="18"/>
+          <w:szCs w:val="18"/>
+        </w:rPr>
+        <w:t>Tab. 19. Podział zadań w zespole projektowym.</w:t>
+      </w:r>
+    </w:p>
+    <w:p>
+      <w:pPr>
+        <w:pStyle w:val="Nagwek1"/>
+        <w:pageBreakBefore/>
+        <w:spacing w:after="240"/>
+      </w:pPr>
+      <w:bookmarkStart w:id="46" w:name="_Toc239444792"/>
+      <w:r>
+        <w:rPr>
+          <w:b/>
+          <w:bCs/>
+          <w:color w:val="1F3864"/>
+        </w:rPr>
+        <w:lastRenderedPageBreak/>
+        <w:t>11. Podsumowanie i wnioski</w:t>
+      </w:r>
+      <w:bookmarkEnd w:id="46"/>
+    </w:p>
+    <w:p>
+      <w:pPr>
+        <w:pStyle w:val="Nagwek2"/>
+        <w:spacing w:before="260" w:after="140"/>
+      </w:pPr>
+      <w:bookmarkStart w:id="47" w:name="_Toc239444793"/>
+      <w:r>
+        <w:rPr>
+          <w:b/>
+          <w:bCs/>
+          <w:color w:val="2E5496"/>
+        </w:rPr>
+        <w:t>11.1. Osiągnięte rezultaty</w:t>
+      </w:r>
+      <w:bookmarkEnd w:id="47"/>
+    </w:p>
+    <w:p>
+      <w:pPr>
+        <w:spacing w:after="140" w:line="300" w:lineRule="auto"/>
+        <w:jc w:val="both"/>
+      </w:pPr>
+      <w:r>
+        <w:t>Zrealizowano kompletny, działający system produkcyjny obejmujący wszystkie warstwy — od konstrukcji mechanicznej po interfejs użytkownika. Linia prowadzi rzeczywistą produkcję seryjną z pełnym śledzeniem przepływu wyrobu i automatycznym raportowaniem wskaźników.</w:t>
+      </w:r>
+    </w:p>
+    <w:p>
+      <w:pPr>
+        <w:pStyle w:val="Akapitzlist"/>
+        <w:numPr>
+          <w:ilvl w:val="0"/>
+          <w:numId w:val="2"/>
+        </w:numPr>
+        <w:spacing w:after="80" w:line="300" w:lineRule="auto"/>
+        <w:jc w:val="both"/>
+      </w:pPr>
+      <w:r>
+        <w:t>Uruchomiono czterostanowiskową linię montażową obsługującą sześć wariantów wyrobu.</w:t>
+      </w:r>
+    </w:p>
+    <w:p>
+      <w:pPr>
+        <w:pStyle w:val="Akapitzlist"/>
+        <w:numPr>
+          <w:ilvl w:val="0"/>
+          <w:numId w:val="2"/>
+        </w:numPr>
+        <w:spacing w:after="80" w:line="300" w:lineRule="auto"/>
+        <w:jc w:val="both"/>
+      </w:pPr>
+      <w:r>
+        <w:t>Zaimplementowano identyfikację wyrobu technologią RFID, dzięki której informacja o zleceniu przemieszcza się fizycznie razem z paletką.</w:t>
+      </w:r>
+    </w:p>
+    <w:p>
+      <w:pPr>
+        <w:pStyle w:val="Akapitzlist"/>
+        <w:numPr>
+          <w:ilvl w:val="0"/>
+          <w:numId w:val="2"/>
+        </w:numPr>
+        <w:spacing w:after="80" w:line="300" w:lineRule="auto"/>
+        <w:jc w:val="both"/>
+      </w:pPr>
+      <w:r>
+        <w:t xml:space="preserve">Zintegrowano cztery różne protokoły komunikacyjne w jednym sterowniku: PROFINET, </w:t>
+      </w:r>
+      <w:proofErr w:type="spellStart"/>
+      <w:r>
+        <w:t>Modbus</w:t>
+      </w:r>
+      <w:proofErr w:type="spellEnd"/>
+      <w:r>
+        <w:t xml:space="preserve"> TCP, IO-Link oraz S7.</w:t>
+      </w:r>
+    </w:p>
+    <w:p>
+      <w:pPr>
+        <w:pStyle w:val="Akapitzlist"/>
+        <w:numPr>
+          <w:ilvl w:val="0"/>
+          <w:numId w:val="2"/>
+        </w:numPr>
+        <w:spacing w:after="80" w:line="300" w:lineRule="auto"/>
+        <w:jc w:val="both"/>
+      </w:pPr>
+      <w:r>
+        <w:t>Wykonano wizualizację na czterech panelach operatorskich według jednolitego wzorca.</w:t>
+      </w:r>
+    </w:p>
+    <w:p>
+      <w:pPr>
+        <w:pStyle w:val="Akapitzlist"/>
+        <w:numPr>
+          <w:ilvl w:val="0"/>
+          <w:numId w:val="2"/>
+        </w:numPr>
+        <w:spacing w:after="80" w:line="300" w:lineRule="auto"/>
+        <w:jc w:val="both"/>
+      </w:pPr>
+      <w:r>
+        <w:t>Zaprojektowano bazę danych z automatycznym wyliczaniem wskaźnika OEE po każdym zarejestrowanym cyklu.</w:t>
+      </w:r>
+    </w:p>
+    <w:p>
+      <w:pPr>
+        <w:pStyle w:val="Akapitzlist"/>
+        <w:numPr>
+          <w:ilvl w:val="0"/>
+          <w:numId w:val="2"/>
+        </w:numPr>
+        <w:spacing w:after="80" w:line="300" w:lineRule="auto"/>
+        <w:jc w:val="both"/>
+      </w:pPr>
+      <w:r>
+        <w:t>Zbudowano aplikację webową obsługującą zlecenia, magazyn komponentów i raportowanie.</w:t>
+      </w:r>
+    </w:p>
+    <w:p>
+      <w:pPr>
+        <w:pStyle w:val="Akapitzlist"/>
+        <w:numPr>
+          <w:ilvl w:val="0"/>
+          <w:numId w:val="2"/>
+        </w:numPr>
+        <w:spacing w:after="80" w:line="300" w:lineRule="auto"/>
+        <w:jc w:val="both"/>
+      </w:pPr>
+      <w:r>
+        <w:t>Zapewniono odporność systemu na zerwanie łączności i błędy uruchomieniowe.</w:t>
+      </w:r>
+    </w:p>
+    <w:p>
+      <w:pPr>
+        <w:pStyle w:val="Nagwek2"/>
+        <w:spacing w:before="260" w:after="140"/>
+      </w:pPr>
+      <w:bookmarkStart w:id="48" w:name="_Toc239444794"/>
+      <w:r>
+        <w:rPr>
+          <w:b/>
+          <w:bCs/>
+          <w:color w:val="2E5496"/>
+        </w:rPr>
+        <w:t>11.2. Elementy wymagające dokończenia</w:t>
+      </w:r>
+      <w:bookmarkEnd w:id="48"/>
+    </w:p>
+    <w:p>
+      <w:pPr>
+        <w:spacing w:after="140" w:line="300" w:lineRule="auto"/>
+        <w:jc w:val="both"/>
+      </w:pPr>
+      <w:r>
+        <w:t>Rzetelność wymaga wskazania obszarów, które nie osiągnęły zakładanego poziomu dopracowania:</w:t>
+      </w:r>
     </w:p>
     <w:tbl>
       <w:tblPr>
@@ -21322,1085 +22904,7 @@
           <w:left w:w="10" w:type="dxa"/>
           <w:right w:w="10" w:type="dxa"/>
         </w:tblCellMar>
-        <w:tblLook w:val="04A0" w:firstRow="1" w:lastRow="0" w:firstColumn="1" w:lastColumn="0" w:noHBand="0" w:noVBand="1"/>
-      </w:tblPr>
-      <w:tblGrid>
-        <w:gridCol w:w="2177"/>
-        <w:gridCol w:w="4535"/>
-        <w:gridCol w:w="2358"/>
-      </w:tblGrid>
-      <w:tr>
-        <w:tblPrEx>
-          <w:tblCellMar>
-            <w:top w:w="0" w:type="dxa"/>
-            <w:bottom w:w="0" w:type="dxa"/>
-          </w:tblCellMar>
-        </w:tblPrEx>
-        <w:trPr>
-          <w:tblHeader/>
-        </w:trPr>
-        <w:tc>
-          <w:tcPr>
-            <w:tcW w:w="2177" w:type="dxa"/>
-            <w:shd w:val="clear" w:color="auto" w:fill="1F3864"/>
-            <w:tcMar>
-              <w:top w:w="60" w:type="dxa"/>
-              <w:left w:w="110" w:type="dxa"/>
-              <w:bottom w:w="60" w:type="dxa"/>
-              <w:right w:w="110" w:type="dxa"/>
-            </w:tcMar>
-            <w:vAlign w:val="center"/>
-          </w:tcPr>
-          <w:p>
-            <w:pPr>
-              <w:spacing w:line="260" w:lineRule="auto"/>
-            </w:pPr>
-            <w:r>
-              <w:rPr>
-                <w:b/>
-                <w:bCs/>
-                <w:color w:val="FFFFFF"/>
-                <w:sz w:val="20"/>
-                <w:szCs w:val="20"/>
-              </w:rPr>
-              <w:t>Obszar</w:t>
-            </w:r>
-          </w:p>
-        </w:tc>
-        <w:tc>
-          <w:tcPr>
-            <w:tcW w:w="4535" w:type="dxa"/>
-            <w:shd w:val="clear" w:color="auto" w:fill="1F3864"/>
-            <w:tcMar>
-              <w:top w:w="60" w:type="dxa"/>
-              <w:left w:w="110" w:type="dxa"/>
-              <w:bottom w:w="60" w:type="dxa"/>
-              <w:right w:w="110" w:type="dxa"/>
-            </w:tcMar>
-            <w:vAlign w:val="center"/>
-          </w:tcPr>
-          <w:p>
-            <w:pPr>
-              <w:spacing w:line="260" w:lineRule="auto"/>
-            </w:pPr>
-            <w:r>
-              <w:rPr>
-                <w:b/>
-                <w:bCs/>
-                <w:color w:val="FFFFFF"/>
-                <w:sz w:val="20"/>
-                <w:szCs w:val="20"/>
-              </w:rPr>
-              <w:t>Zakres odpowiedzialności</w:t>
-            </w:r>
-          </w:p>
-        </w:tc>
-        <w:tc>
-          <w:tcPr>
-            <w:tcW w:w="2358" w:type="dxa"/>
-            <w:shd w:val="clear" w:color="auto" w:fill="1F3864"/>
-            <w:tcMar>
-              <w:top w:w="60" w:type="dxa"/>
-              <w:left w:w="110" w:type="dxa"/>
-              <w:bottom w:w="60" w:type="dxa"/>
-              <w:right w:w="110" w:type="dxa"/>
-            </w:tcMar>
-            <w:vAlign w:val="center"/>
-          </w:tcPr>
-          <w:p>
-            <w:pPr>
-              <w:spacing w:line="260" w:lineRule="auto"/>
-            </w:pPr>
-            <w:r>
-              <w:rPr>
-                <w:b/>
-                <w:bCs/>
-                <w:color w:val="FFFFFF"/>
-                <w:sz w:val="20"/>
-                <w:szCs w:val="20"/>
-              </w:rPr>
-              <w:t>Osoba</w:t>
-            </w:r>
-          </w:p>
-        </w:tc>
-      </w:tr>
-      <w:tr>
-        <w:tblPrEx>
-          <w:tblCellMar>
-            <w:top w:w="0" w:type="dxa"/>
-            <w:bottom w:w="0" w:type="dxa"/>
-          </w:tblCellMar>
-        </w:tblPrEx>
-        <w:tc>
-          <w:tcPr>
-            <w:tcW w:w="2177" w:type="dxa"/>
-            <w:tcMar>
-              <w:top w:w="60" w:type="dxa"/>
-              <w:left w:w="110" w:type="dxa"/>
-              <w:bottom w:w="60" w:type="dxa"/>
-              <w:right w:w="110" w:type="dxa"/>
-            </w:tcMar>
-            <w:vAlign w:val="center"/>
-          </w:tcPr>
-          <w:p>
-            <w:pPr>
-              <w:spacing w:line="260" w:lineRule="auto"/>
-            </w:pPr>
-            <w:r>
-              <w:rPr>
-                <w:color w:val="000000"/>
-                <w:sz w:val="20"/>
-                <w:szCs w:val="20"/>
-              </w:rPr>
-              <w:t>Konstrukcja mechaniczna</w:t>
-            </w:r>
-          </w:p>
-        </w:tc>
-        <w:tc>
-          <w:tcPr>
-            <w:tcW w:w="4535" w:type="dxa"/>
-            <w:tcMar>
-              <w:top w:w="60" w:type="dxa"/>
-              <w:left w:w="110" w:type="dxa"/>
-              <w:bottom w:w="60" w:type="dxa"/>
-              <w:right w:w="110" w:type="dxa"/>
-            </w:tcMar>
-            <w:vAlign w:val="center"/>
-          </w:tcPr>
-          <w:p>
-            <w:pPr>
-              <w:spacing w:line="260" w:lineRule="auto"/>
-            </w:pPr>
-            <w:r>
-              <w:rPr>
-                <w:color w:val="000000"/>
-                <w:sz w:val="20"/>
-                <w:szCs w:val="20"/>
-              </w:rPr>
-              <w:t>Projekt ramy, paletek, uchwytów i elementów drukowanych</w:t>
-            </w:r>
-          </w:p>
-        </w:tc>
-        <w:tc>
-          <w:tcPr>
-            <w:tcW w:w="2358" w:type="dxa"/>
-            <w:tcMar>
-              <w:top w:w="60" w:type="dxa"/>
-              <w:left w:w="110" w:type="dxa"/>
-              <w:bottom w:w="60" w:type="dxa"/>
-              <w:right w:w="110" w:type="dxa"/>
-            </w:tcMar>
-            <w:vAlign w:val="center"/>
-          </w:tcPr>
-          <w:p>
-            <w:pPr>
-              <w:spacing w:line="260" w:lineRule="auto"/>
-              <w:rPr>
-                <w:color w:val="000000"/>
-                <w:sz w:val="20"/>
-                <w:szCs w:val="20"/>
-              </w:rPr>
-            </w:pPr>
-            <w:r>
-              <w:rPr>
-                <w:color w:val="000000"/>
-                <w:sz w:val="20"/>
-                <w:szCs w:val="20"/>
-              </w:rPr>
-              <w:t>Bartosz Zawłocki</w:t>
-            </w:r>
-          </w:p>
-          <w:p>
-            <w:pPr>
-              <w:spacing w:line="260" w:lineRule="auto"/>
-            </w:pPr>
-            <w:r>
-              <w:rPr>
-                <w:color w:val="000000"/>
-                <w:sz w:val="20"/>
-                <w:szCs w:val="20"/>
-              </w:rPr>
-              <w:t xml:space="preserve">Wojciech </w:t>
-            </w:r>
-            <w:proofErr w:type="spellStart"/>
-            <w:r>
-              <w:rPr>
-                <w:color w:val="000000"/>
-                <w:sz w:val="20"/>
-                <w:szCs w:val="20"/>
-              </w:rPr>
-              <w:t>Hapke</w:t>
-            </w:r>
-            <w:proofErr w:type="spellEnd"/>
-          </w:p>
-        </w:tc>
-      </w:tr>
-      <w:tr>
-        <w:tblPrEx>
-          <w:tblCellMar>
-            <w:top w:w="0" w:type="dxa"/>
-            <w:bottom w:w="0" w:type="dxa"/>
-          </w:tblCellMar>
-        </w:tblPrEx>
-        <w:tc>
-          <w:tcPr>
-            <w:tcW w:w="2177" w:type="dxa"/>
-            <w:shd w:val="clear" w:color="auto" w:fill="F2F5FA"/>
-            <w:tcMar>
-              <w:top w:w="60" w:type="dxa"/>
-              <w:left w:w="110" w:type="dxa"/>
-              <w:bottom w:w="60" w:type="dxa"/>
-              <w:right w:w="110" w:type="dxa"/>
-            </w:tcMar>
-            <w:vAlign w:val="center"/>
-          </w:tcPr>
-          <w:p>
-            <w:pPr>
-              <w:spacing w:line="260" w:lineRule="auto"/>
-            </w:pPr>
-            <w:r>
-              <w:rPr>
-                <w:color w:val="000000"/>
-                <w:sz w:val="20"/>
-                <w:szCs w:val="20"/>
-              </w:rPr>
-              <w:t>Sterowanie PLC</w:t>
-            </w:r>
-          </w:p>
-        </w:tc>
-        <w:tc>
-          <w:tcPr>
-            <w:tcW w:w="4535" w:type="dxa"/>
-            <w:shd w:val="clear" w:color="auto" w:fill="F2F5FA"/>
-            <w:tcMar>
-              <w:top w:w="60" w:type="dxa"/>
-              <w:left w:w="110" w:type="dxa"/>
-              <w:bottom w:w="60" w:type="dxa"/>
-              <w:right w:w="110" w:type="dxa"/>
-            </w:tcMar>
-            <w:vAlign w:val="center"/>
-          </w:tcPr>
-          <w:p>
-            <w:pPr>
-              <w:spacing w:line="260" w:lineRule="auto"/>
-            </w:pPr>
-            <w:r>
-              <w:rPr>
-                <w:color w:val="000000"/>
-                <w:sz w:val="20"/>
-                <w:szCs w:val="20"/>
-              </w:rPr>
-              <w:t>Program w TIA Portal, struktury danych, maszyny stanów</w:t>
-            </w:r>
-          </w:p>
-        </w:tc>
-        <w:tc>
-          <w:tcPr>
-            <w:tcW w:w="2358" w:type="dxa"/>
-            <w:shd w:val="clear" w:color="auto" w:fill="F2F5FA"/>
-            <w:tcMar>
-              <w:top w:w="60" w:type="dxa"/>
-              <w:left w:w="110" w:type="dxa"/>
-              <w:bottom w:w="60" w:type="dxa"/>
-              <w:right w:w="110" w:type="dxa"/>
-            </w:tcMar>
-            <w:vAlign w:val="center"/>
-          </w:tcPr>
-          <w:p>
-            <w:pPr>
-              <w:spacing w:line="260" w:lineRule="auto"/>
-            </w:pPr>
-            <w:r>
-              <w:rPr>
-                <w:color w:val="000000"/>
-                <w:sz w:val="20"/>
-                <w:szCs w:val="20"/>
-              </w:rPr>
-              <w:t>Bartosz Zawłocki</w:t>
-            </w:r>
-          </w:p>
-        </w:tc>
-      </w:tr>
-      <w:tr>
-        <w:tblPrEx>
-          <w:tblCellMar>
-            <w:top w:w="0" w:type="dxa"/>
-            <w:bottom w:w="0" w:type="dxa"/>
-          </w:tblCellMar>
-        </w:tblPrEx>
-        <w:tc>
-          <w:tcPr>
-            <w:tcW w:w="2177" w:type="dxa"/>
-            <w:tcMar>
-              <w:top w:w="60" w:type="dxa"/>
-              <w:left w:w="110" w:type="dxa"/>
-              <w:bottom w:w="60" w:type="dxa"/>
-              <w:right w:w="110" w:type="dxa"/>
-            </w:tcMar>
-            <w:vAlign w:val="center"/>
-          </w:tcPr>
-          <w:p>
-            <w:pPr>
-              <w:spacing w:line="260" w:lineRule="auto"/>
-            </w:pPr>
-            <w:r>
-              <w:rPr>
-                <w:color w:val="000000"/>
-                <w:sz w:val="20"/>
-                <w:szCs w:val="20"/>
-              </w:rPr>
-              <w:t>Integracja sprzętu</w:t>
-            </w:r>
-          </w:p>
-        </w:tc>
-        <w:tc>
-          <w:tcPr>
-            <w:tcW w:w="4535" w:type="dxa"/>
-            <w:tcMar>
-              <w:top w:w="60" w:type="dxa"/>
-              <w:left w:w="110" w:type="dxa"/>
-              <w:bottom w:w="60" w:type="dxa"/>
-              <w:right w:w="110" w:type="dxa"/>
-            </w:tcMar>
-            <w:vAlign w:val="center"/>
-          </w:tcPr>
-          <w:p>
-            <w:pPr>
-              <w:spacing w:line="260" w:lineRule="auto"/>
-            </w:pPr>
-            <w:r>
-              <w:rPr>
-                <w:color w:val="000000"/>
-                <w:sz w:val="20"/>
-                <w:szCs w:val="20"/>
-              </w:rPr>
-              <w:t xml:space="preserve">Dobór i konfiguracja czujników, RFID, kamery, </w:t>
-            </w:r>
-            <w:proofErr w:type="spellStart"/>
-            <w:r>
-              <w:rPr>
-                <w:color w:val="000000"/>
-                <w:sz w:val="20"/>
-                <w:szCs w:val="20"/>
-              </w:rPr>
-              <w:t>Pick</w:t>
-            </w:r>
-            <w:proofErr w:type="spellEnd"/>
-            <w:r>
-              <w:rPr>
-                <w:color w:val="000000"/>
-                <w:sz w:val="20"/>
-                <w:szCs w:val="20"/>
-              </w:rPr>
-              <w:t>-to-</w:t>
-            </w:r>
-            <w:proofErr w:type="spellStart"/>
-            <w:r>
-              <w:rPr>
-                <w:color w:val="000000"/>
-                <w:sz w:val="20"/>
-                <w:szCs w:val="20"/>
-              </w:rPr>
-              <w:t>Light</w:t>
-            </w:r>
-            <w:proofErr w:type="spellEnd"/>
-          </w:p>
-        </w:tc>
-        <w:tc>
-          <w:tcPr>
-            <w:tcW w:w="2358" w:type="dxa"/>
-            <w:tcMar>
-              <w:top w:w="60" w:type="dxa"/>
-              <w:left w:w="110" w:type="dxa"/>
-              <w:bottom w:w="60" w:type="dxa"/>
-              <w:right w:w="110" w:type="dxa"/>
-            </w:tcMar>
-            <w:vAlign w:val="center"/>
-          </w:tcPr>
-          <w:p>
-            <w:pPr>
-              <w:spacing w:line="260" w:lineRule="auto"/>
-            </w:pPr>
-            <w:r>
-              <w:rPr>
-                <w:color w:val="000000"/>
-                <w:sz w:val="20"/>
-                <w:szCs w:val="20"/>
-              </w:rPr>
-              <w:t>Bartosz Zawłocki</w:t>
-            </w:r>
-          </w:p>
-        </w:tc>
-      </w:tr>
-      <w:tr>
-        <w:tblPrEx>
-          <w:tblCellMar>
-            <w:top w:w="0" w:type="dxa"/>
-            <w:bottom w:w="0" w:type="dxa"/>
-          </w:tblCellMar>
-        </w:tblPrEx>
-        <w:tc>
-          <w:tcPr>
-            <w:tcW w:w="2177" w:type="dxa"/>
-            <w:shd w:val="clear" w:color="auto" w:fill="F2F5FA"/>
-            <w:tcMar>
-              <w:top w:w="60" w:type="dxa"/>
-              <w:left w:w="110" w:type="dxa"/>
-              <w:bottom w:w="60" w:type="dxa"/>
-              <w:right w:w="110" w:type="dxa"/>
-            </w:tcMar>
-            <w:vAlign w:val="center"/>
-          </w:tcPr>
-          <w:p>
-            <w:pPr>
-              <w:spacing w:line="260" w:lineRule="auto"/>
-            </w:pPr>
-            <w:r>
-              <w:rPr>
-                <w:color w:val="000000"/>
-                <w:sz w:val="20"/>
-                <w:szCs w:val="20"/>
-              </w:rPr>
-              <w:t>Panele operatorskie</w:t>
-            </w:r>
-          </w:p>
-        </w:tc>
-        <w:tc>
-          <w:tcPr>
-            <w:tcW w:w="4535" w:type="dxa"/>
-            <w:shd w:val="clear" w:color="auto" w:fill="F2F5FA"/>
-            <w:tcMar>
-              <w:top w:w="60" w:type="dxa"/>
-              <w:left w:w="110" w:type="dxa"/>
-              <w:bottom w:w="60" w:type="dxa"/>
-              <w:right w:w="110" w:type="dxa"/>
-            </w:tcMar>
-            <w:vAlign w:val="center"/>
-          </w:tcPr>
-          <w:p>
-            <w:pPr>
-              <w:spacing w:line="260" w:lineRule="auto"/>
-            </w:pPr>
-            <w:r>
-              <w:rPr>
-                <w:color w:val="000000"/>
-                <w:sz w:val="20"/>
-                <w:szCs w:val="20"/>
-              </w:rPr>
-              <w:t>Wizualizacja, powiązanie zmiennych, instrukcje montażu</w:t>
-            </w:r>
-          </w:p>
-        </w:tc>
-        <w:tc>
-          <w:tcPr>
-            <w:tcW w:w="2358" w:type="dxa"/>
-            <w:shd w:val="clear" w:color="auto" w:fill="F2F5FA"/>
-            <w:tcMar>
-              <w:top w:w="60" w:type="dxa"/>
-              <w:left w:w="110" w:type="dxa"/>
-              <w:bottom w:w="60" w:type="dxa"/>
-              <w:right w:w="110" w:type="dxa"/>
-            </w:tcMar>
-            <w:vAlign w:val="center"/>
-          </w:tcPr>
-          <w:p>
-            <w:pPr>
-              <w:spacing w:line="260" w:lineRule="auto"/>
-            </w:pPr>
-            <w:r>
-              <w:rPr>
-                <w:color w:val="000000"/>
-                <w:sz w:val="20"/>
-                <w:szCs w:val="20"/>
-              </w:rPr>
-              <w:t>Bartosz Zawłocki</w:t>
-            </w:r>
-          </w:p>
-        </w:tc>
-      </w:tr>
-      <w:tr>
-        <w:tblPrEx>
-          <w:tblCellMar>
-            <w:top w:w="0" w:type="dxa"/>
-            <w:bottom w:w="0" w:type="dxa"/>
-          </w:tblCellMar>
-        </w:tblPrEx>
-        <w:tc>
-          <w:tcPr>
-            <w:tcW w:w="2177" w:type="dxa"/>
-            <w:tcMar>
-              <w:top w:w="60" w:type="dxa"/>
-              <w:left w:w="110" w:type="dxa"/>
-              <w:bottom w:w="60" w:type="dxa"/>
-              <w:right w:w="110" w:type="dxa"/>
-            </w:tcMar>
-            <w:vAlign w:val="center"/>
-          </w:tcPr>
-          <w:p>
-            <w:pPr>
-              <w:spacing w:line="260" w:lineRule="auto"/>
-            </w:pPr>
-            <w:r>
-              <w:rPr>
-                <w:color w:val="000000"/>
-                <w:sz w:val="20"/>
-                <w:szCs w:val="20"/>
-              </w:rPr>
-              <w:t>Baza danych</w:t>
-            </w:r>
-          </w:p>
-        </w:tc>
-        <w:tc>
-          <w:tcPr>
-            <w:tcW w:w="4535" w:type="dxa"/>
-            <w:tcMar>
-              <w:top w:w="60" w:type="dxa"/>
-              <w:left w:w="110" w:type="dxa"/>
-              <w:bottom w:w="60" w:type="dxa"/>
-              <w:right w:w="110" w:type="dxa"/>
-            </w:tcMar>
-            <w:vAlign w:val="center"/>
-          </w:tcPr>
-          <w:p>
-            <w:pPr>
-              <w:spacing w:line="260" w:lineRule="auto"/>
-            </w:pPr>
-            <w:r>
-              <w:rPr>
-                <w:color w:val="000000"/>
-                <w:sz w:val="20"/>
-                <w:szCs w:val="20"/>
-              </w:rPr>
-              <w:t>Model danych, skrypty, wyzwalacz wyliczający wskaźniki</w:t>
-            </w:r>
-          </w:p>
-        </w:tc>
-        <w:tc>
-          <w:tcPr>
-            <w:tcW w:w="2358" w:type="dxa"/>
-            <w:tcMar>
-              <w:top w:w="60" w:type="dxa"/>
-              <w:left w:w="110" w:type="dxa"/>
-              <w:bottom w:w="60" w:type="dxa"/>
-              <w:right w:w="110" w:type="dxa"/>
-            </w:tcMar>
-            <w:vAlign w:val="center"/>
-          </w:tcPr>
-          <w:p>
-            <w:pPr>
-              <w:spacing w:line="260" w:lineRule="auto"/>
-            </w:pPr>
-            <w:r>
-              <w:rPr>
-                <w:color w:val="000000"/>
-                <w:sz w:val="20"/>
-                <w:szCs w:val="20"/>
-              </w:rPr>
-              <w:t xml:space="preserve">Wojciech </w:t>
-            </w:r>
-            <w:proofErr w:type="spellStart"/>
-            <w:r>
-              <w:rPr>
-                <w:color w:val="000000"/>
-                <w:sz w:val="20"/>
-                <w:szCs w:val="20"/>
-              </w:rPr>
-              <w:t>Hapke</w:t>
-            </w:r>
-            <w:proofErr w:type="spellEnd"/>
-          </w:p>
-        </w:tc>
-      </w:tr>
-      <w:tr>
-        <w:tblPrEx>
-          <w:tblCellMar>
-            <w:top w:w="0" w:type="dxa"/>
-            <w:bottom w:w="0" w:type="dxa"/>
-          </w:tblCellMar>
-        </w:tblPrEx>
-        <w:tc>
-          <w:tcPr>
-            <w:tcW w:w="2177" w:type="dxa"/>
-            <w:shd w:val="clear" w:color="auto" w:fill="F2F5FA"/>
-            <w:tcMar>
-              <w:top w:w="60" w:type="dxa"/>
-              <w:left w:w="110" w:type="dxa"/>
-              <w:bottom w:w="60" w:type="dxa"/>
-              <w:right w:w="110" w:type="dxa"/>
-            </w:tcMar>
-            <w:vAlign w:val="center"/>
-          </w:tcPr>
-          <w:p>
-            <w:pPr>
-              <w:spacing w:line="260" w:lineRule="auto"/>
-            </w:pPr>
-            <w:r>
-              <w:rPr>
-                <w:color w:val="000000"/>
-                <w:sz w:val="20"/>
-                <w:szCs w:val="20"/>
-              </w:rPr>
-              <w:t>Warstwa pośrednia</w:t>
-            </w:r>
-          </w:p>
-        </w:tc>
-        <w:tc>
-          <w:tcPr>
-            <w:tcW w:w="4535" w:type="dxa"/>
-            <w:shd w:val="clear" w:color="auto" w:fill="F2F5FA"/>
-            <w:tcMar>
-              <w:top w:w="60" w:type="dxa"/>
-              <w:left w:w="110" w:type="dxa"/>
-              <w:bottom w:w="60" w:type="dxa"/>
-              <w:right w:w="110" w:type="dxa"/>
-            </w:tcMar>
-            <w:vAlign w:val="center"/>
-          </w:tcPr>
-          <w:p>
-            <w:pPr>
-              <w:spacing w:line="260" w:lineRule="auto"/>
-            </w:pPr>
-            <w:r>
-              <w:rPr>
-                <w:color w:val="000000"/>
-                <w:sz w:val="20"/>
-                <w:szCs w:val="20"/>
-              </w:rPr>
-              <w:t>Aplikacja C#, komunikacja ze sterownikiem</w:t>
-            </w:r>
-          </w:p>
-        </w:tc>
-        <w:tc>
-          <w:tcPr>
-            <w:tcW w:w="2358" w:type="dxa"/>
-            <w:shd w:val="clear" w:color="auto" w:fill="F2F5FA"/>
-            <w:tcMar>
-              <w:top w:w="60" w:type="dxa"/>
-              <w:left w:w="110" w:type="dxa"/>
-              <w:bottom w:w="60" w:type="dxa"/>
-              <w:right w:w="110" w:type="dxa"/>
-            </w:tcMar>
-            <w:vAlign w:val="center"/>
-          </w:tcPr>
-          <w:p>
-            <w:pPr>
-              <w:spacing w:line="260" w:lineRule="auto"/>
-            </w:pPr>
-            <w:r>
-              <w:rPr>
-                <w:color w:val="000000"/>
-                <w:sz w:val="20"/>
-                <w:szCs w:val="20"/>
-              </w:rPr>
-              <w:t xml:space="preserve">Wojciech </w:t>
-            </w:r>
-            <w:proofErr w:type="spellStart"/>
-            <w:r>
-              <w:rPr>
-                <w:color w:val="000000"/>
-                <w:sz w:val="20"/>
-                <w:szCs w:val="20"/>
-              </w:rPr>
-              <w:t>Hapke</w:t>
-            </w:r>
-            <w:proofErr w:type="spellEnd"/>
-          </w:p>
-        </w:tc>
-      </w:tr>
-      <w:tr>
-        <w:tblPrEx>
-          <w:tblCellMar>
-            <w:top w:w="0" w:type="dxa"/>
-            <w:bottom w:w="0" w:type="dxa"/>
-          </w:tblCellMar>
-        </w:tblPrEx>
-        <w:tc>
-          <w:tcPr>
-            <w:tcW w:w="2177" w:type="dxa"/>
-            <w:tcMar>
-              <w:top w:w="60" w:type="dxa"/>
-              <w:left w:w="110" w:type="dxa"/>
-              <w:bottom w:w="60" w:type="dxa"/>
-              <w:right w:w="110" w:type="dxa"/>
-            </w:tcMar>
-            <w:vAlign w:val="center"/>
-          </w:tcPr>
-          <w:p>
-            <w:pPr>
-              <w:spacing w:line="260" w:lineRule="auto"/>
-            </w:pPr>
-            <w:r>
-              <w:rPr>
-                <w:color w:val="000000"/>
-                <w:sz w:val="20"/>
-                <w:szCs w:val="20"/>
-              </w:rPr>
-              <w:t>Aplikacja webowa</w:t>
-            </w:r>
-          </w:p>
-        </w:tc>
-        <w:tc>
-          <w:tcPr>
-            <w:tcW w:w="4535" w:type="dxa"/>
-            <w:tcMar>
-              <w:top w:w="60" w:type="dxa"/>
-              <w:left w:w="110" w:type="dxa"/>
-              <w:bottom w:w="60" w:type="dxa"/>
-              <w:right w:w="110" w:type="dxa"/>
-            </w:tcMar>
-            <w:vAlign w:val="center"/>
-          </w:tcPr>
-          <w:p>
-            <w:pPr>
-              <w:spacing w:line="260" w:lineRule="auto"/>
-            </w:pPr>
-            <w:r>
-              <w:rPr>
-                <w:color w:val="000000"/>
-                <w:sz w:val="20"/>
-                <w:szCs w:val="20"/>
-              </w:rPr>
-              <w:t xml:space="preserve">Interfejs </w:t>
-            </w:r>
-            <w:proofErr w:type="spellStart"/>
-            <w:r>
-              <w:rPr>
-                <w:color w:val="000000"/>
-                <w:sz w:val="20"/>
-                <w:szCs w:val="20"/>
-              </w:rPr>
-              <w:t>Blazor</w:t>
-            </w:r>
-            <w:proofErr w:type="spellEnd"/>
-            <w:r>
-              <w:rPr>
-                <w:color w:val="000000"/>
-                <w:sz w:val="20"/>
-                <w:szCs w:val="20"/>
-              </w:rPr>
-              <w:t>, moduły zleceń, magazynu i raportów</w:t>
-            </w:r>
-          </w:p>
-        </w:tc>
-        <w:tc>
-          <w:tcPr>
-            <w:tcW w:w="2358" w:type="dxa"/>
-            <w:tcMar>
-              <w:top w:w="60" w:type="dxa"/>
-              <w:left w:w="110" w:type="dxa"/>
-              <w:bottom w:w="60" w:type="dxa"/>
-              <w:right w:w="110" w:type="dxa"/>
-            </w:tcMar>
-            <w:vAlign w:val="center"/>
-          </w:tcPr>
-          <w:p>
-            <w:pPr>
-              <w:spacing w:line="260" w:lineRule="auto"/>
-            </w:pPr>
-            <w:r>
-              <w:rPr>
-                <w:color w:val="000000"/>
-                <w:sz w:val="20"/>
-                <w:szCs w:val="20"/>
-              </w:rPr>
-              <w:t>Wojciech Hapke</w:t>
-            </w:r>
-          </w:p>
-        </w:tc>
-      </w:tr>
-      <w:tr>
-        <w:tblPrEx>
-          <w:tblCellMar>
-            <w:top w:w="0" w:type="dxa"/>
-            <w:bottom w:w="0" w:type="dxa"/>
-          </w:tblCellMar>
-        </w:tblPrEx>
-        <w:tc>
-          <w:tcPr>
-            <w:tcW w:w="2177" w:type="dxa"/>
-            <w:shd w:val="clear" w:color="auto" w:fill="F2F5FA"/>
-            <w:tcMar>
-              <w:top w:w="60" w:type="dxa"/>
-              <w:left w:w="110" w:type="dxa"/>
-              <w:bottom w:w="60" w:type="dxa"/>
-              <w:right w:w="110" w:type="dxa"/>
-            </w:tcMar>
-            <w:vAlign w:val="center"/>
-          </w:tcPr>
-          <w:p>
-            <w:pPr>
-              <w:spacing w:line="260" w:lineRule="auto"/>
-            </w:pPr>
-            <w:r>
-              <w:rPr>
-                <w:color w:val="000000"/>
-                <w:sz w:val="20"/>
-                <w:szCs w:val="20"/>
-              </w:rPr>
-              <w:t>Dokumentacja</w:t>
-            </w:r>
-          </w:p>
-        </w:tc>
-        <w:tc>
-          <w:tcPr>
-            <w:tcW w:w="4535" w:type="dxa"/>
-            <w:shd w:val="clear" w:color="auto" w:fill="F2F5FA"/>
-            <w:tcMar>
-              <w:top w:w="60" w:type="dxa"/>
-              <w:left w:w="110" w:type="dxa"/>
-              <w:bottom w:w="60" w:type="dxa"/>
-              <w:right w:w="110" w:type="dxa"/>
-            </w:tcMar>
-            <w:vAlign w:val="center"/>
-          </w:tcPr>
-          <w:p>
-            <w:pPr>
-              <w:spacing w:line="260" w:lineRule="auto"/>
-            </w:pPr>
-            <w:r>
-              <w:rPr>
-                <w:color w:val="000000"/>
-                <w:sz w:val="20"/>
-                <w:szCs w:val="20"/>
-              </w:rPr>
-              <w:t>Opis techniczny, sprawozdanie</w:t>
-            </w:r>
-          </w:p>
-        </w:tc>
-        <w:tc>
-          <w:tcPr>
-            <w:tcW w:w="2358" w:type="dxa"/>
-            <w:shd w:val="clear" w:color="auto" w:fill="F2F5FA"/>
-            <w:tcMar>
-              <w:top w:w="60" w:type="dxa"/>
-              <w:left w:w="110" w:type="dxa"/>
-              <w:bottom w:w="60" w:type="dxa"/>
-              <w:right w:w="110" w:type="dxa"/>
-            </w:tcMar>
-            <w:vAlign w:val="center"/>
-          </w:tcPr>
-          <w:p>
-            <w:pPr>
-              <w:spacing w:line="260" w:lineRule="auto"/>
-            </w:pPr>
-            <w:r>
-              <w:rPr>
-                <w:color w:val="000000"/>
-                <w:sz w:val="20"/>
-                <w:szCs w:val="20"/>
-              </w:rPr>
-              <w:t>Bartosz Zawłocki</w:t>
-            </w:r>
-          </w:p>
-        </w:tc>
-      </w:tr>
-    </w:tbl>
-    <w:p>
-      <w:pPr>
-        <w:spacing w:before="80" w:after="200"/>
-        <w:jc w:val="center"/>
-      </w:pPr>
-      <w:r>
-        <w:rPr>
-          <w:i/>
-          <w:iCs/>
-          <w:color w:val="404040"/>
-          <w:sz w:val="18"/>
-          <w:szCs w:val="18"/>
-        </w:rPr>
-        <w:t>Tab. 18. Podział prac w zespole projektowym.</w:t>
-      </w:r>
-    </w:p>
-    <w:p>
-      <w:pPr>
-        <w:pStyle w:val="Nagwek1"/>
-        <w:pageBreakBefore/>
-        <w:spacing w:after="240"/>
-      </w:pPr>
-      <w:bookmarkStart w:id="45" w:name="_Toc239426666"/>
-      <w:r>
-        <w:rPr>
-          <w:b/>
-          <w:bCs/>
-          <w:color w:val="1F3864"/>
-        </w:rPr>
-        <w:lastRenderedPageBreak/>
-        <w:t>11. Podsumowanie i wnioski</w:t>
-      </w:r>
-      <w:bookmarkEnd w:id="45"/>
-    </w:p>
-    <w:p>
-      <w:pPr>
-        <w:pStyle w:val="Nagwek2"/>
-        <w:spacing w:before="260" w:after="140"/>
-      </w:pPr>
-      <w:bookmarkStart w:id="46" w:name="_Toc239426667"/>
-      <w:r>
-        <w:rPr>
-          <w:b/>
-          <w:bCs/>
-          <w:color w:val="2E5496"/>
-        </w:rPr>
-        <w:t>11.1. Osiągnięte rezultaty</w:t>
-      </w:r>
-      <w:bookmarkEnd w:id="46"/>
-    </w:p>
-    <w:p>
-      <w:pPr>
-        <w:spacing w:after="140" w:line="300" w:lineRule="auto"/>
-        <w:jc w:val="both"/>
-      </w:pPr>
-      <w:r>
-        <w:t>Zrealizowano kompletny, działający system produkcyjny obejmujący wszystkie warstwy — od konstrukcji mechanicznej po interfejs użytkownika. Linia prowadzi rzeczywistą produkcję seryjną z pełnym śledzeniem przepływu wyrobu i automatycznym raportowaniem wskaźników.</w:t>
-      </w:r>
-    </w:p>
-    <w:p>
-      <w:pPr>
-        <w:pStyle w:val="Akapitzlist"/>
-        <w:numPr>
-          <w:ilvl w:val="0"/>
-          <w:numId w:val="2"/>
-        </w:numPr>
-        <w:spacing w:after="80" w:line="300" w:lineRule="auto"/>
-        <w:jc w:val="both"/>
-      </w:pPr>
-      <w:r>
-        <w:t>Uruchomiono czterostanowiskową linię montażową obsługującą sześć wariantów wyrobu.</w:t>
-      </w:r>
-    </w:p>
-    <w:p>
-      <w:pPr>
-        <w:pStyle w:val="Akapitzlist"/>
-        <w:numPr>
-          <w:ilvl w:val="0"/>
-          <w:numId w:val="2"/>
-        </w:numPr>
-        <w:spacing w:after="80" w:line="300" w:lineRule="auto"/>
-        <w:jc w:val="both"/>
-      </w:pPr>
-      <w:r>
-        <w:t>Zaimplementowano identyfikację wyrobu technologią RFID, dzięki której informacja o zleceniu przemieszcza się fizycznie razem z paletką.</w:t>
-      </w:r>
-    </w:p>
-    <w:p>
-      <w:pPr>
-        <w:pStyle w:val="Akapitzlist"/>
-        <w:numPr>
-          <w:ilvl w:val="0"/>
-          <w:numId w:val="2"/>
-        </w:numPr>
-        <w:spacing w:after="80" w:line="300" w:lineRule="auto"/>
-        <w:jc w:val="both"/>
-      </w:pPr>
-      <w:r>
-        <w:t xml:space="preserve">Zintegrowano cztery różne protokoły komunikacyjne w jednym sterowniku: PROFINET, </w:t>
-      </w:r>
-      <w:proofErr w:type="spellStart"/>
-      <w:r>
-        <w:t>Modbus</w:t>
-      </w:r>
-      <w:proofErr w:type="spellEnd"/>
-      <w:r>
-        <w:t xml:space="preserve"> TCP, IO-Link oraz S7.</w:t>
-      </w:r>
-    </w:p>
-    <w:p>
-      <w:pPr>
-        <w:pStyle w:val="Akapitzlist"/>
-        <w:numPr>
-          <w:ilvl w:val="0"/>
-          <w:numId w:val="2"/>
-        </w:numPr>
-        <w:spacing w:after="80" w:line="300" w:lineRule="auto"/>
-        <w:jc w:val="both"/>
-      </w:pPr>
-      <w:r>
-        <w:t>Wykonano wizualizację na czterech panelach operatorskich według jednolitego wzorca.</w:t>
-      </w:r>
-    </w:p>
-    <w:p>
-      <w:pPr>
-        <w:pStyle w:val="Akapitzlist"/>
-        <w:numPr>
-          <w:ilvl w:val="0"/>
-          <w:numId w:val="2"/>
-        </w:numPr>
-        <w:spacing w:after="80" w:line="300" w:lineRule="auto"/>
-        <w:jc w:val="both"/>
-      </w:pPr>
-      <w:r>
-        <w:t>Zaprojektowano bazę danych z automatycznym wyliczaniem wskaźnika OEE po każdym zarejestrowanym cyklu.</w:t>
-      </w:r>
-    </w:p>
-    <w:p>
-      <w:pPr>
-        <w:pStyle w:val="Akapitzlist"/>
-        <w:numPr>
-          <w:ilvl w:val="0"/>
-          <w:numId w:val="2"/>
-        </w:numPr>
-        <w:spacing w:after="80" w:line="300" w:lineRule="auto"/>
-        <w:jc w:val="both"/>
-      </w:pPr>
-      <w:r>
-        <w:t>Zbudowano aplikację webową obsługującą zlecenia, magazyn komponentów i raportowanie.</w:t>
-      </w:r>
-    </w:p>
-    <w:p>
-      <w:pPr>
-        <w:pStyle w:val="Akapitzlist"/>
-        <w:numPr>
-          <w:ilvl w:val="0"/>
-          <w:numId w:val="2"/>
-        </w:numPr>
-        <w:spacing w:after="80" w:line="300" w:lineRule="auto"/>
-        <w:jc w:val="both"/>
-      </w:pPr>
-      <w:r>
-        <w:t>Zapewniono odporność systemu na zerwanie łączności i błędy uruchomieniowe.</w:t>
-      </w:r>
-    </w:p>
-    <w:p>
-      <w:pPr>
-        <w:pStyle w:val="Nagwek2"/>
-        <w:spacing w:before="260" w:after="140"/>
-      </w:pPr>
-      <w:bookmarkStart w:id="47" w:name="_Toc239426668"/>
-      <w:r>
-        <w:rPr>
-          <w:b/>
-          <w:bCs/>
-          <w:color w:val="2E5496"/>
-        </w:rPr>
-        <w:t>11.2. Elementy wymagające dokończenia</w:t>
-      </w:r>
-      <w:bookmarkEnd w:id="47"/>
-    </w:p>
-    <w:p>
-      <w:pPr>
-        <w:spacing w:after="140" w:line="300" w:lineRule="auto"/>
-        <w:jc w:val="both"/>
-      </w:pPr>
-      <w:r>
-        <w:t>Rzetelność wymaga wskazania obszarów, które nie osiągnęły zakładanego poziomu dopracowania:</w:t>
-      </w:r>
-    </w:p>
-    <w:tbl>
-      <w:tblPr>
-        <w:tblW w:w="9070" w:type="dxa"/>
-        <w:tblBorders>
-          <w:top w:val="single" w:sz="4" w:space="0" w:color="auto"/>
-          <w:left w:val="single" w:sz="4" w:space="0" w:color="auto"/>
-          <w:bottom w:val="single" w:sz="4" w:space="0" w:color="auto"/>
-          <w:right w:val="single" w:sz="4" w:space="0" w:color="auto"/>
-          <w:insideH w:val="single" w:sz="4" w:space="0" w:color="auto"/>
-          <w:insideV w:val="single" w:sz="4" w:space="0" w:color="auto"/>
-        </w:tblBorders>
-        <w:tblCellMar>
-          <w:left w:w="10" w:type="dxa"/>
-          <w:right w:w="10" w:type="dxa"/>
-        </w:tblCellMar>
-        <w:tblLook w:val="04A0" w:firstRow="1" w:lastRow="0" w:firstColumn="1" w:lastColumn="0" w:noHBand="0" w:noVBand="1"/>
+        <w:tblLook w:val="0000" w:firstRow="0" w:lastRow="0" w:firstColumn="0" w:lastColumn="0" w:noHBand="0" w:noVBand="0"/>
       </w:tblPr>
       <w:tblGrid>
         <w:gridCol w:w="2177"/>
@@ -22957,7 +23461,7 @@
           <w:sz w:val="18"/>
           <w:szCs w:val="18"/>
         </w:rPr>
-        <w:t>Tab. 19. Elementy wymagające dokończenia lub weryfikacji.</w:t>
+        <w:t>Tab. 20. Elementy wymagające dokończenia lub weryfikacji.</w:t>
       </w:r>
     </w:p>
     <w:p>
@@ -22965,7 +23469,7 @@
         <w:pStyle w:val="Nagwek2"/>
         <w:spacing w:before="260" w:after="140"/>
       </w:pPr>
-      <w:bookmarkStart w:id="48" w:name="_Toc239426669"/>
+      <w:bookmarkStart w:id="49" w:name="_Toc239444795"/>
       <w:r>
         <w:rPr>
           <w:b/>
@@ -22974,7 +23478,7 @@
         </w:rPr>
         <w:t>11.3. Kierunki dalszego rozwoju</w:t>
       </w:r>
-      <w:bookmarkEnd w:id="48"/>
+      <w:bookmarkEnd w:id="49"/>
     </w:p>
     <w:p>
       <w:pPr>
@@ -23061,7 +23565,7 @@
         <w:pStyle w:val="Nagwek2"/>
         <w:spacing w:before="260" w:after="140"/>
       </w:pPr>
-      <w:bookmarkStart w:id="49" w:name="_Toc239426670"/>
+      <w:bookmarkStart w:id="50" w:name="_Toc239444796"/>
       <w:r>
         <w:rPr>
           <w:b/>
@@ -23070,7 +23574,7 @@
         </w:rPr>
         <w:t>11.4. Wnioski</w:t>
       </w:r>
-      <w:bookmarkEnd w:id="49"/>
+      <w:bookmarkEnd w:id="50"/>
     </w:p>
     <w:p>
       <w:pPr>
@@ -23105,7 +23609,7 @@
         <w:pageBreakBefore/>
         <w:spacing w:after="240"/>
       </w:pPr>
-      <w:bookmarkStart w:id="50" w:name="_Toc239426671"/>
+      <w:bookmarkStart w:id="51" w:name="_Toc239444797"/>
       <w:r>
         <w:rPr>
           <w:b/>
@@ -23115,7 +23619,7 @@
         <w:lastRenderedPageBreak/>
         <w:t>Załącznik A. Struktury danych sterownika</w:t>
       </w:r>
-      <w:bookmarkEnd w:id="50"/>
+      <w:bookmarkEnd w:id="51"/>
     </w:p>
     <w:p>
       <w:pPr>
@@ -26194,7 +26698,7 @@
         <w:pageBreakBefore/>
         <w:spacing w:after="240"/>
       </w:pPr>
-      <w:bookmarkStart w:id="51" w:name="_Toc239426672"/>
+      <w:bookmarkStart w:id="52" w:name="_Toc239444798"/>
       <w:r>
         <w:rPr>
           <w:b/>
@@ -26204,14 +26708,14 @@
         <w:lastRenderedPageBreak/>
         <w:t>Załącznik B. Instrukcja uruchomienia</w:t>
       </w:r>
-      <w:bookmarkEnd w:id="51"/>
+      <w:bookmarkEnd w:id="52"/>
     </w:p>
     <w:p>
       <w:pPr>
         <w:pStyle w:val="Nagwek2"/>
         <w:spacing w:before="260" w:after="140"/>
       </w:pPr>
-      <w:bookmarkStart w:id="52" w:name="_Toc239426673"/>
+      <w:bookmarkStart w:id="53" w:name="_Toc239444799"/>
       <w:r>
         <w:rPr>
           <w:b/>
@@ -26220,7 +26724,7 @@
         </w:rPr>
         <w:t>B.1. Wymagania</w:t>
       </w:r>
-      <w:bookmarkEnd w:id="52"/>
+      <w:bookmarkEnd w:id="53"/>
     </w:p>
     <w:tbl>
       <w:tblPr>
@@ -26237,7 +26741,7 @@
           <w:left w:w="10" w:type="dxa"/>
           <w:right w:w="10" w:type="dxa"/>
         </w:tblCellMar>
-        <w:tblLook w:val="04A0" w:firstRow="1" w:lastRow="0" w:firstColumn="1" w:lastColumn="0" w:noHBand="0" w:noVBand="1"/>
+        <w:tblLook w:val="0000" w:firstRow="0" w:lastRow="0" w:firstColumn="0" w:lastColumn="0" w:noHBand="0" w:noVBand="0"/>
       </w:tblPr>
       <w:tblGrid>
         <w:gridCol w:w="4082"/>
@@ -26582,7 +27086,7 @@
           <w:sz w:val="18"/>
           <w:szCs w:val="18"/>
         </w:rPr>
-        <w:t>Tab. 20. Wymagania programowe systemu.</w:t>
+        <w:t>Tab. 21. Wymagania programowe systemu.</w:t>
       </w:r>
     </w:p>
     <w:p>
@@ -26590,7 +27094,7 @@
         <w:pStyle w:val="Nagwek2"/>
         <w:spacing w:before="260" w:after="140"/>
       </w:pPr>
-      <w:bookmarkStart w:id="53" w:name="_Toc239426674"/>
+      <w:bookmarkStart w:id="54" w:name="_Toc239444800"/>
       <w:r>
         <w:rPr>
           <w:b/>
@@ -26599,7 +27103,7 @@
         </w:rPr>
         <w:t>B.2. Pierwsze uruchomienie</w:t>
       </w:r>
-      <w:bookmarkEnd w:id="53"/>
+      <w:bookmarkEnd w:id="54"/>
     </w:p>
     <w:p>
       <w:pPr>
@@ -26662,7 +27166,7 @@
         <w:pStyle w:val="Nagwek2"/>
         <w:spacing w:before="260" w:after="140"/>
       </w:pPr>
-      <w:bookmarkStart w:id="54" w:name="_Toc239426675"/>
+      <w:bookmarkStart w:id="55" w:name="_Toc239444801"/>
       <w:r>
         <w:rPr>
           <w:b/>
@@ -26671,7 +27175,7 @@
         </w:rPr>
         <w:t>B.3. Uwagi eksploatacyjne</w:t>
       </w:r>
-      <w:bookmarkEnd w:id="54"/>
+      <w:bookmarkEnd w:id="55"/>
     </w:p>
     <w:p>
       <w:pPr>
@@ -26735,7 +27239,7 @@
         <w:pageBreakBefore/>
         <w:spacing w:after="240"/>
       </w:pPr>
-      <w:bookmarkStart w:id="55" w:name="_Toc239426676"/>
+      <w:bookmarkStart w:id="56" w:name="_Toc239444802"/>
       <w:r>
         <w:rPr>
           <w:b/>
@@ -26745,7 +27249,7 @@
         <w:lastRenderedPageBreak/>
         <w:t>Załącznik C. Zawartość repozytorium</w:t>
       </w:r>
-      <w:bookmarkEnd w:id="55"/>
+      <w:bookmarkEnd w:id="56"/>
     </w:p>
     <w:tbl>
       <w:tblPr>
@@ -26762,7 +27266,7 @@
           <w:left w:w="10" w:type="dxa"/>
           <w:right w:w="10" w:type="dxa"/>
         </w:tblCellMar>
-        <w:tblLook w:val="04A0" w:firstRow="1" w:lastRow="0" w:firstColumn="1" w:lastColumn="0" w:noHBand="0" w:noVBand="1"/>
+        <w:tblLook w:val="0000" w:firstRow="0" w:lastRow="0" w:firstColumn="0" w:lastColumn="0" w:noHBand="0" w:noVBand="0"/>
       </w:tblPr>
       <w:tblGrid>
         <w:gridCol w:w="2721"/>
@@ -27637,7 +28141,7 @@
           <w:sz w:val="18"/>
           <w:szCs w:val="18"/>
         </w:rPr>
-        <w:t>Tab. 21. Struktura repozytorium projektu.</w:t>
+        <w:t>Tab. 22. Struktura repozytorium projektu.</w:t>
       </w:r>
     </w:p>
     <w:sectPr>
@@ -27761,10 +28265,10 @@
 <file path=word/numbering.xml><?xml version="1.0" encoding="utf-8"?>
 <w:numbering xmlns:wpc="http://schemas.microsoft.com/office/word/2010/wordprocessingCanvas" xmlns:cx="http://schemas.microsoft.com/office/drawing/2014/chartex" xmlns:cx1="http://schemas.microsoft.com/office/drawing/2015/9/8/chartex" xmlns:cx2="http://schemas.microsoft.com/office/drawing/2015/10/21/chartex" xmlns:cx3="http://schemas.microsoft.com/office/drawing/2016/5/9/chartex" xmlns:cx4="http://schemas.microsoft.com/office/drawing/2016/5/10/chartex" xmlns:cx5="http://schemas.microsoft.com/office/drawing/2016/5/11/chartex" xmlns:cx6="http://schemas.microsoft.com/office/drawing/2016/5/12/chartex" xmlns:cx7="http://schemas.microsoft.com/office/drawing/2016/5/13/chartex" xmlns:cx8="http://schemas.microsoft.com/office/drawing/2016/5/14/chartex" xmlns:mc="http://schemas.openxmlformats.org/markup-compatibility/2006" xmlns:m="http://schemas.openxmlformats.org/officeDocument/2006/math" xmlns:aink="http://schemas.microsoft.com/office/drawing/2016/ink" xmlns:am3d="http://schemas.microsoft.com/office/drawing/2017/model3d" xmlns:oel="http://schemas.microsoft.com/office/2019/extlst" xmlns:r="http://schemas.openxmlformats.org/officeDocument/2006/relationships" xmlns:wp14="http://schemas.microsoft.com/office/word/2010/wordprocessingDrawing" xmlns:wp="http://schemas.openxmlformats.org/drawingml/2006/wordprocessingDrawing" xmlns:wpg="http://schemas.microsoft.com/office/word/2010/wordprocessingGroup" xmlns:wpi="http://schemas.microsoft.com/office/word/2010/wordprocessingInk" xmlns:wps="http://schemas.microsoft.com/office/word/2010/wordprocessingShape" xmlns:o="urn:schemas-microsoft-com:office:office" xmlns:v="urn:schemas-microsoft-com:vml" xmlns:w10="urn:schemas-microsoft-com:office:word" xmlns:w="http://schemas.openxmlformats.org/wordprocessingml/2006/main" xmlns:w14="http://schemas.microsoft.com/office/word/2010/wordml" xmlns:w15="http://schemas.microsoft.com/office/word/2012/wordml" xmlns:w16cex="http://schemas.microsoft.com/office/word/2018/wordml/cex" xmlns:w16cid="http://schemas.microsoft.com/office/word/2016/wordml/cid" xmlns:w16="http://schemas.microsoft.com/office/word/2018/wordml" xmlns:w16sdtdh="http://schemas.microsoft.com/office/word/2020/wordml/sdtdatahash" xmlns:w16sdtfl="http://schemas.microsoft.com/office/word/2024/wordml/sdtformatlock" xmlns:w16se="http://schemas.microsoft.com/office/word/2015/wordml/symex" xmlns:w16du="http://schemas.microsoft.com/office/word/2023/wordml/word16du" xmlns:wne="http://schemas.microsoft.com/office/word/2006/wordml" mc:Ignorable="w14 w15 w16se w16cid w16 w16cex w16sdtdh w16sdtfl w16du wp14">
   <w:abstractNum w:abstractNumId="0" w15:restartNumberingAfterBreak="0">
-    <w:nsid w:val="23A47E5E"/>
+    <w:nsid w:val="23827AAA"/>
     <w:multiLevelType w:val="hybridMultilevel"/>
-    <w:tmpl w:val="4FB0A4C8"/>
-    <w:lvl w:ilvl="0" w:tplc="044E5C60">
+    <w:tmpl w:val="45ECBD26"/>
+    <w:lvl w:ilvl="0" w:tplc="D144BCB6">
       <w:start w:val="1"/>
       <w:numFmt w:val="bullet"/>
       <w:lvlText w:val="•"/>
@@ -27773,7 +28277,7 @@
         <w:ind w:left="460" w:hanging="260"/>
       </w:pPr>
     </w:lvl>
-    <w:lvl w:ilvl="1" w:tplc="6C0A5170">
+    <w:lvl w:ilvl="1" w:tplc="452616A0">
       <w:start w:val="1"/>
       <w:numFmt w:val="bullet"/>
       <w:lvlText w:val="–"/>
@@ -27782,47 +28286,47 @@
         <w:ind w:left="900" w:hanging="260"/>
       </w:pPr>
     </w:lvl>
-    <w:lvl w:ilvl="2" w:tplc="AC943350">
+    <w:lvl w:ilvl="2" w:tplc="4F12F6C2">
       <w:numFmt w:val="decimal"/>
       <w:lvlText w:val=""/>
       <w:lvlJc w:val="left"/>
     </w:lvl>
-    <w:lvl w:ilvl="3" w:tplc="E4DA225A">
+    <w:lvl w:ilvl="3" w:tplc="FB405678">
       <w:numFmt w:val="decimal"/>
       <w:lvlText w:val=""/>
       <w:lvlJc w:val="left"/>
     </w:lvl>
-    <w:lvl w:ilvl="4" w:tplc="389E5514">
+    <w:lvl w:ilvl="4" w:tplc="9F84F552">
       <w:numFmt w:val="decimal"/>
       <w:lvlText w:val=""/>
       <w:lvlJc w:val="left"/>
     </w:lvl>
-    <w:lvl w:ilvl="5" w:tplc="5DB096A2">
+    <w:lvl w:ilvl="5" w:tplc="FD24F9DC">
       <w:numFmt w:val="decimal"/>
       <w:lvlText w:val=""/>
       <w:lvlJc w:val="left"/>
     </w:lvl>
-    <w:lvl w:ilvl="6" w:tplc="6E182208">
+    <w:lvl w:ilvl="6" w:tplc="150CD3D6">
       <w:numFmt w:val="decimal"/>
       <w:lvlText w:val=""/>
       <w:lvlJc w:val="left"/>
     </w:lvl>
-    <w:lvl w:ilvl="7" w:tplc="D9CAB9FA">
+    <w:lvl w:ilvl="7" w:tplc="5830B63A">
       <w:numFmt w:val="decimal"/>
       <w:lvlText w:val=""/>
       <w:lvlJc w:val="left"/>
     </w:lvl>
-    <w:lvl w:ilvl="8" w:tplc="5406DE22">
+    <w:lvl w:ilvl="8" w:tplc="6286276E">
       <w:numFmt w:val="decimal"/>
       <w:lvlText w:val=""/>
       <w:lvlJc w:val="left"/>
     </w:lvl>
   </w:abstractNum>
   <w:abstractNum w:abstractNumId="1" w15:restartNumberingAfterBreak="0">
-    <w:nsid w:val="46DC3C66"/>
+    <w:nsid w:val="30D35AF9"/>
     <w:multiLevelType w:val="hybridMultilevel"/>
-    <w:tmpl w:val="8E526348"/>
-    <w:lvl w:ilvl="0" w:tplc="2ADA4916">
+    <w:tmpl w:val="8ED4DDB6"/>
+    <w:lvl w:ilvl="0" w:tplc="27F42A06">
       <w:start w:val="1"/>
       <w:numFmt w:val="decimal"/>
       <w:lvlText w:val="%1."/>
@@ -27831,52 +28335,52 @@
         <w:ind w:left="460" w:hanging="260"/>
       </w:pPr>
     </w:lvl>
-    <w:lvl w:ilvl="1" w:tplc="3A16AD20">
+    <w:lvl w:ilvl="1" w:tplc="9EF2204C">
       <w:numFmt w:val="decimal"/>
       <w:lvlText w:val=""/>
       <w:lvlJc w:val="left"/>
     </w:lvl>
-    <w:lvl w:ilvl="2" w:tplc="55B8F732">
+    <w:lvl w:ilvl="2" w:tplc="5E6CC884">
       <w:numFmt w:val="decimal"/>
       <w:lvlText w:val=""/>
       <w:lvlJc w:val="left"/>
     </w:lvl>
-    <w:lvl w:ilvl="3" w:tplc="DB1A2118">
+    <w:lvl w:ilvl="3" w:tplc="EBD4A8AA">
       <w:numFmt w:val="decimal"/>
       <w:lvlText w:val=""/>
       <w:lvlJc w:val="left"/>
     </w:lvl>
-    <w:lvl w:ilvl="4" w:tplc="FE444458">
+    <w:lvl w:ilvl="4" w:tplc="F99423E2">
       <w:numFmt w:val="decimal"/>
       <w:lvlText w:val=""/>
       <w:lvlJc w:val="left"/>
     </w:lvl>
-    <w:lvl w:ilvl="5" w:tplc="4FEEEB66">
+    <w:lvl w:ilvl="5" w:tplc="E642FE28">
       <w:numFmt w:val="decimal"/>
       <w:lvlText w:val=""/>
       <w:lvlJc w:val="left"/>
     </w:lvl>
-    <w:lvl w:ilvl="6" w:tplc="5AD4FF0A">
+    <w:lvl w:ilvl="6" w:tplc="051421C2">
       <w:numFmt w:val="decimal"/>
       <w:lvlText w:val=""/>
       <w:lvlJc w:val="left"/>
     </w:lvl>
-    <w:lvl w:ilvl="7" w:tplc="AC1E8D12">
+    <w:lvl w:ilvl="7" w:tplc="76365FD2">
       <w:numFmt w:val="decimal"/>
       <w:lvlText w:val=""/>
       <w:lvlJc w:val="left"/>
     </w:lvl>
-    <w:lvl w:ilvl="8" w:tplc="6446681E">
+    <w:lvl w:ilvl="8" w:tplc="97C87E7E">
       <w:numFmt w:val="decimal"/>
       <w:lvlText w:val=""/>
       <w:lvlJc w:val="left"/>
     </w:lvl>
   </w:abstractNum>
   <w:abstractNum w:abstractNumId="2" w15:restartNumberingAfterBreak="0">
-    <w:nsid w:val="56F36491"/>
+    <w:nsid w:val="40FE14D5"/>
     <w:multiLevelType w:val="hybridMultilevel"/>
-    <w:tmpl w:val="3716A37C"/>
-    <w:lvl w:ilvl="0" w:tplc="522CB684">
+    <w:tmpl w:val="CE08B408"/>
+    <w:lvl w:ilvl="0" w:tplc="11CAE288">
       <w:start w:val="1"/>
       <w:numFmt w:val="bullet"/>
       <w:lvlText w:val="●"/>
@@ -27885,7 +28389,7 @@
         <w:ind w:left="720" w:hanging="360"/>
       </w:pPr>
     </w:lvl>
-    <w:lvl w:ilvl="1" w:tplc="5A0E6816">
+    <w:lvl w:ilvl="1" w:tplc="094AC162">
       <w:start w:val="1"/>
       <w:numFmt w:val="bullet"/>
       <w:lvlText w:val="○"/>
@@ -27894,7 +28398,7 @@
         <w:ind w:left="1440" w:hanging="360"/>
       </w:pPr>
     </w:lvl>
-    <w:lvl w:ilvl="2" w:tplc="87681248">
+    <w:lvl w:ilvl="2" w:tplc="76CE4A32">
       <w:start w:val="1"/>
       <w:numFmt w:val="bullet"/>
       <w:lvlText w:val="■"/>
@@ -27903,7 +28407,7 @@
         <w:ind w:left="2160" w:hanging="360"/>
       </w:pPr>
     </w:lvl>
-    <w:lvl w:ilvl="3" w:tplc="AA1EEC44">
+    <w:lvl w:ilvl="3" w:tplc="E3A02C02">
       <w:start w:val="1"/>
       <w:numFmt w:val="bullet"/>
       <w:lvlText w:val="●"/>
@@ -27912,7 +28416,7 @@
         <w:ind w:left="2880" w:hanging="360"/>
       </w:pPr>
     </w:lvl>
-    <w:lvl w:ilvl="4" w:tplc="B1F22CE6">
+    <w:lvl w:ilvl="4" w:tplc="C756C198">
       <w:start w:val="1"/>
       <w:numFmt w:val="bullet"/>
       <w:lvlText w:val="○"/>
@@ -27921,7 +28425,7 @@
         <w:ind w:left="3600" w:hanging="360"/>
       </w:pPr>
     </w:lvl>
-    <w:lvl w:ilvl="5" w:tplc="ED8CA0B2">
+    <w:lvl w:ilvl="5" w:tplc="7E3EA746">
       <w:start w:val="1"/>
       <w:numFmt w:val="bullet"/>
       <w:lvlText w:val="■"/>
@@ -27930,7 +28434,7 @@
         <w:ind w:left="4320" w:hanging="360"/>
       </w:pPr>
     </w:lvl>
-    <w:lvl w:ilvl="6" w:tplc="5A04D9CC">
+    <w:lvl w:ilvl="6" w:tplc="CE6C82E4">
       <w:start w:val="1"/>
       <w:numFmt w:val="bullet"/>
       <w:lvlText w:val="●"/>
@@ -27939,7 +28443,7 @@
         <w:ind w:left="5040" w:hanging="360"/>
       </w:pPr>
     </w:lvl>
-    <w:lvl w:ilvl="7" w:tplc="208E2A6E">
+    <w:lvl w:ilvl="7" w:tplc="C4FC85EC">
       <w:start w:val="1"/>
       <w:numFmt w:val="bullet"/>
       <w:lvlText w:val="●"/>
@@ -27948,7 +28452,7 @@
         <w:ind w:left="5760" w:hanging="360"/>
       </w:pPr>
     </w:lvl>
-    <w:lvl w:ilvl="8" w:tplc="25686F16">
+    <w:lvl w:ilvl="8" w:tplc="126E4AB8">
       <w:start w:val="1"/>
       <w:numFmt w:val="bullet"/>
       <w:lvlText w:val="●"/>
@@ -27958,19 +28462,19 @@
       </w:pPr>
     </w:lvl>
   </w:abstractNum>
-  <w:num w:numId="1" w16cid:durableId="1390374947">
+  <w:num w:numId="1" w16cid:durableId="2093579157">
     <w:abstractNumId w:val="2"/>
     <w:lvlOverride w:ilvl="0">
       <w:startOverride w:val="1"/>
     </w:lvlOverride>
   </w:num>
-  <w:num w:numId="2" w16cid:durableId="1345859997">
+  <w:num w:numId="2" w16cid:durableId="632180771">
     <w:abstractNumId w:val="0"/>
     <w:lvlOverride w:ilvl="0">
       <w:startOverride w:val="1"/>
     </w:lvlOverride>
   </w:num>
-  <w:num w:numId="3" w16cid:durableId="1150246789">
+  <w:num w:numId="3" w16cid:durableId="2081557081">
     <w:abstractNumId w:val="1"/>
     <w:lvlOverride w:ilvl="0">
       <w:startOverride w:val="1"/>
@@ -28583,7 +29087,7 @@
     <w:autoRedefine/>
     <w:uiPriority w:val="39"/>
     <w:unhideWhenUsed/>
-    <w:rsid w:val="00ED0C0C"/>
+    <w:rsid w:val="00F341C5"/>
     <w:pPr>
       <w:spacing w:after="100"/>
     </w:pPr>
@@ -28595,7 +29099,7 @@
     <w:autoRedefine/>
     <w:uiPriority w:val="39"/>
     <w:unhideWhenUsed/>
-    <w:rsid w:val="00ED0C0C"/>
+    <w:rsid w:val="00F341C5"/>
     <w:pPr>
       <w:spacing w:after="100"/>
       <w:ind w:left="220"/>
